--- a/議事録ひな型.docx
+++ b/議事録ひな型.docx
@@ -1,10 +1,10 @@
 
 <file path=word/document.xml><?xml version="1.0" encoding="utf-8"?>
-<w:document xmlns:wpc="http://schemas.microsoft.com/office/word/2010/wordprocessingCanvas" xmlns:cx="http://schemas.microsoft.com/office/drawing/2014/chartex" xmlns:cx1="http://schemas.microsoft.com/office/drawing/2015/9/8/chartex" xmlns:cx2="http://schemas.microsoft.com/office/drawing/2015/10/21/chartex" xmlns:cx3="http://schemas.microsoft.com/office/drawing/2016/5/9/chartex" xmlns:cx4="http://schemas.microsoft.com/office/drawing/2016/5/10/chartex" xmlns:cx5="http://schemas.microsoft.com/office/drawing/2016/5/11/chartex" xmlns:cx6="http://schemas.microsoft.com/office/drawing/2016/5/12/chartex" xmlns:cx7="http://schemas.microsoft.com/office/drawing/2016/5/13/chartex" xmlns:cx8="http://schemas.microsoft.com/office/drawing/2016/5/14/chartex" xmlns:mc="http://schemas.openxmlformats.org/markup-compatibility/2006" xmlns:aink="http://schemas.microsoft.com/office/drawing/2016/ink" xmlns:am3d="http://schemas.microsoft.com/office/drawing/2017/model3d" xmlns:o="urn:schemas-microsoft-com:office:office" xmlns:oel="http://schemas.microsoft.com/office/2019/extlst" xmlns:r="http://schemas.openxmlformats.org/officeDocument/2006/relationships" xmlns:m="http://schemas.openxmlformats.org/officeDocument/2006/math" xmlns:v="urn:schemas-microsoft-com:vml" xmlns:wp14="http://schemas.microsoft.com/office/word/2010/wordprocessingDrawing" xmlns:wp="http://schemas.openxmlformats.org/drawingml/2006/wordprocessingDrawing" xmlns:w10="urn:schemas-microsoft-com:office:word" xmlns:w="http://schemas.openxmlformats.org/wordprocessingml/2006/main" xmlns:w14="http://schemas.microsoft.com/office/word/2010/wordml" xmlns:w15="http://schemas.microsoft.com/office/word/2012/wordml" xmlns:w16cex="http://schemas.microsoft.com/office/word/2018/wordml/cex" xmlns:w16cid="http://schemas.microsoft.com/office/word/2016/wordml/cid" xmlns:w16="http://schemas.microsoft.com/office/word/2018/wordml" xmlns:w16du="http://schemas.microsoft.com/office/word/2023/wordml/word16du" xmlns:w16sdtdh="http://schemas.microsoft.com/office/word/2020/wordml/sdtdatahash" xmlns:w16sdtfl="http://schemas.microsoft.com/office/word/2024/wordml/sdtformatlock" xmlns:w16se="http://schemas.microsoft.com/office/word/2015/wordml/symex" xmlns:wpg="http://schemas.microsoft.com/office/word/2010/wordprocessingGroup" xmlns:wpi="http://schemas.microsoft.com/office/word/2010/wordprocessingInk" xmlns:wne="http://schemas.microsoft.com/office/word/2006/wordml" xmlns:wps="http://schemas.microsoft.com/office/word/2010/wordprocessingShape" mc:Ignorable="w14 w15 w16se w16cid w16 w16cex w16sdtdh w16sdtfl w16du wp14">
+<w:document xmlns:wpc="http://schemas.microsoft.com/office/word/2010/wordprocessingCanvas" xmlns:cx="http://schemas.microsoft.com/office/drawing/2014/chartex" xmlns:cx1="http://schemas.microsoft.com/office/drawing/2015/9/8/chartex" xmlns:cx2="http://schemas.microsoft.com/office/drawing/2015/10/21/chartex" xmlns:cx3="http://schemas.microsoft.com/office/drawing/2016/5/9/chartex" xmlns:cx4="http://schemas.microsoft.com/office/drawing/2016/5/10/chartex" xmlns:cx5="http://schemas.microsoft.com/office/drawing/2016/5/11/chartex" xmlns:cx6="http://schemas.microsoft.com/office/drawing/2016/5/12/chartex" xmlns:cx7="http://schemas.microsoft.com/office/drawing/2016/5/13/chartex" xmlns:cx8="http://schemas.microsoft.com/office/drawing/2016/5/14/chartex" xmlns:mc="http://schemas.openxmlformats.org/markup-compatibility/2006" xmlns:aink="http://schemas.microsoft.com/office/drawing/2016/ink" xmlns:am3d="http://schemas.microsoft.com/office/drawing/2017/model3d" xmlns:o="urn:schemas-microsoft-com:office:office" xmlns:oel="http://schemas.microsoft.com/office/2019/extlst" xmlns:r="http://schemas.openxmlformats.org/officeDocument/2006/relationships" xmlns:m="http://schemas.openxmlformats.org/officeDocument/2006/math" xmlns:v="urn:schemas-microsoft-com:vml" xmlns:wp14="http://schemas.microsoft.com/office/word/2010/wordprocessingDrawing" xmlns:wp="http://schemas.openxmlformats.org/drawingml/2006/wordprocessingDrawing" xmlns:w10="urn:schemas-microsoft-com:office:word" xmlns:w="http://schemas.openxmlformats.org/wordprocessingml/2006/main" xmlns:w14="http://schemas.microsoft.com/office/word/2010/wordml" xmlns:w15="http://schemas.microsoft.com/office/word/2012/wordml" xmlns:w16cei="http://schemas.microsoft.com/office/word/2026/wordml/cei" xmlns:w16cex="http://schemas.microsoft.com/office/word/2018/wordml/cex" xmlns:w16cid="http://schemas.microsoft.com/office/word/2016/wordml/cid" xmlns:w16="http://schemas.microsoft.com/office/word/2018/wordml" xmlns:w16du="http://schemas.microsoft.com/office/word/2023/wordml/word16du" xmlns:w16sdtdh="http://schemas.microsoft.com/office/word/2020/wordml/sdtdatahash" xmlns:w16sdtfl="http://schemas.microsoft.com/office/word/2024/wordml/sdtformatlock" xmlns:w16se="http://schemas.microsoft.com/office/word/2015/wordml/symex" xmlns:wpg="http://schemas.microsoft.com/office/word/2010/wordprocessingGroup" xmlns:wpi="http://schemas.microsoft.com/office/word/2010/wordprocessingInk" xmlns:wne="http://schemas.microsoft.com/office/word/2006/wordml" xmlns:wps="http://schemas.microsoft.com/office/word/2010/wordprocessingShape" mc:Ignorable="w14 w15 w16se w16cid w16 w16cex w16sdtdh w16sdtfl w16du wp14">
   <w:body>
     <w:tbl>
       <w:tblPr>
-        <w:tblW w:w="10206" w:type="dxa"/>
+        <w:tblW w:w="9062" w:type="dxa"/>
         <w:tblBorders>
           <w:top w:val="single" w:sz="4" w:space="0" w:color="auto"/>
           <w:left w:val="single" w:sz="4" w:space="0" w:color="auto"/>
@@ -20,8 +20,8 @@
         <w:tblLook w:val="0000" w:firstRow="0" w:lastRow="0" w:firstColumn="0" w:lastColumn="0" w:noHBand="0" w:noVBand="0"/>
       </w:tblPr>
       <w:tblGrid>
-        <w:gridCol w:w="1881"/>
-        <w:gridCol w:w="8325"/>
+        <w:gridCol w:w="1871"/>
+        <w:gridCol w:w="7191"/>
       </w:tblGrid>
       <w:tr>
         <w:trPr>
@@ -30,7 +30,7 @@
         </w:trPr>
         <w:tc>
           <w:tcPr>
-            <w:tcW w:w="1881" w:type="dxa"/>
+            <w:tcW w:w="1871" w:type="dxa"/>
             <w:tcBorders>
               <w:top w:val="double" w:sz="4" w:space="0" w:color="auto"/>
               <w:left w:val="nil"/>
@@ -43,27 +43,48 @@
               <w:ind w:leftChars="-47" w:left="-99"/>
               <w:jc w:val="center"/>
               <w:rPr>
-                <w:rFonts w:eastAsia="ＭＳ ゴシック"/>
+                <w:rFonts w:asciiTheme="majorEastAsia" w:eastAsiaTheme="majorEastAsia" w:hAnsiTheme="majorEastAsia"/>
                 <w:b/>
                 <w:bCs/>
                 <w:sz w:val="24"/>
               </w:rPr>
             </w:pPr>
-            <w:r>
-              <w:rPr>
-                <w:rFonts w:eastAsia="ＭＳ ゴシック" w:hint="eastAsia"/>
+            <w:bookmarkStart w:id="0" w:name="_Hlk217655970"/>
+            <w:r>
+              <w:rPr>
+                <w:rFonts w:asciiTheme="majorEastAsia" w:eastAsiaTheme="majorEastAsia" w:hAnsiTheme="majorEastAsia" w:hint="eastAsia"/>
                 <w:b/>
                 <w:bCs/>
                 <w:sz w:val="28"/>
                 <w:szCs w:val="28"/>
               </w:rPr>
-              <w:t>記録</w:t>
+              <w:t>記</w:t>
+            </w:r>
+            <w:r>
+              <w:rPr>
+                <w:rFonts w:asciiTheme="majorEastAsia" w:eastAsiaTheme="majorEastAsia" w:hAnsiTheme="majorEastAsia" w:hint="eastAsia"/>
+                <w:b/>
+                <w:bCs/>
+                <w:sz w:val="28"/>
+                <w:szCs w:val="28"/>
+              </w:rPr>
+              <w:t xml:space="preserve"> </w:t>
+            </w:r>
+            <w:r>
+              <w:rPr>
+                <w:rFonts w:asciiTheme="majorEastAsia" w:eastAsiaTheme="majorEastAsia" w:hAnsiTheme="majorEastAsia" w:hint="eastAsia"/>
+                <w:b/>
+                <w:bCs/>
+                <w:sz w:val="28"/>
+                <w:szCs w:val="28"/>
+              </w:rPr>
+              <w:t>録</w:t>
             </w:r>
           </w:p>
         </w:tc>
         <w:tc>
           <w:tcPr>
-            <w:tcW w:w="8325" w:type="dxa"/>
+            <w:tcW w:w="7191" w:type="dxa"/>
             <w:tcBorders>
               <w:top w:val="double" w:sz="4" w:space="0" w:color="auto"/>
               <w:bottom w:val="double" w:sz="4" w:space="0" w:color="auto"/>
@@ -76,22 +97,39 @@
               <w:ind w:left="280" w:hangingChars="100" w:hanging="280"/>
               <w:jc w:val="left"/>
               <w:rPr>
-                <w:rFonts w:ascii="ＭＳ ゴシック" w:eastAsia="ＭＳ ゴシック" w:hAnsi="ＭＳ ゴシック" w:cs="CIDFont+F1"/>
+                <w:rFonts w:asciiTheme="majorEastAsia" w:eastAsiaTheme="majorEastAsia" w:hAnsiTheme="majorEastAsia" w:cs="CIDFont+F1"/>
                 <w:kern w:val="0"/>
                 <w:sz w:val="28"/>
               </w:rPr>
             </w:pPr>
             <w:r>
               <w:rPr>
-                <w:rFonts w:ascii="ＭＳ ゴシック" w:eastAsia="ＭＳ ゴシック" w:hAnsi="ＭＳ ゴシック" w:hint="eastAsia"/>
+                <w:rFonts w:asciiTheme="majorEastAsia" w:eastAsiaTheme="majorEastAsia" w:hAnsiTheme="majorEastAsia" w:cs="CIDFont+F1" w:hint="eastAsia"/>
+                <w:kern w:val="0"/>
                 <w:sz w:val="28"/>
-                <w:szCs w:val="28"/>
-              </w:rPr>
-              <w:t>●●●</w:t>
-            </w:r>
-            <w:r>
-              <w:rPr>
-                <w:rFonts w:ascii="ＭＳ ゴシック" w:eastAsia="ＭＳ ゴシック" w:hAnsi="ＭＳ ゴシック" w:hint="eastAsia"/>
+              </w:rPr>
+              <w:t>第</w:t>
+            </w:r>
+            <w:r>
+              <w:rPr>
+                <w:rFonts w:asciiTheme="majorEastAsia" w:eastAsiaTheme="majorEastAsia" w:hAnsiTheme="majorEastAsia" w:cs="CIDFont+F1" w:hint="eastAsia"/>
+                <w:kern w:val="0"/>
+                <w:sz w:val="28"/>
+              </w:rPr>
+              <w:t>１</w:t>
+            </w:r>
+            <w:r>
+              <w:rPr>
+                <w:rFonts w:asciiTheme="majorEastAsia" w:eastAsiaTheme="majorEastAsia" w:hAnsiTheme="majorEastAsia" w:cs="CIDFont+F1" w:hint="eastAsia"/>
+                <w:kern w:val="0"/>
+                <w:sz w:val="28"/>
+              </w:rPr>
+              <w:t>回</w:t>
+            </w:r>
+            <w:r>
+              <w:rPr>
+                <w:rFonts w:asciiTheme="majorEastAsia" w:eastAsiaTheme="majorEastAsia" w:hAnsiTheme="majorEastAsia" w:cs="CIDFont+F1" w:hint="eastAsia"/>
+                <w:kern w:val="0"/>
                 <w:sz w:val="28"/>
               </w:rPr>
               <w:t>打合せ</w:t>
@@ -115,26 +153,28 @@
         <w:tblLook w:val="04A0" w:firstRow="1" w:lastRow="0" w:firstColumn="1" w:lastColumn="0" w:noHBand="0" w:noVBand="1"/>
       </w:tblPr>
       <w:tblGrid>
-        <w:gridCol w:w="1254"/>
-        <w:gridCol w:w="6217"/>
-        <w:gridCol w:w="2724"/>
+        <w:gridCol w:w="1271"/>
+        <w:gridCol w:w="992"/>
+        <w:gridCol w:w="3261"/>
+        <w:gridCol w:w="3536"/>
       </w:tblGrid>
       <w:tr>
         <w:tc>
           <w:tcPr>
-            <w:tcW w:w="1254" w:type="dxa"/>
+            <w:tcW w:w="1271" w:type="dxa"/>
           </w:tcPr>
+          <w:bookmarkEnd w:id="0"/>
           <w:p>
             <w:pPr>
               <w:jc w:val="distribute"/>
               <w:rPr>
-                <w:rFonts w:ascii="ＭＳ 明朝" w:hAnsi="ＭＳ 明朝"/>
-                <w:szCs w:val="21"/>
-              </w:rPr>
-            </w:pPr>
-            <w:r>
-              <w:rPr>
-                <w:rFonts w:ascii="ＭＳ 明朝" w:hAnsi="ＭＳ 明朝" w:hint="eastAsia"/>
+                <w:rFonts w:asciiTheme="minorEastAsia" w:eastAsiaTheme="minorEastAsia" w:hAnsiTheme="minorEastAsia"/>
+                <w:szCs w:val="21"/>
+              </w:rPr>
+            </w:pPr>
+            <w:r>
+              <w:rPr>
+                <w:rFonts w:asciiTheme="minorEastAsia" w:eastAsiaTheme="minorEastAsia" w:hAnsiTheme="minorEastAsia" w:hint="eastAsia"/>
                 <w:szCs w:val="21"/>
               </w:rPr>
               <w:t>開催日時</w:t>
@@ -143,42 +183,178 @@
         </w:tc>
         <w:tc>
           <w:tcPr>
-            <w:tcW w:w="8941" w:type="dxa"/>
-            <w:gridSpan w:val="2"/>
+            <w:tcW w:w="7789" w:type="dxa"/>
+            <w:gridSpan w:val="3"/>
           </w:tcPr>
           <w:p>
             <w:pPr>
               <w:rPr>
-                <w:rFonts w:ascii="ＭＳ 明朝" w:hAnsi="ＭＳ 明朝"/>
-                <w:szCs w:val="21"/>
-              </w:rPr>
-            </w:pPr>
-            <w:r>
-              <w:rPr>
-                <w:rFonts w:ascii="ＭＳ 明朝" w:hAnsi="ＭＳ 明朝" w:hint="eastAsia"/>
-                <w:szCs w:val="21"/>
-              </w:rPr>
-              <w:t>令和●年●月●日（●）●時●分～●時●分</w:t>
+                <w:rFonts w:asciiTheme="minorEastAsia" w:eastAsiaTheme="minorEastAsia" w:hAnsiTheme="minorEastAsia"/>
+                <w:szCs w:val="21"/>
+              </w:rPr>
+            </w:pPr>
+            <w:r>
+              <w:rPr>
+                <w:rFonts w:asciiTheme="minorEastAsia" w:eastAsiaTheme="minorEastAsia" w:hAnsiTheme="minorEastAsia" w:hint="eastAsia"/>
+                <w:szCs w:val="21"/>
+              </w:rPr>
+              <w:t>令和</w:t>
+            </w:r>
+            <w:r>
+              <w:rPr>
+                <w:rFonts w:asciiTheme="minorEastAsia" w:eastAsiaTheme="minorEastAsia" w:hAnsiTheme="minorEastAsia" w:hint="eastAsia"/>
+                <w:szCs w:val="21"/>
+              </w:rPr>
+              <w:t>８</w:t>
+            </w:r>
+            <w:r>
+              <w:rPr>
+                <w:rFonts w:asciiTheme="minorEastAsia" w:eastAsiaTheme="minorEastAsia" w:hAnsiTheme="minorEastAsia" w:hint="eastAsia"/>
+                <w:szCs w:val="21"/>
+              </w:rPr>
+              <w:t>年</w:t>
+            </w:r>
+            <w:r>
+              <w:rPr>
+                <w:rFonts w:asciiTheme="minorEastAsia" w:eastAsiaTheme="minorEastAsia" w:hAnsiTheme="minorEastAsia" w:hint="eastAsia"/>
+                <w:szCs w:val="21"/>
+              </w:rPr>
+              <w:t>８</w:t>
+            </w:r>
+            <w:r>
+              <w:rPr>
+                <w:rFonts w:asciiTheme="minorEastAsia" w:eastAsiaTheme="minorEastAsia" w:hAnsiTheme="minorEastAsia" w:hint="eastAsia"/>
+                <w:szCs w:val="21"/>
+              </w:rPr>
+              <w:t>月</w:t>
+            </w:r>
+            <w:r>
+              <w:rPr>
+                <w:rFonts w:asciiTheme="minorEastAsia" w:eastAsiaTheme="minorEastAsia" w:hAnsiTheme="minorEastAsia" w:hint="eastAsia"/>
+                <w:szCs w:val="21"/>
+              </w:rPr>
+              <w:t>５</w:t>
+            </w:r>
+            <w:r>
+              <w:rPr>
+                <w:rFonts w:asciiTheme="minorEastAsia" w:eastAsiaTheme="minorEastAsia" w:hAnsiTheme="minorEastAsia" w:hint="eastAsia"/>
+                <w:szCs w:val="21"/>
+              </w:rPr>
+              <w:t>日（</w:t>
+            </w:r>
+            <w:r>
+              <w:rPr>
+                <w:rFonts w:asciiTheme="minorEastAsia" w:eastAsiaTheme="minorEastAsia" w:hAnsiTheme="minorEastAsia" w:hint="eastAsia"/>
+                <w:szCs w:val="21"/>
+              </w:rPr>
+              <w:t>水</w:t>
+            </w:r>
+            <w:r>
+              <w:rPr>
+                <w:rFonts w:asciiTheme="minorEastAsia" w:eastAsiaTheme="minorEastAsia" w:hAnsiTheme="minorEastAsia" w:hint="eastAsia"/>
+                <w:szCs w:val="21"/>
+              </w:rPr>
+              <w:t>）</w:t>
+            </w:r>
+            <w:r>
+              <w:rPr>
+                <w:rFonts w:asciiTheme="minorEastAsia" w:eastAsiaTheme="minorEastAsia" w:hAnsiTheme="minorEastAsia" w:hint="eastAsia"/>
+                <w:szCs w:val="21"/>
+              </w:rPr>
+              <w:t>１</w:t>
+            </w:r>
+            <w:r>
+              <w:rPr>
+                <w:rFonts w:asciiTheme="minorEastAsia" w:eastAsiaTheme="minorEastAsia" w:hAnsiTheme="minorEastAsia" w:hint="eastAsia"/>
+                <w:szCs w:val="21"/>
+              </w:rPr>
+              <w:t>４</w:t>
+            </w:r>
+            <w:r>
+              <w:rPr>
+                <w:rFonts w:asciiTheme="minorEastAsia" w:eastAsiaTheme="minorEastAsia" w:hAnsiTheme="minorEastAsia" w:hint="eastAsia"/>
+                <w:szCs w:val="21"/>
+              </w:rPr>
+              <w:t>時</w:t>
+            </w:r>
+            <w:r>
+              <w:rPr>
+                <w:rFonts w:asciiTheme="minorEastAsia" w:eastAsiaTheme="minorEastAsia" w:hAnsiTheme="minorEastAsia" w:hint="eastAsia"/>
+                <w:szCs w:val="21"/>
+              </w:rPr>
+              <w:t>０</w:t>
+            </w:r>
+            <w:r>
+              <w:rPr>
+                <w:rFonts w:asciiTheme="minorEastAsia" w:eastAsiaTheme="minorEastAsia" w:hAnsiTheme="minorEastAsia" w:hint="eastAsia"/>
+                <w:szCs w:val="21"/>
+              </w:rPr>
+              <w:t>０</w:t>
+            </w:r>
+            <w:r>
+              <w:rPr>
+                <w:rFonts w:asciiTheme="minorEastAsia" w:eastAsiaTheme="minorEastAsia" w:hAnsiTheme="minorEastAsia" w:hint="eastAsia"/>
+                <w:szCs w:val="21"/>
+              </w:rPr>
+              <w:t>分～</w:t>
+            </w:r>
+            <w:r>
+              <w:rPr>
+                <w:rFonts w:asciiTheme="minorEastAsia" w:eastAsiaTheme="minorEastAsia" w:hAnsiTheme="minorEastAsia" w:hint="eastAsia"/>
+                <w:szCs w:val="21"/>
+              </w:rPr>
+              <w:t>１</w:t>
+            </w:r>
+            <w:r>
+              <w:rPr>
+                <w:rFonts w:asciiTheme="minorEastAsia" w:eastAsiaTheme="minorEastAsia" w:hAnsiTheme="minorEastAsia" w:hint="eastAsia"/>
+                <w:szCs w:val="21"/>
+              </w:rPr>
+              <w:t>５</w:t>
+            </w:r>
+            <w:r>
+              <w:rPr>
+                <w:rFonts w:asciiTheme="minorEastAsia" w:eastAsiaTheme="minorEastAsia" w:hAnsiTheme="minorEastAsia" w:hint="eastAsia"/>
+                <w:szCs w:val="21"/>
+              </w:rPr>
+              <w:t>時</w:t>
+            </w:r>
+            <w:r>
+              <w:rPr>
+                <w:rFonts w:asciiTheme="minorEastAsia" w:eastAsiaTheme="minorEastAsia" w:hAnsiTheme="minorEastAsia" w:hint="eastAsia"/>
+                <w:szCs w:val="21"/>
+              </w:rPr>
+              <w:t>００</w:t>
+            </w:r>
+            <w:r>
+              <w:rPr>
+                <w:rFonts w:asciiTheme="minorEastAsia" w:eastAsiaTheme="minorEastAsia" w:hAnsiTheme="minorEastAsia" w:hint="eastAsia"/>
+                <w:szCs w:val="21"/>
+              </w:rPr>
+              <w:t>分</w:t>
             </w:r>
           </w:p>
         </w:tc>
       </w:tr>
       <w:tr>
+        <w:trPr>
+          <w:trHeight w:val="227"/>
+        </w:trPr>
         <w:tc>
           <w:tcPr>
-            <w:tcW w:w="1254" w:type="dxa"/>
+            <w:tcW w:w="1271" w:type="dxa"/>
           </w:tcPr>
           <w:p>
             <w:pPr>
               <w:jc w:val="distribute"/>
               <w:rPr>
-                <w:rFonts w:ascii="ＭＳ 明朝" w:hAnsi="ＭＳ 明朝"/>
-                <w:szCs w:val="21"/>
-              </w:rPr>
-            </w:pPr>
-            <w:r>
-              <w:rPr>
-                <w:rFonts w:ascii="ＭＳ 明朝" w:hAnsi="ＭＳ 明朝" w:hint="eastAsia"/>
+                <w:rFonts w:asciiTheme="minorEastAsia" w:eastAsiaTheme="minorEastAsia" w:hAnsiTheme="minorEastAsia"/>
+                <w:szCs w:val="21"/>
+              </w:rPr>
+            </w:pPr>
+            <w:r>
+              <w:rPr>
+                <w:rFonts w:asciiTheme="minorEastAsia" w:eastAsiaTheme="minorEastAsia" w:hAnsiTheme="minorEastAsia" w:hint="eastAsia"/>
                 <w:szCs w:val="21"/>
               </w:rPr>
               <w:t>場所</w:t>
@@ -187,22 +363,43 @@
         </w:tc>
         <w:tc>
           <w:tcPr>
-            <w:tcW w:w="8941" w:type="dxa"/>
-            <w:gridSpan w:val="2"/>
+            <w:tcW w:w="7789" w:type="dxa"/>
+            <w:gridSpan w:val="3"/>
           </w:tcPr>
           <w:p>
             <w:pPr>
               <w:rPr>
-                <w:rFonts w:ascii="ＭＳ 明朝" w:hAnsi="ＭＳ 明朝"/>
-                <w:szCs w:val="21"/>
-              </w:rPr>
-            </w:pPr>
-            <w:r>
-              <w:rPr>
-                <w:rFonts w:ascii="ＭＳ 明朝" w:hAnsi="ＭＳ 明朝" w:hint="eastAsia"/>
-                <w:szCs w:val="21"/>
-              </w:rPr>
-              <w:t>●●●●　●●●●</w:t>
+                <w:rFonts w:asciiTheme="minorEastAsia" w:eastAsiaTheme="minorEastAsia" w:hAnsiTheme="minorEastAsia"/>
+                <w:szCs w:val="21"/>
+              </w:rPr>
+            </w:pPr>
+            <w:r>
+              <w:rPr>
+                <w:rFonts w:asciiTheme="minorEastAsia" w:eastAsiaTheme="minorEastAsia" w:hAnsiTheme="minorEastAsia" w:hint="eastAsia"/>
+                <w:szCs w:val="21"/>
+              </w:rPr>
+              <w:t xml:space="preserve">松戸市役所　</w:t>
+            </w:r>
+            <w:r>
+              <w:rPr>
+                <w:rFonts w:asciiTheme="minorEastAsia" w:eastAsiaTheme="minorEastAsia" w:hAnsiTheme="minorEastAsia"/>
+                <w:szCs w:val="21"/>
+              </w:rPr>
+              <w:t xml:space="preserve">竹ケ花別館　</w:t>
+            </w:r>
+            <w:r>
+              <w:rPr>
+                <w:rFonts w:asciiTheme="minorEastAsia" w:eastAsiaTheme="minorEastAsia" w:hAnsiTheme="minorEastAsia" w:hint="eastAsia"/>
+                <w:szCs w:val="21"/>
+              </w:rPr>
+              <w:t>１</w:t>
+            </w:r>
+            <w:r>
+              <w:rPr>
+                <w:rFonts w:asciiTheme="minorEastAsia" w:eastAsiaTheme="minorEastAsia" w:hAnsiTheme="minorEastAsia"/>
+                <w:szCs w:val="21"/>
+              </w:rPr>
+              <w:t>階会議室</w:t>
             </w:r>
           </w:p>
         </w:tc>
@@ -213,20 +410,20 @@
         </w:trPr>
         <w:tc>
           <w:tcPr>
-            <w:tcW w:w="1254" w:type="dxa"/>
+            <w:tcW w:w="1271" w:type="dxa"/>
             <w:vMerge w:val="restart"/>
           </w:tcPr>
           <w:p>
             <w:pPr>
               <w:jc w:val="distribute"/>
               <w:rPr>
-                <w:rFonts w:ascii="ＭＳ 明朝" w:hAnsi="ＭＳ 明朝"/>
-                <w:szCs w:val="21"/>
-              </w:rPr>
-            </w:pPr>
-            <w:r>
-              <w:rPr>
-                <w:rFonts w:ascii="ＭＳ 明朝" w:hAnsi="ＭＳ 明朝" w:hint="eastAsia"/>
+                <w:rFonts w:asciiTheme="minorEastAsia" w:eastAsiaTheme="minorEastAsia" w:hAnsiTheme="minorEastAsia"/>
+                <w:szCs w:val="21"/>
+              </w:rPr>
+            </w:pPr>
+            <w:r>
+              <w:rPr>
+                <w:rFonts w:asciiTheme="minorEastAsia" w:eastAsiaTheme="minorEastAsia" w:hAnsiTheme="minorEastAsia"/>
                 <w:szCs w:val="21"/>
               </w:rPr>
               <w:t>出席者</w:t>
@@ -236,13 +433,13 @@
             <w:pPr>
               <w:jc w:val="distribute"/>
               <w:rPr>
-                <w:rFonts w:ascii="ＭＳ 明朝" w:hAnsi="ＭＳ 明朝"/>
-                <w:szCs w:val="21"/>
-              </w:rPr>
-            </w:pPr>
-            <w:r>
-              <w:rPr>
-                <w:rFonts w:ascii="ＭＳ 明朝" w:hAnsi="ＭＳ 明朝" w:hint="eastAsia"/>
+                <w:rFonts w:asciiTheme="minorEastAsia" w:eastAsiaTheme="minorEastAsia" w:hAnsiTheme="minorEastAsia"/>
+                <w:szCs w:val="21"/>
+              </w:rPr>
+            </w:pPr>
+            <w:r>
+              <w:rPr>
+                <w:rFonts w:asciiTheme="minorEastAsia" w:eastAsiaTheme="minorEastAsia" w:hAnsiTheme="minorEastAsia"/>
                 <w:szCs w:val="21"/>
               </w:rPr>
               <w:t>（敬称略）</w:t>
@@ -251,43 +448,99 @@
         </w:tc>
         <w:tc>
           <w:tcPr>
-            <w:tcW w:w="6217" w:type="dxa"/>
+            <w:tcW w:w="992" w:type="dxa"/>
           </w:tcPr>
           <w:p>
             <w:pPr>
               <w:jc w:val="left"/>
               <w:rPr>
-                <w:rFonts w:ascii="ＭＳ 明朝" w:hAnsi="ＭＳ 明朝"/>
-                <w:szCs w:val="21"/>
-              </w:rPr>
-            </w:pPr>
-            <w:r>
-              <w:rPr>
-                <w:rFonts w:ascii="ＭＳ 明朝" w:hAnsi="ＭＳ 明朝" w:hint="eastAsia"/>
-                <w:szCs w:val="21"/>
-              </w:rPr>
-              <w:t>事務局：〇〇株式会社(〇〇)</w:t>
+                <w:rFonts w:asciiTheme="minorEastAsia" w:eastAsiaTheme="minorEastAsia" w:hAnsiTheme="minorEastAsia"/>
+                <w:szCs w:val="21"/>
+              </w:rPr>
+            </w:pPr>
+            <w:r>
+              <w:rPr>
+                <w:rFonts w:asciiTheme="minorEastAsia" w:eastAsiaTheme="minorEastAsia" w:hAnsiTheme="minorEastAsia" w:hint="eastAsia"/>
+                <w:szCs w:val="21"/>
+              </w:rPr>
+              <w:t>委託者</w:t>
             </w:r>
           </w:p>
         </w:tc>
         <w:tc>
           <w:tcPr>
-            <w:tcW w:w="2724" w:type="dxa"/>
+            <w:tcW w:w="3261" w:type="dxa"/>
           </w:tcPr>
           <w:p>
             <w:pPr>
               <w:jc w:val="left"/>
               <w:rPr>
-                <w:rFonts w:ascii="ＭＳ 明朝" w:hAnsi="ＭＳ 明朝"/>
-                <w:szCs w:val="21"/>
-              </w:rPr>
-            </w:pPr>
-            <w:r>
-              <w:rPr>
-                <w:rFonts w:ascii="ＭＳ 明朝" w:hAnsi="ＭＳ 明朝" w:hint="eastAsia"/>
-                <w:szCs w:val="21"/>
-              </w:rPr>
-              <w:t>〇〇、〇〇例）〇〇主査</w:t>
+                <w:rFonts w:asciiTheme="minorEastAsia" w:eastAsiaTheme="minorEastAsia" w:hAnsiTheme="minorEastAsia"/>
+                <w:szCs w:val="21"/>
+              </w:rPr>
+            </w:pPr>
+            <w:r>
+              <w:rPr>
+                <w:rFonts w:asciiTheme="minorEastAsia" w:eastAsiaTheme="minorEastAsia" w:hAnsiTheme="minorEastAsia" w:hint="eastAsia"/>
+                <w:szCs w:val="21"/>
+              </w:rPr>
+              <w:t>松戸市</w:t>
+            </w:r>
+            <w:r>
+              <w:rPr>
+                <w:rFonts w:asciiTheme="minorEastAsia" w:eastAsiaTheme="minorEastAsia" w:hAnsiTheme="minorEastAsia" w:hint="eastAsia"/>
+                <w:szCs w:val="21"/>
+              </w:rPr>
+              <w:t>街づくり部</w:t>
+            </w:r>
+            <w:r>
+              <w:rPr>
+                <w:rFonts w:asciiTheme="minorEastAsia" w:eastAsiaTheme="minorEastAsia" w:hAnsiTheme="minorEastAsia" w:hint="eastAsia"/>
+                <w:szCs w:val="21"/>
+              </w:rPr>
+              <w:t>街づくり課</w:t>
+            </w:r>
+            <w:r>
+              <w:rPr>
+                <w:rFonts w:asciiTheme="minorEastAsia" w:eastAsiaTheme="minorEastAsia" w:hAnsiTheme="minorEastAsia" w:hint="eastAsia"/>
+                <w:szCs w:val="21"/>
+              </w:rPr>
+              <w:t>（市）</w:t>
+            </w:r>
+          </w:p>
+        </w:tc>
+        <w:tc>
+          <w:tcPr>
+            <w:tcW w:w="3536" w:type="dxa"/>
+          </w:tcPr>
+          <w:p>
+            <w:pPr>
+              <w:jc w:val="left"/>
+              <w:rPr>
+                <w:rFonts w:asciiTheme="minorEastAsia" w:eastAsiaTheme="minorEastAsia" w:hAnsiTheme="minorEastAsia"/>
+                <w:szCs w:val="21"/>
+              </w:rPr>
+            </w:pPr>
+            <w:r>
+              <w:rPr>
+                <w:rFonts w:asciiTheme="minorEastAsia" w:eastAsiaTheme="minorEastAsia" w:hAnsiTheme="minorEastAsia" w:hint="eastAsia"/>
+                <w:szCs w:val="21"/>
+              </w:rPr>
+              <w:t>飯田、</w:t>
+            </w:r>
+            <w:r>
+              <w:rPr>
+                <w:rFonts w:asciiTheme="minorEastAsia" w:eastAsiaTheme="minorEastAsia" w:hAnsiTheme="minorEastAsia" w:hint="eastAsia"/>
+                <w:szCs w:val="21"/>
+              </w:rPr>
+              <w:t>長谷川、</w:t>
+            </w:r>
+            <w:r>
+              <w:rPr>
+                <w:rFonts w:asciiTheme="minorEastAsia" w:eastAsiaTheme="minorEastAsia" w:hAnsiTheme="minorEastAsia" w:hint="eastAsia"/>
+                <w:szCs w:val="21"/>
+              </w:rPr>
+              <w:t>松田</w:t>
             </w:r>
           </w:p>
         </w:tc>
@@ -298,14 +551,14 @@
         </w:trPr>
         <w:tc>
           <w:tcPr>
-            <w:tcW w:w="1254" w:type="dxa"/>
+            <w:tcW w:w="1271" w:type="dxa"/>
             <w:vMerge/>
           </w:tcPr>
           <w:p>
             <w:pPr>
               <w:jc w:val="distribute"/>
               <w:rPr>
-                <w:rFonts w:ascii="ＭＳ 明朝" w:hAnsi="ＭＳ 明朝"/>
+                <w:rFonts w:asciiTheme="minorEastAsia" w:eastAsiaTheme="minorEastAsia" w:hAnsiTheme="minorEastAsia"/>
                 <w:szCs w:val="21"/>
               </w:rPr>
             </w:pPr>
@@ -313,126 +566,71 @@
         </w:tc>
         <w:tc>
           <w:tcPr>
-            <w:tcW w:w="6217" w:type="dxa"/>
+            <w:tcW w:w="992" w:type="dxa"/>
           </w:tcPr>
           <w:p>
             <w:pPr>
               <w:jc w:val="left"/>
               <w:rPr>
-                <w:rFonts w:ascii="ＭＳ 明朝" w:hAnsi="ＭＳ 明朝"/>
-                <w:szCs w:val="21"/>
-              </w:rPr>
-            </w:pPr>
-            <w:r>
-              <w:rPr>
-                <w:rFonts w:ascii="ＭＳ 明朝" w:hAnsi="ＭＳ 明朝" w:hint="eastAsia"/>
-                <w:szCs w:val="21"/>
-              </w:rPr>
-              <w:t>事業協力者：△△株式会社(△△)</w:t>
+                <w:rFonts w:asciiTheme="minorEastAsia" w:eastAsiaTheme="minorEastAsia" w:hAnsiTheme="minorEastAsia"/>
+                <w:szCs w:val="21"/>
+              </w:rPr>
+            </w:pPr>
+            <w:r>
+              <w:rPr>
+                <w:rFonts w:asciiTheme="minorEastAsia" w:eastAsiaTheme="minorEastAsia" w:hAnsiTheme="minorEastAsia" w:hint="eastAsia"/>
+                <w:szCs w:val="21"/>
+              </w:rPr>
+              <w:t>受注者</w:t>
             </w:r>
           </w:p>
         </w:tc>
         <w:tc>
           <w:tcPr>
-            <w:tcW w:w="2724" w:type="dxa"/>
+            <w:tcW w:w="3261" w:type="dxa"/>
           </w:tcPr>
           <w:p>
             <w:pPr>
               <w:jc w:val="left"/>
               <w:rPr>
-                <w:rFonts w:ascii="ＭＳ 明朝" w:hAnsi="ＭＳ 明朝"/>
-                <w:szCs w:val="21"/>
-              </w:rPr>
-            </w:pPr>
-            <w:r>
-              <w:rPr>
-                <w:rFonts w:ascii="ＭＳ 明朝" w:hAnsi="ＭＳ 明朝" w:hint="eastAsia"/>
-                <w:szCs w:val="21"/>
-              </w:rPr>
-              <w:t>△△、△△例）</w:t>
-            </w:r>
-            <w:r>
-              <w:rPr>
-                <w:rFonts w:ascii="ＭＳ 明朝" w:hAnsi="ＭＳ 明朝" w:hint="eastAsia"/>
-                <w:szCs w:val="21"/>
-              </w:rPr>
-              <w:t>△△</w:t>
-            </w:r>
-            <w:r>
-              <w:rPr>
-                <w:rFonts w:ascii="ＭＳ 明朝" w:hAnsi="ＭＳ 明朝" w:hint="eastAsia"/>
-                <w:szCs w:val="21"/>
-              </w:rPr>
-              <w:t>部長</w:t>
-            </w:r>
-          </w:p>
-        </w:tc>
-      </w:tr>
-      <w:tr>
-        <w:trPr>
-          <w:trHeight w:val="310"/>
-        </w:trPr>
-        <w:tc>
-          <w:tcPr>
-            <w:tcW w:w="1254" w:type="dxa"/>
-            <w:vMerge/>
-          </w:tcPr>
-          <w:p>
-            <w:pPr>
-              <w:jc w:val="distribute"/>
-              <w:rPr>
-                <w:rFonts w:ascii="ＭＳ 明朝" w:hAnsi="ＭＳ 明朝"/>
-                <w:szCs w:val="21"/>
-              </w:rPr>
-            </w:pPr>
+                <w:rFonts w:asciiTheme="minorEastAsia" w:eastAsiaTheme="minorEastAsia" w:hAnsiTheme="minorEastAsia"/>
+                <w:szCs w:val="21"/>
+              </w:rPr>
+            </w:pPr>
+            <w:r>
+              <w:rPr>
+                <w:rFonts w:asciiTheme="minorEastAsia" w:eastAsiaTheme="minorEastAsia" w:hAnsiTheme="minorEastAsia" w:hint="eastAsia"/>
+                <w:szCs w:val="21"/>
+              </w:rPr>
+              <w:t>ユーデーコンサルタンツ</w:t>
+            </w:r>
+            <w:r>
+              <w:rPr>
+                <w:rFonts w:asciiTheme="minorEastAsia" w:eastAsiaTheme="minorEastAsia" w:hAnsiTheme="minorEastAsia" w:hint="eastAsia"/>
+                <w:szCs w:val="21"/>
+              </w:rPr>
+              <w:t>（UD）</w:t>
+            </w:r>
           </w:p>
         </w:tc>
         <w:tc>
           <w:tcPr>
-            <w:tcW w:w="6217" w:type="dxa"/>
+            <w:tcW w:w="3536" w:type="dxa"/>
           </w:tcPr>
           <w:p>
             <w:pPr>
               <w:jc w:val="left"/>
               <w:rPr>
-                <w:rFonts w:ascii="ＭＳ 明朝" w:hAnsi="ＭＳ 明朝"/>
-                <w:szCs w:val="21"/>
-              </w:rPr>
-            </w:pPr>
-            <w:r>
-              <w:rPr>
-                <w:rFonts w:ascii="ＭＳ 明朝" w:hAnsi="ＭＳ 明朝" w:hint="eastAsia"/>
-                <w:szCs w:val="21"/>
-              </w:rPr>
-              <w:t>事業コンサルタント：株式会社ユーデーコンサルタンツ (ＵＤ)</w:t>
-            </w:r>
-          </w:p>
-        </w:tc>
-        <w:tc>
-          <w:tcPr>
-            <w:tcW w:w="2724" w:type="dxa"/>
-          </w:tcPr>
-          <w:p>
-            <w:pPr>
-              <w:jc w:val="left"/>
-              <w:rPr>
-                <w:rFonts w:ascii="ＭＳ 明朝" w:hAnsi="ＭＳ 明朝"/>
-                <w:szCs w:val="21"/>
-              </w:rPr>
-            </w:pPr>
-            <w:r>
-              <w:rPr>
-                <w:rFonts w:ascii="ＭＳ 明朝" w:hAnsi="ＭＳ 明朝" w:hint="eastAsia"/>
-                <w:szCs w:val="21"/>
-              </w:rPr>
-              <w:t>□□、</w:t>
-            </w:r>
-            <w:r>
-              <w:rPr>
-                <w:rFonts w:ascii="ＭＳ 明朝" w:hAnsi="ＭＳ 明朝" w:hint="eastAsia"/>
-                <w:szCs w:val="21"/>
-              </w:rPr>
-              <w:t>山中</w:t>
+                <w:rFonts w:asciiTheme="minorEastAsia" w:eastAsiaTheme="minorEastAsia" w:hAnsiTheme="minorEastAsia"/>
+                <w:szCs w:val="21"/>
+              </w:rPr>
+            </w:pPr>
+            <w:r>
+              <w:rPr>
+                <w:rFonts w:asciiTheme="minorEastAsia" w:eastAsiaTheme="minorEastAsia" w:hAnsiTheme="minorEastAsia" w:hint="eastAsia"/>
+                <w:szCs w:val="21"/>
+              </w:rPr>
+              <w:t>高野、和泉、竹内、山中（記録）</w:t>
             </w:r>
           </w:p>
         </w:tc>
@@ -440,264 +638,51 @@
       <w:tr>
         <w:tc>
           <w:tcPr>
-            <w:tcW w:w="1254" w:type="dxa"/>
+            <w:tcW w:w="1271" w:type="dxa"/>
           </w:tcPr>
           <w:p>
             <w:pPr>
               <w:jc w:val="distribute"/>
               <w:rPr>
-                <w:rFonts w:ascii="ＭＳ 明朝" w:hAnsi="ＭＳ 明朝"/>
-                <w:szCs w:val="21"/>
-              </w:rPr>
-            </w:pPr>
-            <w:r>
-              <w:rPr>
-                <w:rFonts w:ascii="ＭＳ 明朝" w:hAnsi="ＭＳ 明朝" w:hint="eastAsia"/>
+                <w:rFonts w:asciiTheme="minorEastAsia" w:eastAsiaTheme="minorEastAsia" w:hAnsiTheme="minorEastAsia"/>
+                <w:szCs w:val="21"/>
+              </w:rPr>
+            </w:pPr>
+            <w:r>
+              <w:rPr>
+                <w:rFonts w:asciiTheme="minorEastAsia" w:eastAsiaTheme="minorEastAsia" w:hAnsiTheme="minorEastAsia" w:hint="eastAsia"/>
                 <w:szCs w:val="21"/>
               </w:rPr>
               <w:t>資料</w:t>
             </w:r>
-          </w:p>
-          <w:p>
-            <w:pPr>
-              <w:jc w:val="distribute"/>
-              <w:rPr>
-                <w:rFonts w:ascii="ＭＳ 明朝" w:hAnsi="ＭＳ 明朝"/>
-                <w:szCs w:val="21"/>
-              </w:rPr>
-            </w:pPr>
           </w:p>
         </w:tc>
         <w:tc>
           <w:tcPr>
-            <w:tcW w:w="8941" w:type="dxa"/>
-            <w:gridSpan w:val="2"/>
+            <w:tcW w:w="7789" w:type="dxa"/>
+            <w:gridSpan w:val="3"/>
           </w:tcPr>
           <w:p>
             <w:pPr>
               <w:pStyle w:val="ad"/>
               <w:numPr>
                 <w:ilvl w:val="0"/>
-                <w:numId w:val="33"/>
+                <w:numId w:val="42"/>
               </w:numPr>
               <w:ind w:leftChars="0"/>
               <w:rPr>
-                <w:rFonts w:ascii="ＭＳ 明朝" w:hAnsi="ＭＳ 明朝"/>
-                <w:szCs w:val="21"/>
-              </w:rPr>
-            </w:pPr>
-            <w:r>
-              <w:rPr>
-                <w:rFonts w:ascii="ＭＳ 明朝" w:hAnsi="ＭＳ 明朝" w:hint="eastAsia"/>
-                <w:szCs w:val="21"/>
-              </w:rPr>
-              <w:t>●●●（○○作成、○○配布）</w:t>
-            </w:r>
-          </w:p>
-          <w:p>
-            <w:pPr>
-              <w:pStyle w:val="ad"/>
-              <w:numPr>
-                <w:ilvl w:val="0"/>
-                <w:numId w:val="33"/>
-              </w:numPr>
-              <w:ind w:leftChars="0"/>
-              <w:rPr>
-                <w:rFonts w:ascii="ＭＳ 明朝" w:hAnsi="ＭＳ 明朝"/>
-                <w:szCs w:val="21"/>
-              </w:rPr>
-            </w:pPr>
-            <w:r>
-              <w:rPr>
-                <w:rFonts w:ascii="ＭＳ 明朝" w:hAnsi="ＭＳ 明朝" w:hint="eastAsia"/>
-                <w:szCs w:val="21"/>
-              </w:rPr>
-              <w:t>●●●（△△作成、△△配布）</w:t>
-            </w:r>
-          </w:p>
-          <w:p>
-            <w:pPr>
-              <w:pStyle w:val="ad"/>
-              <w:numPr>
-                <w:ilvl w:val="0"/>
-                <w:numId w:val="34"/>
-              </w:numPr>
-              <w:ind w:leftChars="0"/>
-              <w:rPr>
-                <w:rFonts w:ascii="ＭＳ 明朝" w:hAnsi="ＭＳ 明朝"/>
-                <w:szCs w:val="21"/>
-              </w:rPr>
-            </w:pPr>
-            <w:r>
-              <w:rPr>
-                <w:rFonts w:ascii="ＭＳ 明朝" w:hAnsi="ＭＳ 明朝" w:hint="eastAsia"/>
-                <w:szCs w:val="21"/>
-              </w:rPr>
-              <w:t>●●●</w:t>
-            </w:r>
-          </w:p>
-        </w:tc>
-      </w:tr>
-      <w:tr>
-        <w:tc>
-          <w:tcPr>
-            <w:tcW w:w="1254" w:type="dxa"/>
-          </w:tcPr>
-          <w:p>
-            <w:pPr>
-              <w:jc w:val="distribute"/>
-              <w:rPr>
-                <w:rFonts w:ascii="ＭＳ 明朝" w:hAnsi="ＭＳ 明朝"/>
-                <w:szCs w:val="21"/>
-              </w:rPr>
-            </w:pPr>
-            <w:r>
-              <w:rPr>
-                <w:rFonts w:ascii="ＭＳ 明朝" w:hAnsi="ＭＳ 明朝" w:hint="eastAsia"/>
-                <w:szCs w:val="21"/>
-              </w:rPr>
-              <w:t>議事次第</w:t>
-            </w:r>
-          </w:p>
-        </w:tc>
-        <w:tc>
-          <w:tcPr>
-            <w:tcW w:w="8941" w:type="dxa"/>
-            <w:gridSpan w:val="2"/>
-          </w:tcPr>
-          <w:p>
-            <w:pPr>
-              <w:numPr>
-                <w:ilvl w:val="0"/>
-                <w:numId w:val="30"/>
-              </w:numPr>
-              <w:rPr>
-                <w:rFonts w:ascii="ＭＳ 明朝" w:hAnsi="ＭＳ 明朝"/>
-                <w:szCs w:val="21"/>
-              </w:rPr>
-            </w:pPr>
-            <w:r>
-              <w:rPr>
-                <w:rFonts w:ascii="ＭＳ 明朝" w:hAnsi="ＭＳ 明朝" w:hint="eastAsia"/>
-                <w:szCs w:val="21"/>
-              </w:rPr>
-              <w:t>議題</w:t>
-            </w:r>
-          </w:p>
-          <w:p>
-            <w:pPr>
-              <w:pStyle w:val="ad"/>
-              <w:numPr>
-                <w:ilvl w:val="2"/>
-                <w:numId w:val="30"/>
-              </w:numPr>
-              <w:ind w:leftChars="0" w:left="815"/>
-              <w:rPr>
-                <w:rFonts w:ascii="ＭＳ 明朝" w:hAnsi="ＭＳ 明朝"/>
-                <w:szCs w:val="21"/>
-              </w:rPr>
-            </w:pPr>
-            <w:r>
-              <w:rPr>
-                <w:rFonts w:ascii="ＭＳ 明朝" w:hAnsi="ＭＳ 明朝" w:hint="eastAsia"/>
-                <w:szCs w:val="21"/>
-              </w:rPr>
-              <w:t>●●●●</w:t>
-            </w:r>
-          </w:p>
-          <w:p>
-            <w:pPr>
-              <w:pStyle w:val="ad"/>
-              <w:numPr>
-                <w:ilvl w:val="2"/>
-                <w:numId w:val="30"/>
-              </w:numPr>
-              <w:ind w:leftChars="0" w:left="815"/>
-              <w:rPr>
-                <w:rFonts w:ascii="ＭＳ 明朝" w:hAnsi="ＭＳ 明朝"/>
-                <w:szCs w:val="21"/>
-              </w:rPr>
-            </w:pPr>
-            <w:r>
-              <w:rPr>
-                <w:rFonts w:ascii="ＭＳ 明朝" w:hAnsi="ＭＳ 明朝" w:hint="eastAsia"/>
-                <w:szCs w:val="21"/>
-              </w:rPr>
-              <w:t>●●●●</w:t>
-            </w:r>
-          </w:p>
-          <w:p>
-            <w:pPr>
-              <w:numPr>
-                <w:ilvl w:val="0"/>
-                <w:numId w:val="30"/>
-              </w:numPr>
-              <w:rPr>
-                <w:rFonts w:ascii="ＭＳ 明朝" w:hAnsi="ＭＳ 明朝"/>
-                <w:szCs w:val="21"/>
-              </w:rPr>
-            </w:pPr>
-            <w:r>
-              <w:rPr>
-                <w:rFonts w:ascii="ＭＳ 明朝" w:hAnsi="ＭＳ 明朝" w:hint="eastAsia"/>
-                <w:szCs w:val="21"/>
-              </w:rPr>
-              <w:t>決定事項、宿題事項</w:t>
-            </w:r>
-            <w:r>
-              <w:rPr>
-                <w:rFonts w:ascii="ＭＳ ゴシック" w:eastAsia="ＭＳ ゴシック" w:hAnsi="ＭＳ ゴシック" w:hint="eastAsia"/>
-                <w:szCs w:val="21"/>
-              </w:rPr>
-              <w:t>,etc.</w:t>
-            </w:r>
-          </w:p>
-          <w:p>
-            <w:pPr>
-              <w:pStyle w:val="ad"/>
-              <w:numPr>
-                <w:ilvl w:val="2"/>
-                <w:numId w:val="30"/>
-              </w:numPr>
-              <w:ind w:leftChars="0" w:left="815"/>
-              <w:rPr>
-                <w:rFonts w:ascii="ＭＳ 明朝" w:hAnsi="ＭＳ 明朝"/>
-                <w:szCs w:val="21"/>
-              </w:rPr>
-            </w:pPr>
-            <w:r>
-              <w:rPr>
-                <w:rFonts w:ascii="ＭＳ 明朝" w:hAnsi="ＭＳ 明朝" w:hint="eastAsia"/>
-                <w:szCs w:val="21"/>
-              </w:rPr>
-              <w:t>●●●●</w:t>
-            </w:r>
-          </w:p>
-          <w:p>
-            <w:pPr>
-              <w:numPr>
-                <w:ilvl w:val="0"/>
-                <w:numId w:val="30"/>
-              </w:numPr>
-              <w:rPr>
-                <w:rFonts w:ascii="ＭＳ 明朝" w:hAnsi="ＭＳ 明朝"/>
-                <w:szCs w:val="21"/>
-              </w:rPr>
-            </w:pPr>
-            <w:r>
-              <w:rPr>
-                <w:rFonts w:ascii="ＭＳ 明朝" w:hAnsi="ＭＳ 明朝" w:hint="eastAsia"/>
-                <w:szCs w:val="21"/>
-              </w:rPr>
-              <w:t>次回設定、その他</w:t>
-            </w:r>
-            <w:r>
-              <w:rPr>
-                <w:rFonts w:ascii="ＭＳ ゴシック" w:eastAsia="ＭＳ ゴシック" w:hAnsi="ＭＳ ゴシック" w:hint="eastAsia"/>
-                <w:szCs w:val="21"/>
-              </w:rPr>
-              <w:t>,etc.</w:t>
-            </w:r>
+                <w:rFonts w:asciiTheme="minorEastAsia" w:eastAsiaTheme="minorEastAsia" w:hAnsiTheme="minorEastAsia"/>
+                <w:szCs w:val="21"/>
+              </w:rPr>
+            </w:pPr>
+          </w:p>
+          <w:p>
+            <w:pPr>
+              <w:rPr>
+                <w:rFonts w:asciiTheme="minorEastAsia" w:eastAsiaTheme="minorEastAsia" w:hAnsiTheme="minorEastAsia"/>
+                <w:szCs w:val="21"/>
+              </w:rPr>
+            </w:pPr>
           </w:p>
         </w:tc>
       </w:tr>
@@ -707,20 +692,53 @@
         </w:trPr>
         <w:tc>
           <w:tcPr>
-            <w:tcW w:w="10195" w:type="dxa"/>
+            <w:tcW w:w="1271" w:type="dxa"/>
+          </w:tcPr>
+          <w:p>
+            <w:pPr>
+              <w:jc w:val="center"/>
+              <w:rPr>
+                <w:rFonts w:asciiTheme="minorEastAsia" w:eastAsiaTheme="minorEastAsia" w:hAnsiTheme="minorEastAsia"/>
+                <w:szCs w:val="21"/>
+              </w:rPr>
+            </w:pPr>
+            <w:r>
+              <w:rPr>
+                <w:rFonts w:asciiTheme="minorEastAsia" w:eastAsiaTheme="minorEastAsia" w:hAnsiTheme="minorEastAsia" w:hint="eastAsia"/>
+                <w:spacing w:val="105"/>
+                <w:kern w:val="0"/>
+                <w:szCs w:val="21"/>
+                <w:fitText w:val="1050" w:id="-398780672"/>
+              </w:rPr>
+              <w:t>発言</w:t>
+            </w:r>
+            <w:r>
+              <w:rPr>
+                <w:rFonts w:asciiTheme="minorEastAsia" w:eastAsiaTheme="minorEastAsia" w:hAnsiTheme="minorEastAsia" w:hint="eastAsia"/>
+                <w:kern w:val="0"/>
+                <w:szCs w:val="21"/>
+                <w:fitText w:val="1050" w:id="-398780672"/>
+              </w:rPr>
+              <w:t>者</w:t>
+            </w:r>
+          </w:p>
+        </w:tc>
+        <w:tc>
+          <w:tcPr>
+            <w:tcW w:w="7789" w:type="dxa"/>
             <w:gridSpan w:val="3"/>
           </w:tcPr>
           <w:p>
             <w:pPr>
               <w:jc w:val="center"/>
               <w:rPr>
-                <w:rFonts w:ascii="ＭＳ 明朝" w:hAnsi="ＭＳ 明朝"/>
-                <w:szCs w:val="21"/>
-              </w:rPr>
-            </w:pPr>
-            <w:r>
-              <w:rPr>
-                <w:rFonts w:ascii="ＭＳ 明朝" w:hAnsi="ＭＳ 明朝" w:hint="eastAsia"/>
+                <w:rFonts w:asciiTheme="minorEastAsia" w:eastAsiaTheme="minorEastAsia" w:hAnsiTheme="minorEastAsia"/>
+                <w:szCs w:val="21"/>
+              </w:rPr>
+            </w:pPr>
+            <w:r>
+              <w:rPr>
+                <w:rFonts w:asciiTheme="minorEastAsia" w:eastAsiaTheme="minorEastAsia" w:hAnsiTheme="minorEastAsia" w:hint="eastAsia"/>
                 <w:szCs w:val="21"/>
               </w:rPr>
               <w:t>議事内容</w:t>
@@ -731,286 +749,1105 @@
       <w:tr>
         <w:tc>
           <w:tcPr>
-            <w:tcW w:w="10195" w:type="dxa"/>
+            <w:tcW w:w="1271" w:type="dxa"/>
+          </w:tcPr>
+          <w:p>
+            <w:pPr>
+              <w:jc w:val="right"/>
+              <w:rPr>
+                <w:rFonts w:asciiTheme="minorEastAsia" w:eastAsiaTheme="minorEastAsia" w:hAnsiTheme="minorEastAsia"/>
+                <w:szCs w:val="21"/>
+              </w:rPr>
+            </w:pPr>
+          </w:p>
+          <w:p>
+            <w:pPr>
+              <w:jc w:val="right"/>
+              <w:rPr>
+                <w:rFonts w:asciiTheme="minorEastAsia" w:eastAsiaTheme="minorEastAsia" w:hAnsiTheme="minorEastAsia"/>
+                <w:szCs w:val="21"/>
+              </w:rPr>
+            </w:pPr>
+          </w:p>
+          <w:p>
+            <w:pPr>
+              <w:jc w:val="right"/>
+              <w:rPr>
+                <w:rFonts w:asciiTheme="minorEastAsia" w:eastAsiaTheme="minorEastAsia" w:hAnsiTheme="minorEastAsia"/>
+                <w:szCs w:val="21"/>
+              </w:rPr>
+            </w:pPr>
+          </w:p>
+          <w:p>
+            <w:pPr>
+              <w:jc w:val="right"/>
+              <w:rPr>
+                <w:rFonts w:asciiTheme="minorEastAsia" w:eastAsiaTheme="minorEastAsia" w:hAnsiTheme="minorEastAsia"/>
+                <w:szCs w:val="21"/>
+              </w:rPr>
+            </w:pPr>
+          </w:p>
+          <w:p>
+            <w:pPr>
+              <w:jc w:val="right"/>
+              <w:rPr>
+                <w:rFonts w:asciiTheme="minorEastAsia" w:eastAsiaTheme="minorEastAsia" w:hAnsiTheme="minorEastAsia"/>
+                <w:szCs w:val="21"/>
+              </w:rPr>
+            </w:pPr>
+          </w:p>
+          <w:p>
+            <w:pPr>
+              <w:ind w:left="210" w:hangingChars="100" w:hanging="210"/>
+              <w:jc w:val="right"/>
+              <w:rPr>
+                <w:rFonts w:asciiTheme="minorEastAsia" w:eastAsiaTheme="minorEastAsia" w:hAnsiTheme="minorEastAsia"/>
+                <w:szCs w:val="21"/>
+              </w:rPr>
+            </w:pPr>
+          </w:p>
+          <w:p>
+            <w:pPr>
+              <w:ind w:left="210" w:hangingChars="100" w:hanging="210"/>
+              <w:jc w:val="right"/>
+              <w:rPr>
+                <w:rFonts w:asciiTheme="minorEastAsia" w:eastAsiaTheme="minorEastAsia" w:hAnsiTheme="minorEastAsia"/>
+                <w:szCs w:val="21"/>
+              </w:rPr>
+            </w:pPr>
+            <w:r>
+              <w:rPr>
+                <w:rFonts w:asciiTheme="minorEastAsia" w:eastAsiaTheme="minorEastAsia" w:hAnsiTheme="minorEastAsia" w:hint="eastAsia"/>
+                <w:szCs w:val="21"/>
+              </w:rPr>
+              <w:t>市</w:t>
+            </w:r>
+          </w:p>
+          <w:p>
+            <w:pPr>
+              <w:ind w:left="210" w:hangingChars="100" w:hanging="210"/>
+              <w:jc w:val="right"/>
+              <w:rPr>
+                <w:rFonts w:asciiTheme="minorEastAsia" w:eastAsiaTheme="minorEastAsia" w:hAnsiTheme="minorEastAsia"/>
+                <w:szCs w:val="21"/>
+              </w:rPr>
+            </w:pPr>
+            <w:r>
+              <w:rPr>
+                <w:rFonts w:asciiTheme="minorEastAsia" w:eastAsiaTheme="minorEastAsia" w:hAnsiTheme="minorEastAsia" w:hint="eastAsia"/>
+                <w:szCs w:val="21"/>
+              </w:rPr>
+              <w:t>UD</w:t>
+            </w:r>
+          </w:p>
+          <w:p>
+            <w:pPr>
+              <w:ind w:left="210" w:hangingChars="100" w:hanging="210"/>
+              <w:jc w:val="right"/>
+              <w:rPr>
+                <w:rFonts w:asciiTheme="minorEastAsia" w:eastAsiaTheme="minorEastAsia" w:hAnsiTheme="minorEastAsia"/>
+                <w:szCs w:val="21"/>
+              </w:rPr>
+            </w:pPr>
+          </w:p>
+          <w:p>
+            <w:pPr>
+              <w:ind w:left="210" w:hangingChars="100" w:hanging="210"/>
+              <w:jc w:val="right"/>
+              <w:rPr>
+                <w:rFonts w:asciiTheme="minorEastAsia" w:eastAsiaTheme="minorEastAsia" w:hAnsiTheme="minorEastAsia"/>
+                <w:szCs w:val="21"/>
+              </w:rPr>
+            </w:pPr>
+          </w:p>
+          <w:p>
+            <w:pPr>
+              <w:ind w:left="210" w:hangingChars="100" w:hanging="210"/>
+              <w:jc w:val="right"/>
+              <w:rPr>
+                <w:rFonts w:asciiTheme="minorEastAsia" w:eastAsiaTheme="minorEastAsia" w:hAnsiTheme="minorEastAsia"/>
+                <w:szCs w:val="21"/>
+              </w:rPr>
+            </w:pPr>
+          </w:p>
+          <w:p>
+            <w:pPr>
+              <w:ind w:left="210" w:hangingChars="100" w:hanging="210"/>
+              <w:jc w:val="right"/>
+              <w:rPr>
+                <w:rFonts w:asciiTheme="minorEastAsia" w:eastAsiaTheme="minorEastAsia" w:hAnsiTheme="minorEastAsia"/>
+                <w:szCs w:val="21"/>
+              </w:rPr>
+            </w:pPr>
+          </w:p>
+          <w:p>
+            <w:pPr>
+              <w:ind w:left="210" w:hangingChars="100" w:hanging="210"/>
+              <w:jc w:val="right"/>
+              <w:rPr>
+                <w:rFonts w:asciiTheme="minorEastAsia" w:eastAsiaTheme="minorEastAsia" w:hAnsiTheme="minorEastAsia"/>
+                <w:szCs w:val="21"/>
+              </w:rPr>
+            </w:pPr>
+          </w:p>
+          <w:p>
+            <w:pPr>
+              <w:ind w:left="210" w:hangingChars="100" w:hanging="210"/>
+              <w:jc w:val="right"/>
+              <w:rPr>
+                <w:rFonts w:asciiTheme="minorEastAsia" w:eastAsiaTheme="minorEastAsia" w:hAnsiTheme="minorEastAsia"/>
+                <w:szCs w:val="21"/>
+              </w:rPr>
+            </w:pPr>
+          </w:p>
+          <w:p>
+            <w:pPr>
+              <w:ind w:left="210" w:hangingChars="100" w:hanging="210"/>
+              <w:jc w:val="right"/>
+              <w:rPr>
+                <w:rFonts w:asciiTheme="minorEastAsia" w:eastAsiaTheme="minorEastAsia" w:hAnsiTheme="minorEastAsia"/>
+                <w:szCs w:val="21"/>
+              </w:rPr>
+            </w:pPr>
+          </w:p>
+          <w:p>
+            <w:pPr>
+              <w:ind w:left="210" w:hangingChars="100" w:hanging="210"/>
+              <w:jc w:val="right"/>
+              <w:rPr>
+                <w:rFonts w:asciiTheme="minorEastAsia" w:eastAsiaTheme="minorEastAsia" w:hAnsiTheme="minorEastAsia"/>
+                <w:szCs w:val="21"/>
+              </w:rPr>
+            </w:pPr>
+          </w:p>
+          <w:p>
+            <w:pPr>
+              <w:ind w:left="210" w:hangingChars="100" w:hanging="210"/>
+              <w:jc w:val="right"/>
+              <w:rPr>
+                <w:rFonts w:asciiTheme="minorEastAsia" w:eastAsiaTheme="minorEastAsia" w:hAnsiTheme="minorEastAsia"/>
+                <w:szCs w:val="21"/>
+              </w:rPr>
+            </w:pPr>
+          </w:p>
+          <w:p>
+            <w:pPr>
+              <w:ind w:left="210" w:hangingChars="100" w:hanging="210"/>
+              <w:jc w:val="right"/>
+              <w:rPr>
+                <w:rFonts w:asciiTheme="minorEastAsia" w:eastAsiaTheme="minorEastAsia" w:hAnsiTheme="minorEastAsia"/>
+                <w:szCs w:val="21"/>
+              </w:rPr>
+            </w:pPr>
+          </w:p>
+          <w:p>
+            <w:pPr>
+              <w:ind w:left="210" w:hangingChars="100" w:hanging="210"/>
+              <w:jc w:val="right"/>
+              <w:rPr>
+                <w:rFonts w:asciiTheme="minorEastAsia" w:eastAsiaTheme="minorEastAsia" w:hAnsiTheme="minorEastAsia"/>
+                <w:szCs w:val="21"/>
+              </w:rPr>
+            </w:pPr>
+          </w:p>
+          <w:p>
+            <w:pPr>
+              <w:ind w:left="210" w:hangingChars="100" w:hanging="210"/>
+              <w:jc w:val="right"/>
+              <w:rPr>
+                <w:rFonts w:asciiTheme="minorEastAsia" w:eastAsiaTheme="minorEastAsia" w:hAnsiTheme="minorEastAsia"/>
+                <w:szCs w:val="21"/>
+              </w:rPr>
+            </w:pPr>
+          </w:p>
+          <w:p>
+            <w:pPr>
+              <w:ind w:left="210" w:hangingChars="100" w:hanging="210"/>
+              <w:jc w:val="right"/>
+              <w:rPr>
+                <w:rFonts w:asciiTheme="minorEastAsia" w:eastAsiaTheme="minorEastAsia" w:hAnsiTheme="minorEastAsia"/>
+                <w:szCs w:val="21"/>
+              </w:rPr>
+            </w:pPr>
+          </w:p>
+          <w:p>
+            <w:pPr>
+              <w:ind w:left="210" w:hangingChars="100" w:hanging="210"/>
+              <w:jc w:val="right"/>
+              <w:rPr>
+                <w:rFonts w:asciiTheme="minorEastAsia" w:eastAsiaTheme="minorEastAsia" w:hAnsiTheme="minorEastAsia"/>
+                <w:szCs w:val="21"/>
+              </w:rPr>
+            </w:pPr>
+          </w:p>
+          <w:p>
+            <w:pPr>
+              <w:ind w:left="210" w:hangingChars="100" w:hanging="210"/>
+              <w:jc w:val="right"/>
+              <w:rPr>
+                <w:rFonts w:asciiTheme="minorEastAsia" w:eastAsiaTheme="minorEastAsia" w:hAnsiTheme="minorEastAsia"/>
+                <w:szCs w:val="21"/>
+              </w:rPr>
+            </w:pPr>
+          </w:p>
+          <w:p>
+            <w:pPr>
+              <w:ind w:left="210" w:hangingChars="100" w:hanging="210"/>
+              <w:jc w:val="right"/>
+              <w:rPr>
+                <w:rFonts w:asciiTheme="minorEastAsia" w:eastAsiaTheme="minorEastAsia" w:hAnsiTheme="minorEastAsia"/>
+                <w:szCs w:val="21"/>
+              </w:rPr>
+            </w:pPr>
+          </w:p>
+          <w:p>
+            <w:pPr>
+              <w:ind w:left="210" w:hangingChars="100" w:hanging="210"/>
+              <w:jc w:val="right"/>
+              <w:rPr>
+                <w:rFonts w:asciiTheme="minorEastAsia" w:eastAsiaTheme="minorEastAsia" w:hAnsiTheme="minorEastAsia"/>
+                <w:szCs w:val="21"/>
+              </w:rPr>
+            </w:pPr>
+          </w:p>
+        </w:tc>
+        <w:tc>
+          <w:tcPr>
+            <w:tcW w:w="7789" w:type="dxa"/>
             <w:gridSpan w:val="3"/>
           </w:tcPr>
+          <w:p>
+            <w:pPr>
+              <w:jc w:val="left"/>
+              <w:rPr>
+                <w:rFonts w:asciiTheme="minorEastAsia" w:eastAsiaTheme="minorEastAsia" w:hAnsiTheme="minorEastAsia"/>
+                <w:szCs w:val="21"/>
+              </w:rPr>
+            </w:pPr>
+            <w:r>
+              <w:rPr>
+                <w:rFonts w:asciiTheme="minorEastAsia" w:eastAsiaTheme="minorEastAsia" w:hAnsiTheme="minorEastAsia"/>
+                <w:szCs w:val="21"/>
+              </w:rPr>
+              <w:t>１．契約書および業務着手時提出書類等の確認</w:t>
+            </w:r>
+          </w:p>
+          <w:p>
+            <w:pPr>
+              <w:jc w:val="left"/>
+              <w:rPr>
+                <w:rFonts w:asciiTheme="minorEastAsia" w:eastAsiaTheme="minorEastAsia" w:hAnsiTheme="minorEastAsia"/>
+                <w:szCs w:val="21"/>
+              </w:rPr>
+            </w:pPr>
+            <w:r>
+              <w:rPr>
+                <w:rFonts w:asciiTheme="minorEastAsia" w:eastAsiaTheme="minorEastAsia" w:hAnsiTheme="minorEastAsia" w:hint="eastAsia"/>
+                <w:szCs w:val="21"/>
+              </w:rPr>
+              <w:t>（１）契約書</w:t>
+            </w:r>
+          </w:p>
+          <w:p>
+            <w:pPr>
+              <w:jc w:val="left"/>
+              <w:rPr>
+                <w:rFonts w:asciiTheme="minorEastAsia" w:eastAsiaTheme="minorEastAsia" w:hAnsiTheme="minorEastAsia"/>
+                <w:szCs w:val="21"/>
+              </w:rPr>
+            </w:pPr>
+            <w:r>
+              <w:rPr>
+                <w:rFonts w:asciiTheme="minorEastAsia" w:eastAsiaTheme="minorEastAsia" w:hAnsiTheme="minorEastAsia" w:hint="eastAsia"/>
+                <w:szCs w:val="21"/>
+              </w:rPr>
+              <w:t>委託者より契約書を受領した。</w:t>
+            </w:r>
+          </w:p>
+          <w:p>
+            <w:pPr>
+              <w:jc w:val="left"/>
+              <w:rPr>
+                <w:rFonts w:asciiTheme="minorEastAsia" w:eastAsiaTheme="minorEastAsia" w:hAnsiTheme="minorEastAsia"/>
+                <w:szCs w:val="21"/>
+              </w:rPr>
+            </w:pPr>
+          </w:p>
+          <w:p>
+            <w:pPr>
+              <w:jc w:val="left"/>
+              <w:rPr>
+                <w:rFonts w:asciiTheme="minorEastAsia" w:eastAsiaTheme="minorEastAsia" w:hAnsiTheme="minorEastAsia"/>
+                <w:szCs w:val="21"/>
+              </w:rPr>
+            </w:pPr>
+            <w:r>
+              <w:rPr>
+                <w:rFonts w:asciiTheme="minorEastAsia" w:eastAsiaTheme="minorEastAsia" w:hAnsiTheme="minorEastAsia" w:hint="eastAsia"/>
+                <w:szCs w:val="21"/>
+              </w:rPr>
+              <w:t>（２）業務計画書、職務分担表</w:t>
+            </w:r>
+          </w:p>
+          <w:p>
+            <w:pPr>
+              <w:jc w:val="left"/>
+              <w:rPr>
+                <w:rFonts w:asciiTheme="minorEastAsia" w:eastAsiaTheme="minorEastAsia" w:hAnsiTheme="minorEastAsia"/>
+                <w:szCs w:val="21"/>
+              </w:rPr>
+            </w:pPr>
+            <w:r>
+              <w:rPr>
+                <w:rFonts w:asciiTheme="minorEastAsia" w:eastAsiaTheme="minorEastAsia" w:hAnsiTheme="minorEastAsia" w:hint="eastAsia"/>
+                <w:szCs w:val="21"/>
+              </w:rPr>
+              <w:t>配布</w:t>
+            </w:r>
+            <w:r>
+              <w:rPr>
+                <w:rFonts w:asciiTheme="minorEastAsia" w:eastAsiaTheme="minorEastAsia" w:hAnsiTheme="minorEastAsia"/>
+                <w:szCs w:val="21"/>
+              </w:rPr>
+              <w:t>資料</w:t>
+            </w:r>
+            <w:r>
+              <w:rPr>
+                <w:rFonts w:asciiTheme="minorEastAsia" w:eastAsiaTheme="minorEastAsia" w:hAnsiTheme="minorEastAsia" w:hint="eastAsia"/>
+                <w:szCs w:val="21"/>
+              </w:rPr>
+              <w:t>に基づき</w:t>
+            </w:r>
+            <w:r>
+              <w:rPr>
+                <w:rFonts w:asciiTheme="minorEastAsia" w:eastAsiaTheme="minorEastAsia" w:hAnsiTheme="minorEastAsia" w:hint="eastAsia"/>
+                <w:szCs w:val="21"/>
+              </w:rPr>
+              <w:t>業務計画書および職務分担表の内容</w:t>
+            </w:r>
+            <w:r>
+              <w:rPr>
+                <w:rFonts w:asciiTheme="minorEastAsia" w:eastAsiaTheme="minorEastAsia" w:hAnsiTheme="minorEastAsia"/>
+                <w:szCs w:val="21"/>
+              </w:rPr>
+              <w:t>を説明</w:t>
+            </w:r>
+            <w:r>
+              <w:rPr>
+                <w:rFonts w:asciiTheme="minorEastAsia" w:eastAsiaTheme="minorEastAsia" w:hAnsiTheme="minorEastAsia" w:hint="eastAsia"/>
+                <w:szCs w:val="21"/>
+              </w:rPr>
+              <w:t>した</w:t>
+            </w:r>
+            <w:r>
+              <w:rPr>
+                <w:rFonts w:asciiTheme="minorEastAsia" w:eastAsiaTheme="minorEastAsia" w:hAnsiTheme="minorEastAsia"/>
+                <w:szCs w:val="21"/>
+              </w:rPr>
+              <w:t>。</w:t>
+            </w:r>
+          </w:p>
           <w:p>
             <w:pPr>
               <w:pStyle w:val="ad"/>
               <w:numPr>
                 <w:ilvl w:val="0"/>
-                <w:numId w:val="31"/>
+                <w:numId w:val="47"/>
               </w:numPr>
-              <w:ind w:leftChars="0"/>
-              <w:rPr>
-                <w:rFonts w:ascii="ＭＳ ゴシック" w:eastAsia="ＭＳ ゴシック" w:hAnsi="ＭＳ ゴシック"/>
-                <w:szCs w:val="21"/>
-              </w:rPr>
-            </w:pPr>
-            <w:r>
-              <w:rPr>
-                <w:rFonts w:ascii="ＭＳ ゴシック" w:eastAsia="ＭＳ ゴシック" w:hAnsi="ＭＳ ゴシック" w:hint="eastAsia"/>
-                <w:szCs w:val="21"/>
-              </w:rPr>
-              <w:t>議題</w:t>
-            </w:r>
-          </w:p>
-          <w:p>
-            <w:pPr>
-              <w:rPr>
-                <w:rFonts w:ascii="ＭＳ ゴシック" w:eastAsia="ＭＳ ゴシック" w:hAnsi="ＭＳ ゴシック"/>
-                <w:szCs w:val="21"/>
-              </w:rPr>
-            </w:pPr>
-          </w:p>
-          <w:p>
-            <w:pPr>
-              <w:pStyle w:val="ad"/>
-              <w:numPr>
-                <w:ilvl w:val="1"/>
-                <w:numId w:val="31"/>
-              </w:numPr>
-              <w:ind w:leftChars="0"/>
-              <w:rPr>
-                <w:rFonts w:ascii="ＭＳ 明朝" w:hAnsi="ＭＳ 明朝"/>
-                <w:szCs w:val="21"/>
-              </w:rPr>
-            </w:pPr>
-            <w:r>
-              <w:rPr>
-                <w:rFonts w:ascii="ＭＳ 明朝" w:hAnsi="ＭＳ 明朝" w:hint="eastAsia"/>
-                <w:szCs w:val="21"/>
-              </w:rPr>
-              <w:t>●●●●</w:t>
-            </w:r>
-          </w:p>
-          <w:p>
-            <w:pPr>
-              <w:ind w:left="210" w:hangingChars="100" w:hanging="210"/>
-              <w:rPr>
-                <w:rFonts w:ascii="ＭＳ 明朝" w:hAnsi="ＭＳ 明朝"/>
-              </w:rPr>
-            </w:pPr>
-            <w:r>
-              <w:rPr>
-                <w:rFonts w:ascii="ＭＳ 明朝" w:hAnsi="ＭＳ 明朝" w:hint="eastAsia"/>
-              </w:rPr>
-              <w:t>・</w:t>
-            </w:r>
-          </w:p>
-          <w:p>
-            <w:pPr>
-              <w:rPr>
-                <w:rFonts w:ascii="ＭＳ 明朝" w:hAnsi="ＭＳ 明朝"/>
-                <w:szCs w:val="21"/>
-              </w:rPr>
-            </w:pPr>
-          </w:p>
-          <w:p>
-            <w:pPr>
-              <w:pStyle w:val="ad"/>
-              <w:numPr>
-                <w:ilvl w:val="1"/>
-                <w:numId w:val="31"/>
-              </w:numPr>
-              <w:ind w:leftChars="0"/>
-              <w:rPr>
-                <w:rFonts w:ascii="ＭＳ 明朝" w:hAnsi="ＭＳ 明朝"/>
-                <w:szCs w:val="21"/>
-              </w:rPr>
-            </w:pPr>
-            <w:r>
-              <w:rPr>
-                <w:rFonts w:ascii="ＭＳ 明朝" w:hAnsi="ＭＳ 明朝" w:hint="eastAsia"/>
-                <w:szCs w:val="21"/>
-              </w:rPr>
-              <w:t>●●●●</w:t>
-            </w:r>
-          </w:p>
-          <w:p>
-            <w:pPr>
-              <w:ind w:left="210" w:hangingChars="100" w:hanging="210"/>
-              <w:rPr>
-                <w:rFonts w:ascii="ＭＳ 明朝" w:hAnsi="ＭＳ 明朝"/>
-              </w:rPr>
-            </w:pPr>
-            <w:r>
-              <w:rPr>
-                <w:rFonts w:ascii="ＭＳ 明朝" w:hAnsi="ＭＳ 明朝" w:hint="eastAsia"/>
-              </w:rPr>
-              <w:t>・</w:t>
-            </w:r>
-          </w:p>
-          <w:p>
-            <w:pPr>
-              <w:rPr>
-                <w:rFonts w:ascii="ＭＳ 明朝" w:hAnsi="ＭＳ 明朝"/>
-              </w:rPr>
-            </w:pPr>
+              <w:ind w:leftChars="0" w:left="210" w:hangingChars="100" w:hanging="210"/>
+              <w:jc w:val="left"/>
+              <w:rPr>
+                <w:rFonts w:asciiTheme="minorEastAsia" w:eastAsiaTheme="minorEastAsia" w:hAnsiTheme="minorEastAsia"/>
+                <w:szCs w:val="21"/>
+              </w:rPr>
+            </w:pPr>
+            <w:r>
+              <w:rPr>
+                <w:rFonts w:asciiTheme="minorEastAsia" w:eastAsiaTheme="minorEastAsia" w:hAnsiTheme="minorEastAsia" w:hint="eastAsia"/>
+                <w:szCs w:val="21"/>
+              </w:rPr>
+              <w:t>（＃質問など発言内容）。</w:t>
+            </w:r>
+          </w:p>
+          <w:p>
+            <w:pPr>
+              <w:ind w:leftChars="100" w:left="420" w:hangingChars="100" w:hanging="210"/>
+              <w:jc w:val="left"/>
+              <w:rPr>
+                <w:rFonts w:asciiTheme="minorEastAsia" w:eastAsiaTheme="minorEastAsia" w:hAnsiTheme="minorEastAsia"/>
+                <w:szCs w:val="21"/>
+              </w:rPr>
+            </w:pPr>
+            <w:r>
+              <w:rPr>
+                <w:rFonts w:asciiTheme="minorEastAsia" w:eastAsiaTheme="minorEastAsia" w:hAnsiTheme="minorEastAsia" w:hint="eastAsia"/>
+                <w:szCs w:val="21"/>
+              </w:rPr>
+              <w:t>－（</w:t>
+            </w:r>
+            <w:r>
+              <w:rPr>
+                <w:rFonts w:asciiTheme="minorEastAsia" w:eastAsiaTheme="minorEastAsia" w:hAnsiTheme="minorEastAsia" w:hint="eastAsia"/>
+                <w:szCs w:val="21"/>
+              </w:rPr>
+              <w:t>＃</w:t>
+            </w:r>
+            <w:r>
+              <w:rPr>
+                <w:rFonts w:asciiTheme="minorEastAsia" w:eastAsiaTheme="minorEastAsia" w:hAnsiTheme="minorEastAsia" w:hint="eastAsia"/>
+                <w:szCs w:val="21"/>
+              </w:rPr>
+              <w:t>回答</w:t>
+            </w:r>
+            <w:r>
+              <w:rPr>
+                <w:rFonts w:asciiTheme="minorEastAsia" w:eastAsiaTheme="minorEastAsia" w:hAnsiTheme="minorEastAsia" w:hint="eastAsia"/>
+                <w:szCs w:val="21"/>
+              </w:rPr>
+              <w:t>内容）。</w:t>
+            </w:r>
+          </w:p>
+          <w:p>
+            <w:pPr>
+              <w:jc w:val="left"/>
+              <w:rPr>
+                <w:rFonts w:asciiTheme="minorEastAsia" w:eastAsiaTheme="minorEastAsia" w:hAnsiTheme="minorEastAsia"/>
+                <w:szCs w:val="21"/>
+              </w:rPr>
+            </w:pPr>
+          </w:p>
+          <w:p>
+            <w:pPr>
+              <w:jc w:val="left"/>
+              <w:rPr>
+                <w:rFonts w:asciiTheme="minorEastAsia" w:eastAsiaTheme="minorEastAsia" w:hAnsiTheme="minorEastAsia"/>
+                <w:szCs w:val="21"/>
+              </w:rPr>
+            </w:pPr>
+            <w:r>
+              <w:rPr>
+                <w:rFonts w:asciiTheme="minorEastAsia" w:eastAsiaTheme="minorEastAsia" w:hAnsiTheme="minorEastAsia" w:hint="eastAsia"/>
+                <w:szCs w:val="21"/>
+              </w:rPr>
+              <w:t>（３）テクリス登録</w:t>
+            </w:r>
+          </w:p>
+          <w:p>
+            <w:pPr>
+              <w:jc w:val="left"/>
+              <w:rPr>
+                <w:rFonts w:asciiTheme="minorEastAsia" w:eastAsiaTheme="minorEastAsia" w:hAnsiTheme="minorEastAsia"/>
+                <w:szCs w:val="21"/>
+              </w:rPr>
+            </w:pPr>
+            <w:r>
+              <w:rPr>
+                <w:rFonts w:asciiTheme="minorEastAsia" w:eastAsiaTheme="minorEastAsia" w:hAnsiTheme="minorEastAsia" w:hint="eastAsia"/>
+                <w:szCs w:val="21"/>
+              </w:rPr>
+              <w:t>テクリス登録の完了が受注者から報告された。</w:t>
+            </w:r>
           </w:p>
           <w:p>
             <w:pPr>
               <w:pStyle w:val="ad"/>
               <w:numPr>
                 <w:ilvl w:val="0"/>
-                <w:numId w:val="31"/>
+                <w:numId w:val="47"/>
               </w:numPr>
-              <w:ind w:leftChars="0"/>
-              <w:rPr>
-                <w:rFonts w:ascii="ＭＳ ゴシック" w:eastAsia="ＭＳ ゴシック" w:hAnsi="ＭＳ ゴシック"/>
-                <w:szCs w:val="21"/>
-              </w:rPr>
-            </w:pPr>
-            <w:r>
-              <w:rPr>
-                <w:rFonts w:ascii="ＭＳ ゴシック" w:eastAsia="ＭＳ ゴシック" w:hAnsi="ＭＳ ゴシック" w:hint="eastAsia"/>
-                <w:szCs w:val="21"/>
-              </w:rPr>
-              <w:t>決定事項・宿題事項,etc.</w:t>
-            </w:r>
-          </w:p>
-          <w:p>
-            <w:pPr>
-              <w:rPr>
-                <w:rFonts w:ascii="ＭＳ ゴシック" w:eastAsia="ＭＳ ゴシック" w:hAnsi="ＭＳ ゴシック"/>
-                <w:szCs w:val="21"/>
-              </w:rPr>
-            </w:pPr>
+              <w:ind w:leftChars="0" w:left="210" w:hangingChars="100" w:hanging="210"/>
+              <w:jc w:val="left"/>
+              <w:rPr>
+                <w:rFonts w:asciiTheme="minorEastAsia" w:eastAsiaTheme="minorEastAsia" w:hAnsiTheme="minorEastAsia"/>
+                <w:szCs w:val="21"/>
+              </w:rPr>
+            </w:pPr>
+            <w:r>
+              <w:rPr>
+                <w:rFonts w:asciiTheme="minorEastAsia" w:eastAsiaTheme="minorEastAsia" w:hAnsiTheme="minorEastAsia" w:hint="eastAsia"/>
+                <w:szCs w:val="21"/>
+              </w:rPr>
+              <w:t>（＃質問など発言内容）。</w:t>
+            </w:r>
+          </w:p>
+          <w:p>
+            <w:pPr>
+              <w:ind w:leftChars="100" w:left="420" w:hangingChars="100" w:hanging="210"/>
+              <w:jc w:val="left"/>
+              <w:rPr>
+                <w:rFonts w:asciiTheme="minorEastAsia" w:eastAsiaTheme="minorEastAsia" w:hAnsiTheme="minorEastAsia" w:hint="eastAsia"/>
+                <w:szCs w:val="21"/>
+              </w:rPr>
+            </w:pPr>
+            <w:r>
+              <w:rPr>
+                <w:rFonts w:asciiTheme="minorEastAsia" w:eastAsiaTheme="minorEastAsia" w:hAnsiTheme="minorEastAsia" w:hint="eastAsia"/>
+                <w:szCs w:val="21"/>
+              </w:rPr>
+              <w:t>－（＃回答内容）。</w:t>
+            </w:r>
+          </w:p>
+          <w:p>
+            <w:pPr>
+              <w:jc w:val="left"/>
+              <w:rPr>
+                <w:rFonts w:asciiTheme="minorEastAsia" w:eastAsiaTheme="minorEastAsia" w:hAnsiTheme="minorEastAsia" w:hint="eastAsia"/>
+                <w:szCs w:val="21"/>
+              </w:rPr>
+            </w:pPr>
+          </w:p>
+          <w:p>
+            <w:pPr>
+              <w:jc w:val="left"/>
+              <w:rPr>
+                <w:rFonts w:asciiTheme="minorEastAsia" w:eastAsiaTheme="minorEastAsia" w:hAnsiTheme="minorEastAsia"/>
+                <w:szCs w:val="21"/>
+              </w:rPr>
+            </w:pPr>
+            <w:r>
+              <w:rPr>
+                <w:rFonts w:asciiTheme="minorEastAsia" w:eastAsiaTheme="minorEastAsia" w:hAnsiTheme="minorEastAsia"/>
+                <w:szCs w:val="21"/>
+              </w:rPr>
+              <w:t>２．権利者個別面談の実施方針について</w:t>
+            </w:r>
+          </w:p>
+          <w:p>
+            <w:pPr>
+              <w:jc w:val="left"/>
+              <w:rPr>
+                <w:rFonts w:asciiTheme="minorEastAsia" w:eastAsiaTheme="minorEastAsia" w:hAnsiTheme="minorEastAsia"/>
+                <w:szCs w:val="21"/>
+              </w:rPr>
+            </w:pPr>
+            <w:r>
+              <w:rPr>
+                <w:rFonts w:asciiTheme="minorEastAsia" w:eastAsiaTheme="minorEastAsia" w:hAnsiTheme="minorEastAsia"/>
+                <w:szCs w:val="21"/>
+              </w:rPr>
+              <w:t>（１）権利者への案内、日程調整方法の確認（８月２４日～予定）</w:t>
+            </w:r>
           </w:p>
           <w:p>
             <w:pPr>
               <w:pStyle w:val="ad"/>
               <w:numPr>
-                <w:ilvl w:val="1"/>
-                <w:numId w:val="31"/>
+                <w:ilvl w:val="0"/>
+                <w:numId w:val="47"/>
               </w:numPr>
-              <w:ind w:leftChars="0"/>
-              <w:rPr>
-                <w:rFonts w:ascii="ＭＳ 明朝" w:hAnsi="ＭＳ 明朝"/>
-                <w:szCs w:val="21"/>
-              </w:rPr>
-            </w:pPr>
-            <w:r>
-              <w:rPr>
-                <w:rFonts w:ascii="ＭＳ 明朝" w:hAnsi="ＭＳ 明朝" w:hint="eastAsia"/>
-                <w:szCs w:val="21"/>
-              </w:rPr>
-              <w:t>●●●●</w:t>
-            </w:r>
-          </w:p>
-          <w:p>
-            <w:pPr>
-              <w:ind w:left="210" w:hangingChars="100" w:hanging="210"/>
-              <w:rPr>
-                <w:rFonts w:ascii="ＭＳ 明朝" w:hAnsi="ＭＳ 明朝"/>
-              </w:rPr>
-            </w:pPr>
-            <w:r>
-              <w:rPr>
-                <w:rFonts w:ascii="ＭＳ 明朝" w:hAnsi="ＭＳ 明朝" w:hint="eastAsia"/>
-              </w:rPr>
-              <w:t>・●●については、●●とする。</w:t>
-            </w:r>
-          </w:p>
-          <w:p>
-            <w:pPr>
-              <w:ind w:left="210" w:hangingChars="100" w:hanging="210"/>
-              <w:rPr>
-                <w:rFonts w:ascii="ＭＳ 明朝" w:hAnsi="ＭＳ 明朝"/>
-              </w:rPr>
-            </w:pPr>
-            <w:r>
-              <w:rPr>
-                <w:rFonts w:ascii="ＭＳ 明朝" w:hAnsi="ＭＳ 明朝" w:hint="eastAsia"/>
-              </w:rPr>
-              <w:t>・●●は、ＵＤが●●する。</w:t>
-            </w:r>
-          </w:p>
-          <w:p>
-            <w:pPr>
-              <w:rPr>
-                <w:rFonts w:ascii="ＭＳ 明朝" w:hAnsi="ＭＳ 明朝"/>
-                <w:szCs w:val="21"/>
-              </w:rPr>
-            </w:pPr>
-          </w:p>
-          <w:p>
-            <w:pPr>
-              <w:rPr>
-                <w:sz w:val="18"/>
-              </w:rPr>
-            </w:pPr>
-            <w:r>
-              <w:rPr>
-                <w:rFonts w:ascii="ＭＳ ゴシック" w:eastAsia="ＭＳ ゴシック" w:hAnsi="ＭＳ ゴシック" w:hint="eastAsia"/>
-                <w:szCs w:val="21"/>
-              </w:rPr>
-              <w:t>３．次回設定、その他,etc.</w:t>
-            </w:r>
-          </w:p>
-          <w:p>
-            <w:pPr>
-              <w:ind w:firstLineChars="200" w:firstLine="420"/>
-              <w:rPr>
-                <w:rFonts w:ascii="ＭＳ 明朝" w:hAnsi="ＭＳ 明朝"/>
-                <w:szCs w:val="21"/>
-              </w:rPr>
-            </w:pPr>
-            <w:r>
-              <w:rPr>
-                <w:rFonts w:ascii="ＭＳ 明朝" w:hAnsi="ＭＳ 明朝" w:hint="eastAsia"/>
-                <w:szCs w:val="21"/>
-              </w:rPr>
-              <w:t>日時：令和●年●月●日　●●時～</w:t>
-            </w:r>
-          </w:p>
-          <w:p>
-            <w:pPr>
-              <w:ind w:firstLineChars="200" w:firstLine="420"/>
-              <w:rPr>
-                <w:rFonts w:ascii="ＭＳ 明朝" w:hAnsi="ＭＳ 明朝"/>
-                <w:szCs w:val="21"/>
-              </w:rPr>
-            </w:pPr>
-            <w:r>
-              <w:rPr>
-                <w:rFonts w:ascii="ＭＳ 明朝" w:hAnsi="ＭＳ 明朝" w:hint="eastAsia"/>
-                <w:szCs w:val="21"/>
-              </w:rPr>
-              <w:t>場所：</w:t>
-            </w:r>
-            <w:r>
-              <w:rPr>
-                <w:rFonts w:ascii="ＭＳ 明朝" w:hAnsi="ＭＳ 明朝" w:hint="eastAsia"/>
-              </w:rPr>
-              <w:t>●●●●　●●●●●</w:t>
-            </w:r>
+              <w:ind w:leftChars="0" w:left="210" w:hangingChars="100" w:hanging="210"/>
+              <w:jc w:val="left"/>
+              <w:rPr>
+                <w:rFonts w:asciiTheme="minorEastAsia" w:eastAsiaTheme="minorEastAsia" w:hAnsiTheme="minorEastAsia"/>
+                <w:szCs w:val="21"/>
+              </w:rPr>
+            </w:pPr>
+            <w:r>
+              <w:rPr>
+                <w:rFonts w:asciiTheme="minorEastAsia" w:eastAsiaTheme="minorEastAsia" w:hAnsiTheme="minorEastAsia" w:hint="eastAsia"/>
+                <w:szCs w:val="21"/>
+              </w:rPr>
+              <w:t>（＃質問など発言内容）。</w:t>
+            </w:r>
+          </w:p>
+          <w:p>
+            <w:pPr>
+              <w:ind w:leftChars="100" w:left="420" w:hangingChars="100" w:hanging="210"/>
+              <w:jc w:val="left"/>
+              <w:rPr>
+                <w:rFonts w:asciiTheme="minorEastAsia" w:eastAsiaTheme="minorEastAsia" w:hAnsiTheme="minorEastAsia"/>
+                <w:szCs w:val="21"/>
+              </w:rPr>
+            </w:pPr>
+            <w:r>
+              <w:rPr>
+                <w:rFonts w:asciiTheme="minorEastAsia" w:eastAsiaTheme="minorEastAsia" w:hAnsiTheme="minorEastAsia" w:hint="eastAsia"/>
+                <w:szCs w:val="21"/>
+              </w:rPr>
+              <w:t>－（＃回答内容）。</w:t>
+            </w:r>
+          </w:p>
+          <w:p>
+            <w:pPr>
+              <w:jc w:val="left"/>
+              <w:rPr>
+                <w:rFonts w:asciiTheme="minorEastAsia" w:eastAsiaTheme="minorEastAsia" w:hAnsiTheme="minorEastAsia" w:hint="eastAsia"/>
+                <w:szCs w:val="21"/>
+              </w:rPr>
+            </w:pPr>
+          </w:p>
+          <w:p>
+            <w:pPr>
+              <w:jc w:val="left"/>
+              <w:rPr>
+                <w:rFonts w:asciiTheme="minorEastAsia" w:eastAsiaTheme="minorEastAsia" w:hAnsiTheme="minorEastAsia"/>
+                <w:szCs w:val="21"/>
+              </w:rPr>
+            </w:pPr>
+            <w:r>
+              <w:rPr>
+                <w:rFonts w:asciiTheme="minorEastAsia" w:eastAsiaTheme="minorEastAsia" w:hAnsiTheme="minorEastAsia"/>
+                <w:szCs w:val="21"/>
+              </w:rPr>
+              <w:t>（２）登記簿謄本取得状況の確認</w:t>
+            </w:r>
+          </w:p>
+          <w:p>
+            <w:pPr>
+              <w:pStyle w:val="ad"/>
+              <w:numPr>
+                <w:ilvl w:val="0"/>
+                <w:numId w:val="47"/>
+              </w:numPr>
+              <w:ind w:leftChars="0" w:left="210" w:hangingChars="100" w:hanging="210"/>
+              <w:jc w:val="left"/>
+              <w:rPr>
+                <w:rFonts w:asciiTheme="minorEastAsia" w:eastAsiaTheme="minorEastAsia" w:hAnsiTheme="minorEastAsia"/>
+                <w:szCs w:val="21"/>
+              </w:rPr>
+            </w:pPr>
+            <w:r>
+              <w:rPr>
+                <w:rFonts w:asciiTheme="minorEastAsia" w:eastAsiaTheme="minorEastAsia" w:hAnsiTheme="minorEastAsia" w:hint="eastAsia"/>
+                <w:szCs w:val="21"/>
+              </w:rPr>
+              <w:t>（＃質問など発言内容）。</w:t>
+            </w:r>
+          </w:p>
+          <w:p>
+            <w:pPr>
+              <w:ind w:leftChars="100" w:left="420" w:hangingChars="100" w:hanging="210"/>
+              <w:jc w:val="left"/>
+              <w:rPr>
+                <w:rFonts w:asciiTheme="minorEastAsia" w:eastAsiaTheme="minorEastAsia" w:hAnsiTheme="minorEastAsia"/>
+                <w:szCs w:val="21"/>
+              </w:rPr>
+            </w:pPr>
+            <w:r>
+              <w:rPr>
+                <w:rFonts w:asciiTheme="minorEastAsia" w:eastAsiaTheme="minorEastAsia" w:hAnsiTheme="minorEastAsia" w:hint="eastAsia"/>
+                <w:szCs w:val="21"/>
+              </w:rPr>
+              <w:t>－（＃回答内容）。</w:t>
+            </w:r>
+          </w:p>
+          <w:p>
+            <w:pPr>
+              <w:jc w:val="left"/>
+              <w:rPr>
+                <w:rFonts w:asciiTheme="minorEastAsia" w:eastAsiaTheme="minorEastAsia" w:hAnsiTheme="minorEastAsia"/>
+                <w:szCs w:val="21"/>
+              </w:rPr>
+            </w:pPr>
+          </w:p>
+          <w:p>
+            <w:pPr>
+              <w:jc w:val="left"/>
+              <w:rPr>
+                <w:rFonts w:asciiTheme="minorEastAsia" w:eastAsiaTheme="minorEastAsia" w:hAnsiTheme="minorEastAsia"/>
+                <w:szCs w:val="21"/>
+              </w:rPr>
+            </w:pPr>
+            <w:r>
+              <w:rPr>
+                <w:rFonts w:asciiTheme="minorEastAsia" w:eastAsiaTheme="minorEastAsia" w:hAnsiTheme="minorEastAsia"/>
+                <w:szCs w:val="21"/>
+              </w:rPr>
+              <w:t>（３）面談内容の確認</w:t>
+            </w:r>
+          </w:p>
+          <w:p>
+            <w:pPr>
+              <w:pStyle w:val="ad"/>
+              <w:numPr>
+                <w:ilvl w:val="0"/>
+                <w:numId w:val="47"/>
+              </w:numPr>
+              <w:ind w:leftChars="0" w:left="210" w:hangingChars="100" w:hanging="210"/>
+              <w:jc w:val="left"/>
+              <w:rPr>
+                <w:rFonts w:asciiTheme="minorEastAsia" w:eastAsiaTheme="minorEastAsia" w:hAnsiTheme="minorEastAsia"/>
+                <w:szCs w:val="21"/>
+              </w:rPr>
+            </w:pPr>
+            <w:r>
+              <w:rPr>
+                <w:rFonts w:asciiTheme="minorEastAsia" w:eastAsiaTheme="minorEastAsia" w:hAnsiTheme="minorEastAsia" w:hint="eastAsia"/>
+                <w:szCs w:val="21"/>
+              </w:rPr>
+              <w:t>（＃質問など発言内容）。</w:t>
+            </w:r>
+          </w:p>
+          <w:p>
+            <w:pPr>
+              <w:ind w:leftChars="100" w:left="420" w:hangingChars="100" w:hanging="210"/>
+              <w:jc w:val="left"/>
+              <w:rPr>
+                <w:rFonts w:asciiTheme="minorEastAsia" w:eastAsiaTheme="minorEastAsia" w:hAnsiTheme="minorEastAsia"/>
+                <w:szCs w:val="21"/>
+              </w:rPr>
+            </w:pPr>
+            <w:r>
+              <w:rPr>
+                <w:rFonts w:asciiTheme="minorEastAsia" w:eastAsiaTheme="minorEastAsia" w:hAnsiTheme="minorEastAsia" w:hint="eastAsia"/>
+                <w:szCs w:val="21"/>
+              </w:rPr>
+              <w:t>－（＃回答内容）。</w:t>
+            </w:r>
+          </w:p>
+          <w:p>
+            <w:pPr>
+              <w:jc w:val="left"/>
+              <w:rPr>
+                <w:rFonts w:asciiTheme="minorEastAsia" w:eastAsiaTheme="minorEastAsia" w:hAnsiTheme="minorEastAsia" w:hint="eastAsia"/>
+                <w:szCs w:val="21"/>
+              </w:rPr>
+            </w:pPr>
+          </w:p>
+          <w:p>
+            <w:pPr>
+              <w:jc w:val="left"/>
+              <w:rPr>
+                <w:rFonts w:asciiTheme="minorEastAsia" w:eastAsiaTheme="minorEastAsia" w:hAnsiTheme="minorEastAsia"/>
+                <w:szCs w:val="21"/>
+              </w:rPr>
+            </w:pPr>
+            <w:r>
+              <w:rPr>
+                <w:rFonts w:asciiTheme="minorEastAsia" w:eastAsiaTheme="minorEastAsia" w:hAnsiTheme="minorEastAsia"/>
+                <w:szCs w:val="21"/>
+              </w:rPr>
+              <w:t>３．民間事業者の活用方針について</w:t>
+            </w:r>
+          </w:p>
+          <w:p>
+            <w:pPr>
+              <w:jc w:val="left"/>
+              <w:rPr>
+                <w:rFonts w:asciiTheme="minorEastAsia" w:eastAsiaTheme="minorEastAsia" w:hAnsiTheme="minorEastAsia"/>
+                <w:szCs w:val="21"/>
+              </w:rPr>
+            </w:pPr>
+            <w:r>
+              <w:rPr>
+                <w:rFonts w:asciiTheme="minorEastAsia" w:eastAsiaTheme="minorEastAsia" w:hAnsiTheme="minorEastAsia"/>
+                <w:szCs w:val="21"/>
+              </w:rPr>
+              <w:t>（１）ヒアリング内容（案）について</w:t>
+            </w:r>
+          </w:p>
+          <w:p>
+            <w:pPr>
+              <w:pStyle w:val="ad"/>
+              <w:numPr>
+                <w:ilvl w:val="0"/>
+                <w:numId w:val="47"/>
+              </w:numPr>
+              <w:ind w:leftChars="0" w:left="210" w:hangingChars="100" w:hanging="210"/>
+              <w:jc w:val="left"/>
+              <w:rPr>
+                <w:rFonts w:asciiTheme="minorEastAsia" w:eastAsiaTheme="minorEastAsia" w:hAnsiTheme="minorEastAsia"/>
+                <w:szCs w:val="21"/>
+              </w:rPr>
+            </w:pPr>
+            <w:r>
+              <w:rPr>
+                <w:rFonts w:asciiTheme="minorEastAsia" w:eastAsiaTheme="minorEastAsia" w:hAnsiTheme="minorEastAsia" w:hint="eastAsia"/>
+                <w:szCs w:val="21"/>
+              </w:rPr>
+              <w:t>（＃質問など発言内容）。</w:t>
+            </w:r>
+          </w:p>
+          <w:p>
+            <w:pPr>
+              <w:ind w:leftChars="100" w:left="420" w:hangingChars="100" w:hanging="210"/>
+              <w:jc w:val="left"/>
+              <w:rPr>
+                <w:rFonts w:asciiTheme="minorEastAsia" w:eastAsiaTheme="minorEastAsia" w:hAnsiTheme="minorEastAsia"/>
+                <w:szCs w:val="21"/>
+              </w:rPr>
+            </w:pPr>
+            <w:r>
+              <w:rPr>
+                <w:rFonts w:asciiTheme="minorEastAsia" w:eastAsiaTheme="minorEastAsia" w:hAnsiTheme="minorEastAsia" w:hint="eastAsia"/>
+                <w:szCs w:val="21"/>
+              </w:rPr>
+              <w:t>－（＃回答内容）。</w:t>
+            </w:r>
+          </w:p>
+          <w:p>
+            <w:pPr>
+              <w:jc w:val="left"/>
+              <w:rPr>
+                <w:rFonts w:asciiTheme="minorEastAsia" w:eastAsiaTheme="minorEastAsia" w:hAnsiTheme="minorEastAsia" w:hint="eastAsia"/>
+                <w:szCs w:val="21"/>
+              </w:rPr>
+            </w:pPr>
+          </w:p>
+          <w:p>
+            <w:pPr>
+              <w:jc w:val="left"/>
+              <w:rPr>
+                <w:rFonts w:asciiTheme="minorEastAsia" w:eastAsiaTheme="minorEastAsia" w:hAnsiTheme="minorEastAsia"/>
+                <w:szCs w:val="21"/>
+              </w:rPr>
+            </w:pPr>
+            <w:r>
+              <w:rPr>
+                <w:rFonts w:asciiTheme="minorEastAsia" w:eastAsiaTheme="minorEastAsia" w:hAnsiTheme="minorEastAsia"/>
+                <w:szCs w:val="21"/>
+              </w:rPr>
+              <w:t>（２）ヒアリング候補者の選定基準、ヒアリング実施時期について</w:t>
+            </w:r>
+          </w:p>
+          <w:p>
+            <w:pPr>
+              <w:pStyle w:val="ad"/>
+              <w:numPr>
+                <w:ilvl w:val="0"/>
+                <w:numId w:val="47"/>
+              </w:numPr>
+              <w:ind w:leftChars="0" w:left="210" w:hangingChars="100" w:hanging="210"/>
+              <w:jc w:val="left"/>
+              <w:rPr>
+                <w:rFonts w:asciiTheme="minorEastAsia" w:eastAsiaTheme="minorEastAsia" w:hAnsiTheme="minorEastAsia"/>
+                <w:szCs w:val="21"/>
+              </w:rPr>
+            </w:pPr>
+            <w:r>
+              <w:rPr>
+                <w:rFonts w:asciiTheme="minorEastAsia" w:eastAsiaTheme="minorEastAsia" w:hAnsiTheme="minorEastAsia" w:hint="eastAsia"/>
+                <w:szCs w:val="21"/>
+              </w:rPr>
+              <w:t>（＃質問など発言内容）。</w:t>
+            </w:r>
+          </w:p>
+          <w:p>
+            <w:pPr>
+              <w:ind w:leftChars="100" w:left="420" w:hangingChars="100" w:hanging="210"/>
+              <w:jc w:val="left"/>
+              <w:rPr>
+                <w:rFonts w:asciiTheme="minorEastAsia" w:eastAsiaTheme="minorEastAsia" w:hAnsiTheme="minorEastAsia"/>
+                <w:szCs w:val="21"/>
+              </w:rPr>
+            </w:pPr>
+            <w:r>
+              <w:rPr>
+                <w:rFonts w:asciiTheme="minorEastAsia" w:eastAsiaTheme="minorEastAsia" w:hAnsiTheme="minorEastAsia" w:hint="eastAsia"/>
+                <w:szCs w:val="21"/>
+              </w:rPr>
+              <w:t>－（＃回答内容）。</w:t>
+            </w:r>
+          </w:p>
+          <w:p>
+            <w:pPr>
+              <w:jc w:val="left"/>
+              <w:rPr>
+                <w:rFonts w:asciiTheme="minorEastAsia" w:eastAsiaTheme="minorEastAsia" w:hAnsiTheme="minorEastAsia" w:hint="eastAsia"/>
+                <w:szCs w:val="21"/>
+              </w:rPr>
+            </w:pPr>
+          </w:p>
+          <w:p>
+            <w:pPr>
+              <w:jc w:val="left"/>
+              <w:rPr>
+                <w:rFonts w:asciiTheme="minorEastAsia" w:eastAsiaTheme="minorEastAsia" w:hAnsiTheme="minorEastAsia"/>
+                <w:szCs w:val="21"/>
+              </w:rPr>
+            </w:pPr>
+            <w:r>
+              <w:rPr>
+                <w:rFonts w:asciiTheme="minorEastAsia" w:eastAsiaTheme="minorEastAsia" w:hAnsiTheme="minorEastAsia" w:hint="eastAsia"/>
+                <w:szCs w:val="21"/>
+              </w:rPr>
+              <w:t>４．その他</w:t>
+            </w:r>
+          </w:p>
+          <w:p>
+            <w:pPr>
+              <w:jc w:val="left"/>
+              <w:rPr>
+                <w:rFonts w:asciiTheme="minorEastAsia" w:eastAsiaTheme="minorEastAsia" w:hAnsiTheme="minorEastAsia"/>
+                <w:szCs w:val="21"/>
+              </w:rPr>
+            </w:pPr>
+            <w:r>
+              <w:rPr>
+                <w:rFonts w:asciiTheme="minorEastAsia" w:eastAsiaTheme="minorEastAsia" w:hAnsiTheme="minorEastAsia" w:hint="eastAsia"/>
+                <w:szCs w:val="21"/>
+              </w:rPr>
+              <w:t>（１）第２回勉強会記録簿の確認</w:t>
+            </w:r>
+          </w:p>
+          <w:p>
+            <w:pPr>
+              <w:pStyle w:val="ad"/>
+              <w:numPr>
+                <w:ilvl w:val="0"/>
+                <w:numId w:val="47"/>
+              </w:numPr>
+              <w:ind w:leftChars="0" w:left="210" w:hangingChars="100" w:hanging="210"/>
+              <w:jc w:val="left"/>
+              <w:rPr>
+                <w:rFonts w:asciiTheme="minorEastAsia" w:eastAsiaTheme="minorEastAsia" w:hAnsiTheme="minorEastAsia"/>
+                <w:szCs w:val="21"/>
+              </w:rPr>
+            </w:pPr>
+            <w:r>
+              <w:rPr>
+                <w:rFonts w:asciiTheme="minorEastAsia" w:eastAsiaTheme="minorEastAsia" w:hAnsiTheme="minorEastAsia" w:hint="eastAsia"/>
+                <w:szCs w:val="21"/>
+              </w:rPr>
+              <w:t>（＃質問など発言内容）。</w:t>
+            </w:r>
+          </w:p>
+          <w:p>
+            <w:pPr>
+              <w:ind w:leftChars="100" w:left="420" w:hangingChars="100" w:hanging="210"/>
+              <w:jc w:val="left"/>
+              <w:rPr>
+                <w:rFonts w:asciiTheme="minorEastAsia" w:eastAsiaTheme="minorEastAsia" w:hAnsiTheme="minorEastAsia"/>
+                <w:szCs w:val="21"/>
+              </w:rPr>
+            </w:pPr>
+            <w:r>
+              <w:rPr>
+                <w:rFonts w:asciiTheme="minorEastAsia" w:eastAsiaTheme="minorEastAsia" w:hAnsiTheme="minorEastAsia" w:hint="eastAsia"/>
+                <w:szCs w:val="21"/>
+              </w:rPr>
+              <w:t>－（＃回答内容）。</w:t>
+            </w:r>
+          </w:p>
+          <w:p>
+            <w:pPr>
+              <w:jc w:val="left"/>
+              <w:rPr>
+                <w:rFonts w:asciiTheme="minorEastAsia" w:eastAsiaTheme="minorEastAsia" w:hAnsiTheme="minorEastAsia" w:hint="eastAsia"/>
+                <w:szCs w:val="21"/>
+              </w:rPr>
+            </w:pPr>
+          </w:p>
+          <w:p>
+            <w:pPr>
+              <w:jc w:val="left"/>
+              <w:rPr>
+                <w:rFonts w:asciiTheme="minorEastAsia" w:eastAsiaTheme="minorEastAsia" w:hAnsiTheme="minorEastAsia"/>
+                <w:szCs w:val="21"/>
+              </w:rPr>
+            </w:pPr>
+            <w:r>
+              <w:rPr>
+                <w:rFonts w:asciiTheme="minorEastAsia" w:eastAsiaTheme="minorEastAsia" w:hAnsiTheme="minorEastAsia"/>
+                <w:szCs w:val="21"/>
+              </w:rPr>
+              <w:t>（２）まちづくりニュース第３号案の確認、配布時期の確認</w:t>
+            </w:r>
+          </w:p>
+          <w:p>
+            <w:pPr>
+              <w:pStyle w:val="ad"/>
+              <w:numPr>
+                <w:ilvl w:val="0"/>
+                <w:numId w:val="47"/>
+              </w:numPr>
+              <w:ind w:leftChars="0" w:left="210" w:hangingChars="100" w:hanging="210"/>
+              <w:jc w:val="left"/>
+              <w:rPr>
+                <w:rFonts w:asciiTheme="minorEastAsia" w:eastAsiaTheme="minorEastAsia" w:hAnsiTheme="minorEastAsia"/>
+                <w:szCs w:val="21"/>
+              </w:rPr>
+            </w:pPr>
+            <w:r>
+              <w:rPr>
+                <w:rFonts w:asciiTheme="minorEastAsia" w:eastAsiaTheme="minorEastAsia" w:hAnsiTheme="minorEastAsia" w:hint="eastAsia"/>
+                <w:szCs w:val="21"/>
+              </w:rPr>
+              <w:t>（＃質問など発言内容）。</w:t>
+            </w:r>
+          </w:p>
+          <w:p>
+            <w:pPr>
+              <w:ind w:leftChars="100" w:left="420" w:hangingChars="100" w:hanging="210"/>
+              <w:jc w:val="left"/>
+              <w:rPr>
+                <w:rFonts w:asciiTheme="minorEastAsia" w:eastAsiaTheme="minorEastAsia" w:hAnsiTheme="minorEastAsia"/>
+                <w:szCs w:val="21"/>
+              </w:rPr>
+            </w:pPr>
+            <w:r>
+              <w:rPr>
+                <w:rFonts w:asciiTheme="minorEastAsia" w:eastAsiaTheme="minorEastAsia" w:hAnsiTheme="minorEastAsia" w:hint="eastAsia"/>
+                <w:szCs w:val="21"/>
+              </w:rPr>
+              <w:t>－（＃回答内容）。</w:t>
+            </w:r>
+          </w:p>
+          <w:p>
+            <w:pPr>
+              <w:jc w:val="left"/>
+              <w:rPr>
+                <w:rFonts w:asciiTheme="minorEastAsia" w:eastAsiaTheme="minorEastAsia" w:hAnsiTheme="minorEastAsia" w:hint="eastAsia"/>
+                <w:szCs w:val="21"/>
+              </w:rPr>
+            </w:pPr>
+          </w:p>
+          <w:p>
+            <w:pPr>
+              <w:jc w:val="left"/>
+              <w:rPr>
+                <w:rFonts w:asciiTheme="minorEastAsia" w:eastAsiaTheme="minorEastAsia" w:hAnsiTheme="minorEastAsia"/>
+                <w:szCs w:val="21"/>
+              </w:rPr>
+            </w:pPr>
+            <w:r>
+              <w:rPr>
+                <w:rFonts w:asciiTheme="minorEastAsia" w:eastAsiaTheme="minorEastAsia" w:hAnsiTheme="minorEastAsia"/>
+                <w:szCs w:val="21"/>
+              </w:rPr>
+              <w:t>次回打合せ</w:t>
+            </w:r>
+            <w:r>
+              <w:rPr>
+                <w:rFonts w:asciiTheme="minorEastAsia" w:eastAsiaTheme="minorEastAsia" w:hAnsiTheme="minorEastAsia" w:hint="eastAsia"/>
+                <w:szCs w:val="21"/>
+              </w:rPr>
+              <w:t>：</w:t>
+            </w:r>
+          </w:p>
+          <w:p>
+            <w:pPr>
+              <w:jc w:val="left"/>
+              <w:rPr>
+                <w:rFonts w:asciiTheme="minorEastAsia" w:eastAsiaTheme="minorEastAsia" w:hAnsiTheme="minorEastAsia"/>
+                <w:szCs w:val="21"/>
+              </w:rPr>
+            </w:pPr>
           </w:p>
           <w:p>
             <w:pPr>
               <w:jc w:val="right"/>
               <w:rPr>
-                <w:rFonts w:ascii="ＭＳ 明朝" w:hAnsi="ＭＳ 明朝"/>
-                <w:szCs w:val="21"/>
-                <w:lang w:eastAsia="zh-CN"/>
-              </w:rPr>
-            </w:pPr>
-            <w:r>
-              <w:rPr>
-                <w:rFonts w:ascii="ＭＳ 明朝" w:hAnsi="ＭＳ 明朝" w:hint="eastAsia"/>
+                <w:rFonts w:asciiTheme="minorEastAsia" w:eastAsiaTheme="minorEastAsia" w:hAnsiTheme="minorEastAsia"/>
+                <w:szCs w:val="21"/>
+              </w:rPr>
+            </w:pPr>
+          </w:p>
+          <w:p>
+            <w:pPr>
+              <w:jc w:val="right"/>
+              <w:rPr>
+                <w:rFonts w:asciiTheme="minorEastAsia" w:eastAsiaTheme="minorEastAsia" w:hAnsiTheme="minorEastAsia"/>
+                <w:szCs w:val="21"/>
+              </w:rPr>
+            </w:pPr>
+            <w:r>
+              <w:rPr>
+                <w:rFonts w:asciiTheme="minorEastAsia" w:eastAsiaTheme="minorEastAsia" w:hAnsiTheme="minorEastAsia" w:hint="eastAsia"/>
                 <w:szCs w:val="21"/>
               </w:rPr>
               <w:t>以上</w:t>
             </w:r>
-          </w:p>
-          <w:p>
-            <w:pPr>
-              <w:jc w:val="right"/>
-              <w:rPr>
-                <w:rFonts w:ascii="ＭＳ 明朝" w:hAnsi="ＭＳ 明朝"/>
-                <w:szCs w:val="21"/>
-              </w:rPr>
-            </w:pPr>
           </w:p>
         </w:tc>
       </w:tr>
@@ -1018,8 +1855,8 @@
     <w:p>
       <w:pPr>
         <w:rPr>
-          <w:rFonts w:eastAsia="ＭＳ ゴシック"/>
-          <w:sz w:val="18"/>
+          <w:rFonts w:asciiTheme="minorEastAsia" w:eastAsiaTheme="minorEastAsia" w:hAnsiTheme="minorEastAsia"/>
+          <w:szCs w:val="21"/>
         </w:rPr>
       </w:pPr>
     </w:p>
@@ -1027,7 +1864,7 @@
       <w:headerReference w:type="default" r:id="rId8"/>
       <w:footerReference w:type="default" r:id="rId9"/>
       <w:pgSz w:w="11906" w:h="16838" w:code="9"/>
-      <w:pgMar w:top="567" w:right="567" w:bottom="567" w:left="1134" w:header="851" w:footer="567" w:gutter="0"/>
+      <w:pgMar w:top="1418" w:right="1418" w:bottom="1418" w:left="1418" w:header="850" w:footer="567" w:gutter="0"/>
       <w:cols w:space="425"/>
       <w:docGrid w:type="lines" w:linePitch="308"/>
     </w:sectPr>
@@ -1036,7 +1873,7 @@
 </file>
 
 <file path=word/endnotes.xml><?xml version="1.0" encoding="utf-8"?>
-<w:endnotes xmlns:wpc="http://schemas.microsoft.com/office/word/2010/wordprocessingCanvas" xmlns:cx="http://schemas.microsoft.com/office/drawing/2014/chartex" xmlns:cx1="http://schemas.microsoft.com/office/drawing/2015/9/8/chartex" xmlns:cx2="http://schemas.microsoft.com/office/drawing/2015/10/21/chartex" xmlns:cx3="http://schemas.microsoft.com/office/drawing/2016/5/9/chartex" xmlns:cx4="http://schemas.microsoft.com/office/drawing/2016/5/10/chartex" xmlns:cx5="http://schemas.microsoft.com/office/drawing/2016/5/11/chartex" xmlns:cx6="http://schemas.microsoft.com/office/drawing/2016/5/12/chartex" xmlns:cx7="http://schemas.microsoft.com/office/drawing/2016/5/13/chartex" xmlns:cx8="http://schemas.microsoft.com/office/drawing/2016/5/14/chartex" xmlns:mc="http://schemas.openxmlformats.org/markup-compatibility/2006" xmlns:aink="http://schemas.microsoft.com/office/drawing/2016/ink" xmlns:am3d="http://schemas.microsoft.com/office/drawing/2017/model3d" xmlns:o="urn:schemas-microsoft-com:office:office" xmlns:oel="http://schemas.microsoft.com/office/2019/extlst" xmlns:r="http://schemas.openxmlformats.org/officeDocument/2006/relationships" xmlns:m="http://schemas.openxmlformats.org/officeDocument/2006/math" xmlns:v="urn:schemas-microsoft-com:vml" xmlns:wp14="http://schemas.microsoft.com/office/word/2010/wordprocessingDrawing" xmlns:wp="http://schemas.openxmlformats.org/drawingml/2006/wordprocessingDrawing" xmlns:w10="urn:schemas-microsoft-com:office:word" xmlns:w="http://schemas.openxmlformats.org/wordprocessingml/2006/main" xmlns:w14="http://schemas.microsoft.com/office/word/2010/wordml" xmlns:w15="http://schemas.microsoft.com/office/word/2012/wordml" xmlns:w16cex="http://schemas.microsoft.com/office/word/2018/wordml/cex" xmlns:w16cid="http://schemas.microsoft.com/office/word/2016/wordml/cid" xmlns:w16="http://schemas.microsoft.com/office/word/2018/wordml" xmlns:w16du="http://schemas.microsoft.com/office/word/2023/wordml/word16du" xmlns:w16sdtdh="http://schemas.microsoft.com/office/word/2020/wordml/sdtdatahash" xmlns:w16sdtfl="http://schemas.microsoft.com/office/word/2024/wordml/sdtformatlock" xmlns:w16se="http://schemas.microsoft.com/office/word/2015/wordml/symex" xmlns:wpg="http://schemas.microsoft.com/office/word/2010/wordprocessingGroup" xmlns:wpi="http://schemas.microsoft.com/office/word/2010/wordprocessingInk" xmlns:wne="http://schemas.microsoft.com/office/word/2006/wordml" xmlns:wps="http://schemas.microsoft.com/office/word/2010/wordprocessingShape" mc:Ignorable="w14 w15 w16se w16cid w16 w16cex w16sdtdh w16sdtfl w16du wp14">
+<w:endnotes xmlns:wpc="http://schemas.microsoft.com/office/word/2010/wordprocessingCanvas" xmlns:cx="http://schemas.microsoft.com/office/drawing/2014/chartex" xmlns:cx1="http://schemas.microsoft.com/office/drawing/2015/9/8/chartex" xmlns:cx2="http://schemas.microsoft.com/office/drawing/2015/10/21/chartex" xmlns:cx3="http://schemas.microsoft.com/office/drawing/2016/5/9/chartex" xmlns:cx4="http://schemas.microsoft.com/office/drawing/2016/5/10/chartex" xmlns:cx5="http://schemas.microsoft.com/office/drawing/2016/5/11/chartex" xmlns:cx6="http://schemas.microsoft.com/office/drawing/2016/5/12/chartex" xmlns:cx7="http://schemas.microsoft.com/office/drawing/2016/5/13/chartex" xmlns:cx8="http://schemas.microsoft.com/office/drawing/2016/5/14/chartex" xmlns:mc="http://schemas.openxmlformats.org/markup-compatibility/2006" xmlns:aink="http://schemas.microsoft.com/office/drawing/2016/ink" xmlns:am3d="http://schemas.microsoft.com/office/drawing/2017/model3d" xmlns:o="urn:schemas-microsoft-com:office:office" xmlns:oel="http://schemas.microsoft.com/office/2019/extlst" xmlns:r="http://schemas.openxmlformats.org/officeDocument/2006/relationships" xmlns:m="http://schemas.openxmlformats.org/officeDocument/2006/math" xmlns:v="urn:schemas-microsoft-com:vml" xmlns:wp14="http://schemas.microsoft.com/office/word/2010/wordprocessingDrawing" xmlns:wp="http://schemas.openxmlformats.org/drawingml/2006/wordprocessingDrawing" xmlns:w10="urn:schemas-microsoft-com:office:word" xmlns:w="http://schemas.openxmlformats.org/wordprocessingml/2006/main" xmlns:w14="http://schemas.microsoft.com/office/word/2010/wordml" xmlns:w15="http://schemas.microsoft.com/office/word/2012/wordml" xmlns:w16cei="http://schemas.microsoft.com/office/word/2026/wordml/cei" xmlns:w16cex="http://schemas.microsoft.com/office/word/2018/wordml/cex" xmlns:w16cid="http://schemas.microsoft.com/office/word/2016/wordml/cid" xmlns:w16="http://schemas.microsoft.com/office/word/2018/wordml" xmlns:w16du="http://schemas.microsoft.com/office/word/2023/wordml/word16du" xmlns:w16sdtdh="http://schemas.microsoft.com/office/word/2020/wordml/sdtdatahash" xmlns:w16sdtfl="http://schemas.microsoft.com/office/word/2024/wordml/sdtformatlock" xmlns:w16se="http://schemas.microsoft.com/office/word/2015/wordml/symex" xmlns:wpg="http://schemas.microsoft.com/office/word/2010/wordprocessingGroup" xmlns:wpi="http://schemas.microsoft.com/office/word/2010/wordprocessingInk" xmlns:wne="http://schemas.microsoft.com/office/word/2006/wordml" xmlns:wps="http://schemas.microsoft.com/office/word/2010/wordprocessingShape" mc:Ignorable="w14 w15 w16se w16cid w16 w16cex w16sdtdh w16sdtfl w16du wp14">
   <w:endnote w:type="separator" w:id="-1">
     <w:p>
       <w:r>
@@ -1055,7 +1892,7 @@
 </file>
 
 <file path=word/footer1.xml><?xml version="1.0" encoding="utf-8"?>
-<w:ftr xmlns:wpc="http://schemas.microsoft.com/office/word/2010/wordprocessingCanvas" xmlns:cx="http://schemas.microsoft.com/office/drawing/2014/chartex" xmlns:cx1="http://schemas.microsoft.com/office/drawing/2015/9/8/chartex" xmlns:cx2="http://schemas.microsoft.com/office/drawing/2015/10/21/chartex" xmlns:cx3="http://schemas.microsoft.com/office/drawing/2016/5/9/chartex" xmlns:cx4="http://schemas.microsoft.com/office/drawing/2016/5/10/chartex" xmlns:cx5="http://schemas.microsoft.com/office/drawing/2016/5/11/chartex" xmlns:cx6="http://schemas.microsoft.com/office/drawing/2016/5/12/chartex" xmlns:cx7="http://schemas.microsoft.com/office/drawing/2016/5/13/chartex" xmlns:cx8="http://schemas.microsoft.com/office/drawing/2016/5/14/chartex" xmlns:mc="http://schemas.openxmlformats.org/markup-compatibility/2006" xmlns:aink="http://schemas.microsoft.com/office/drawing/2016/ink" xmlns:am3d="http://schemas.microsoft.com/office/drawing/2017/model3d" xmlns:o="urn:schemas-microsoft-com:office:office" xmlns:oel="http://schemas.microsoft.com/office/2019/extlst" xmlns:r="http://schemas.openxmlformats.org/officeDocument/2006/relationships" xmlns:m="http://schemas.openxmlformats.org/officeDocument/2006/math" xmlns:v="urn:schemas-microsoft-com:vml" xmlns:wp14="http://schemas.microsoft.com/office/word/2010/wordprocessingDrawing" xmlns:wp="http://schemas.openxmlformats.org/drawingml/2006/wordprocessingDrawing" xmlns:w10="urn:schemas-microsoft-com:office:word" xmlns:w="http://schemas.openxmlformats.org/wordprocessingml/2006/main" xmlns:w14="http://schemas.microsoft.com/office/word/2010/wordml" xmlns:w15="http://schemas.microsoft.com/office/word/2012/wordml" xmlns:w16cex="http://schemas.microsoft.com/office/word/2018/wordml/cex" xmlns:w16cid="http://schemas.microsoft.com/office/word/2016/wordml/cid" xmlns:w16="http://schemas.microsoft.com/office/word/2018/wordml" xmlns:w16du="http://schemas.microsoft.com/office/word/2023/wordml/word16du" xmlns:w16sdtdh="http://schemas.microsoft.com/office/word/2020/wordml/sdtdatahash" xmlns:w16sdtfl="http://schemas.microsoft.com/office/word/2024/wordml/sdtformatlock" xmlns:w16se="http://schemas.microsoft.com/office/word/2015/wordml/symex" xmlns:wpg="http://schemas.microsoft.com/office/word/2010/wordprocessingGroup" xmlns:wpi="http://schemas.microsoft.com/office/word/2010/wordprocessingInk" xmlns:wne="http://schemas.microsoft.com/office/word/2006/wordml" xmlns:wps="http://schemas.microsoft.com/office/word/2010/wordprocessingShape" mc:Ignorable="w14 w15 w16se w16cid w16 w16cex w16sdtdh w16sdtfl w16du wp14">
+<w:ftr xmlns:wpc="http://schemas.microsoft.com/office/word/2010/wordprocessingCanvas" xmlns:cx="http://schemas.microsoft.com/office/drawing/2014/chartex" xmlns:cx1="http://schemas.microsoft.com/office/drawing/2015/9/8/chartex" xmlns:cx2="http://schemas.microsoft.com/office/drawing/2015/10/21/chartex" xmlns:cx3="http://schemas.microsoft.com/office/drawing/2016/5/9/chartex" xmlns:cx4="http://schemas.microsoft.com/office/drawing/2016/5/10/chartex" xmlns:cx5="http://schemas.microsoft.com/office/drawing/2016/5/11/chartex" xmlns:cx6="http://schemas.microsoft.com/office/drawing/2016/5/12/chartex" xmlns:cx7="http://schemas.microsoft.com/office/drawing/2016/5/13/chartex" xmlns:cx8="http://schemas.microsoft.com/office/drawing/2016/5/14/chartex" xmlns:mc="http://schemas.openxmlformats.org/markup-compatibility/2006" xmlns:aink="http://schemas.microsoft.com/office/drawing/2016/ink" xmlns:am3d="http://schemas.microsoft.com/office/drawing/2017/model3d" xmlns:o="urn:schemas-microsoft-com:office:office" xmlns:oel="http://schemas.microsoft.com/office/2019/extlst" xmlns:r="http://schemas.openxmlformats.org/officeDocument/2006/relationships" xmlns:m="http://schemas.openxmlformats.org/officeDocument/2006/math" xmlns:v="urn:schemas-microsoft-com:vml" xmlns:wp14="http://schemas.microsoft.com/office/word/2010/wordprocessingDrawing" xmlns:wp="http://schemas.openxmlformats.org/drawingml/2006/wordprocessingDrawing" xmlns:w10="urn:schemas-microsoft-com:office:word" xmlns:w="http://schemas.openxmlformats.org/wordprocessingml/2006/main" xmlns:w14="http://schemas.microsoft.com/office/word/2010/wordml" xmlns:w15="http://schemas.microsoft.com/office/word/2012/wordml" xmlns:w16cei="http://schemas.microsoft.com/office/word/2026/wordml/cei" xmlns:w16cex="http://schemas.microsoft.com/office/word/2018/wordml/cex" xmlns:w16cid="http://schemas.microsoft.com/office/word/2016/wordml/cid" xmlns:w16="http://schemas.microsoft.com/office/word/2018/wordml" xmlns:w16du="http://schemas.microsoft.com/office/word/2023/wordml/word16du" xmlns:w16sdtdh="http://schemas.microsoft.com/office/word/2020/wordml/sdtdatahash" xmlns:w16sdtfl="http://schemas.microsoft.com/office/word/2024/wordml/sdtformatlock" xmlns:w16se="http://schemas.microsoft.com/office/word/2015/wordml/symex" xmlns:wpg="http://schemas.microsoft.com/office/word/2010/wordprocessingGroup" xmlns:wpi="http://schemas.microsoft.com/office/word/2010/wordprocessingInk" xmlns:wne="http://schemas.microsoft.com/office/word/2006/wordml" xmlns:wps="http://schemas.microsoft.com/office/word/2010/wordprocessingShape" mc:Ignorable="w14 w15 w16se w16cid w16 w16cex w16sdtdh w16sdtfl w16du wp14">
   <w:sdt>
     <w:sdtPr>
       <w:id w:val="-1823428300"/>
@@ -1091,11 +1928,17 @@
       </w:p>
     </w:sdtContent>
   </w:sdt>
+  <w:p>
+    <w:pPr>
+      <w:pStyle w:val="a5"/>
+      <w:jc w:val="right"/>
+    </w:pPr>
+  </w:p>
 </w:ftr>
 </file>
 
 <file path=word/footnotes.xml><?xml version="1.0" encoding="utf-8"?>
-<w:footnotes xmlns:wpc="http://schemas.microsoft.com/office/word/2010/wordprocessingCanvas" xmlns:cx="http://schemas.microsoft.com/office/drawing/2014/chartex" xmlns:cx1="http://schemas.microsoft.com/office/drawing/2015/9/8/chartex" xmlns:cx2="http://schemas.microsoft.com/office/drawing/2015/10/21/chartex" xmlns:cx3="http://schemas.microsoft.com/office/drawing/2016/5/9/chartex" xmlns:cx4="http://schemas.microsoft.com/office/drawing/2016/5/10/chartex" xmlns:cx5="http://schemas.microsoft.com/office/drawing/2016/5/11/chartex" xmlns:cx6="http://schemas.microsoft.com/office/drawing/2016/5/12/chartex" xmlns:cx7="http://schemas.microsoft.com/office/drawing/2016/5/13/chartex" xmlns:cx8="http://schemas.microsoft.com/office/drawing/2016/5/14/chartex" xmlns:mc="http://schemas.openxmlformats.org/markup-compatibility/2006" xmlns:aink="http://schemas.microsoft.com/office/drawing/2016/ink" xmlns:am3d="http://schemas.microsoft.com/office/drawing/2017/model3d" xmlns:o="urn:schemas-microsoft-com:office:office" xmlns:oel="http://schemas.microsoft.com/office/2019/extlst" xmlns:r="http://schemas.openxmlformats.org/officeDocument/2006/relationships" xmlns:m="http://schemas.openxmlformats.org/officeDocument/2006/math" xmlns:v="urn:schemas-microsoft-com:vml" xmlns:wp14="http://schemas.microsoft.com/office/word/2010/wordprocessingDrawing" xmlns:wp="http://schemas.openxmlformats.org/drawingml/2006/wordprocessingDrawing" xmlns:w10="urn:schemas-microsoft-com:office:word" xmlns:w="http://schemas.openxmlformats.org/wordprocessingml/2006/main" xmlns:w14="http://schemas.microsoft.com/office/word/2010/wordml" xmlns:w15="http://schemas.microsoft.com/office/word/2012/wordml" xmlns:w16cex="http://schemas.microsoft.com/office/word/2018/wordml/cex" xmlns:w16cid="http://schemas.microsoft.com/office/word/2016/wordml/cid" xmlns:w16="http://schemas.microsoft.com/office/word/2018/wordml" xmlns:w16du="http://schemas.microsoft.com/office/word/2023/wordml/word16du" xmlns:w16sdtdh="http://schemas.microsoft.com/office/word/2020/wordml/sdtdatahash" xmlns:w16sdtfl="http://schemas.microsoft.com/office/word/2024/wordml/sdtformatlock" xmlns:w16se="http://schemas.microsoft.com/office/word/2015/wordml/symex" xmlns:wpg="http://schemas.microsoft.com/office/word/2010/wordprocessingGroup" xmlns:wpi="http://schemas.microsoft.com/office/word/2010/wordprocessingInk" xmlns:wne="http://schemas.microsoft.com/office/word/2006/wordml" xmlns:wps="http://schemas.microsoft.com/office/word/2010/wordprocessingShape" mc:Ignorable="w14 w15 w16se w16cid w16 w16cex w16sdtdh w16sdtfl w16du wp14">
+<w:footnotes xmlns:wpc="http://schemas.microsoft.com/office/word/2010/wordprocessingCanvas" xmlns:cx="http://schemas.microsoft.com/office/drawing/2014/chartex" xmlns:cx1="http://schemas.microsoft.com/office/drawing/2015/9/8/chartex" xmlns:cx2="http://schemas.microsoft.com/office/drawing/2015/10/21/chartex" xmlns:cx3="http://schemas.microsoft.com/office/drawing/2016/5/9/chartex" xmlns:cx4="http://schemas.microsoft.com/office/drawing/2016/5/10/chartex" xmlns:cx5="http://schemas.microsoft.com/office/drawing/2016/5/11/chartex" xmlns:cx6="http://schemas.microsoft.com/office/drawing/2016/5/12/chartex" xmlns:cx7="http://schemas.microsoft.com/office/drawing/2016/5/13/chartex" xmlns:cx8="http://schemas.microsoft.com/office/drawing/2016/5/14/chartex" xmlns:mc="http://schemas.openxmlformats.org/markup-compatibility/2006" xmlns:aink="http://schemas.microsoft.com/office/drawing/2016/ink" xmlns:am3d="http://schemas.microsoft.com/office/drawing/2017/model3d" xmlns:o="urn:schemas-microsoft-com:office:office" xmlns:oel="http://schemas.microsoft.com/office/2019/extlst" xmlns:r="http://schemas.openxmlformats.org/officeDocument/2006/relationships" xmlns:m="http://schemas.openxmlformats.org/officeDocument/2006/math" xmlns:v="urn:schemas-microsoft-com:vml" xmlns:wp14="http://schemas.microsoft.com/office/word/2010/wordprocessingDrawing" xmlns:wp="http://schemas.openxmlformats.org/drawingml/2006/wordprocessingDrawing" xmlns:w10="urn:schemas-microsoft-com:office:word" xmlns:w="http://schemas.openxmlformats.org/wordprocessingml/2006/main" xmlns:w14="http://schemas.microsoft.com/office/word/2010/wordml" xmlns:w15="http://schemas.microsoft.com/office/word/2012/wordml" xmlns:w16cei="http://schemas.microsoft.com/office/word/2026/wordml/cei" xmlns:w16cex="http://schemas.microsoft.com/office/word/2018/wordml/cex" xmlns:w16cid="http://schemas.microsoft.com/office/word/2016/wordml/cid" xmlns:w16="http://schemas.microsoft.com/office/word/2018/wordml" xmlns:w16du="http://schemas.microsoft.com/office/word/2023/wordml/word16du" xmlns:w16sdtdh="http://schemas.microsoft.com/office/word/2020/wordml/sdtdatahash" xmlns:w16sdtfl="http://schemas.microsoft.com/office/word/2024/wordml/sdtformatlock" xmlns:w16se="http://schemas.microsoft.com/office/word/2015/wordml/symex" xmlns:wpg="http://schemas.microsoft.com/office/word/2010/wordprocessingGroup" xmlns:wpi="http://schemas.microsoft.com/office/word/2010/wordprocessingInk" xmlns:wne="http://schemas.microsoft.com/office/word/2006/wordml" xmlns:wps="http://schemas.microsoft.com/office/word/2010/wordprocessingShape" mc:Ignorable="w14 w15 w16se w16cid w16 w16cex w16sdtdh w16sdtfl w16du wp14">
   <w:footnote w:type="separator" w:id="-1">
     <w:p>
       <w:r>
@@ -1114,28 +1957,139 @@
 </file>
 
 <file path=word/header1.xml><?xml version="1.0" encoding="utf-8"?>
-<w:hdr xmlns:wpc="http://schemas.microsoft.com/office/word/2010/wordprocessingCanvas" xmlns:cx="http://schemas.microsoft.com/office/drawing/2014/chartex" xmlns:cx1="http://schemas.microsoft.com/office/drawing/2015/9/8/chartex" xmlns:cx2="http://schemas.microsoft.com/office/drawing/2015/10/21/chartex" xmlns:cx3="http://schemas.microsoft.com/office/drawing/2016/5/9/chartex" xmlns:cx4="http://schemas.microsoft.com/office/drawing/2016/5/10/chartex" xmlns:cx5="http://schemas.microsoft.com/office/drawing/2016/5/11/chartex" xmlns:cx6="http://schemas.microsoft.com/office/drawing/2016/5/12/chartex" xmlns:cx7="http://schemas.microsoft.com/office/drawing/2016/5/13/chartex" xmlns:cx8="http://schemas.microsoft.com/office/drawing/2016/5/14/chartex" xmlns:mc="http://schemas.openxmlformats.org/markup-compatibility/2006" xmlns:aink="http://schemas.microsoft.com/office/drawing/2016/ink" xmlns:am3d="http://schemas.microsoft.com/office/drawing/2017/model3d" xmlns:o="urn:schemas-microsoft-com:office:office" xmlns:oel="http://schemas.microsoft.com/office/2019/extlst" xmlns:r="http://schemas.openxmlformats.org/officeDocument/2006/relationships" xmlns:m="http://schemas.openxmlformats.org/officeDocument/2006/math" xmlns:v="urn:schemas-microsoft-com:vml" xmlns:wp14="http://schemas.microsoft.com/office/word/2010/wordprocessingDrawing" xmlns:wp="http://schemas.openxmlformats.org/drawingml/2006/wordprocessingDrawing" xmlns:w10="urn:schemas-microsoft-com:office:word" xmlns:w="http://schemas.openxmlformats.org/wordprocessingml/2006/main" xmlns:w14="http://schemas.microsoft.com/office/word/2010/wordml" xmlns:w15="http://schemas.microsoft.com/office/word/2012/wordml" xmlns:w16cex="http://schemas.microsoft.com/office/word/2018/wordml/cex" xmlns:w16cid="http://schemas.microsoft.com/office/word/2016/wordml/cid" xmlns:w16="http://schemas.microsoft.com/office/word/2018/wordml" xmlns:w16du="http://schemas.microsoft.com/office/word/2023/wordml/word16du" xmlns:w16sdtdh="http://schemas.microsoft.com/office/word/2020/wordml/sdtdatahash" xmlns:w16sdtfl="http://schemas.microsoft.com/office/word/2024/wordml/sdtformatlock" xmlns:w16se="http://schemas.microsoft.com/office/word/2015/wordml/symex" xmlns:wpg="http://schemas.microsoft.com/office/word/2010/wordprocessingGroup" xmlns:wpi="http://schemas.microsoft.com/office/word/2010/wordprocessingInk" xmlns:wne="http://schemas.microsoft.com/office/word/2006/wordml" xmlns:wps="http://schemas.microsoft.com/office/word/2010/wordprocessingShape" mc:Ignorable="w14 w15 w16se w16cid w16 w16cex w16sdtdh w16sdtfl w16du wp14">
+<w:hdr xmlns:wpc="http://schemas.microsoft.com/office/word/2010/wordprocessingCanvas" xmlns:cx="http://schemas.microsoft.com/office/drawing/2014/chartex" xmlns:cx1="http://schemas.microsoft.com/office/drawing/2015/9/8/chartex" xmlns:cx2="http://schemas.microsoft.com/office/drawing/2015/10/21/chartex" xmlns:cx3="http://schemas.microsoft.com/office/drawing/2016/5/9/chartex" xmlns:cx4="http://schemas.microsoft.com/office/drawing/2016/5/10/chartex" xmlns:cx5="http://schemas.microsoft.com/office/drawing/2016/5/11/chartex" xmlns:cx6="http://schemas.microsoft.com/office/drawing/2016/5/12/chartex" xmlns:cx7="http://schemas.microsoft.com/office/drawing/2016/5/13/chartex" xmlns:cx8="http://schemas.microsoft.com/office/drawing/2016/5/14/chartex" xmlns:mc="http://schemas.openxmlformats.org/markup-compatibility/2006" xmlns:aink="http://schemas.microsoft.com/office/drawing/2016/ink" xmlns:am3d="http://schemas.microsoft.com/office/drawing/2017/model3d" xmlns:o="urn:schemas-microsoft-com:office:office" xmlns:oel="http://schemas.microsoft.com/office/2019/extlst" xmlns:r="http://schemas.openxmlformats.org/officeDocument/2006/relationships" xmlns:m="http://schemas.openxmlformats.org/officeDocument/2006/math" xmlns:v="urn:schemas-microsoft-com:vml" xmlns:wp14="http://schemas.microsoft.com/office/word/2010/wordprocessingDrawing" xmlns:wp="http://schemas.openxmlformats.org/drawingml/2006/wordprocessingDrawing" xmlns:w10="urn:schemas-microsoft-com:office:word" xmlns:w="http://schemas.openxmlformats.org/wordprocessingml/2006/main" xmlns:w14="http://schemas.microsoft.com/office/word/2010/wordml" xmlns:w15="http://schemas.microsoft.com/office/word/2012/wordml" xmlns:w16cei="http://schemas.microsoft.com/office/word/2026/wordml/cei" xmlns:w16cex="http://schemas.microsoft.com/office/word/2018/wordml/cex" xmlns:w16cid="http://schemas.microsoft.com/office/word/2016/wordml/cid" xmlns:w16="http://schemas.microsoft.com/office/word/2018/wordml" xmlns:w16du="http://schemas.microsoft.com/office/word/2023/wordml/word16du" xmlns:w16sdtdh="http://schemas.microsoft.com/office/word/2020/wordml/sdtdatahash" xmlns:w16sdtfl="http://schemas.microsoft.com/office/word/2024/wordml/sdtformatlock" xmlns:w16se="http://schemas.microsoft.com/office/word/2015/wordml/symex" xmlns:wpg="http://schemas.microsoft.com/office/word/2010/wordprocessingGroup" xmlns:wpi="http://schemas.microsoft.com/office/word/2010/wordprocessingInk" xmlns:wne="http://schemas.microsoft.com/office/word/2006/wordml" xmlns:wps="http://schemas.microsoft.com/office/word/2010/wordprocessingShape" mc:Ignorable="w14 w15 w16se w16cid w16 w16cex w16sdtdh w16sdtfl w16du wp14">
   <w:p>
     <w:pPr>
       <w:pStyle w:val="a3"/>
-      <w:rPr>
-        <w:lang w:eastAsia="ja-JP"/>
-      </w:rPr>
     </w:pPr>
+    <w:proofErr w:type="spellStart"/>
     <w:r>
       <w:rPr>
-        <w:rFonts w:hint="eastAsia"/>
-        <w:lang w:eastAsia="ja-JP"/>
-      </w:rPr>
-      <w:t>●●●地区●●事業</w:t>
+        <w:lang w:val="en-US"/>
+      </w:rPr>
+      <w:t>北小金駅北口周辺地区合意形成支援等業務委託</w:t>
     </w:r>
+    <w:proofErr w:type="spellEnd"/>
   </w:p>
 </w:hdr>
 </file>
 
 <file path=word/numbering.xml><?xml version="1.0" encoding="utf-8"?>
-<w:numbering xmlns:wpc="http://schemas.microsoft.com/office/word/2010/wordprocessingCanvas" xmlns:cx="http://schemas.microsoft.com/office/drawing/2014/chartex" xmlns:cx1="http://schemas.microsoft.com/office/drawing/2015/9/8/chartex" xmlns:cx2="http://schemas.microsoft.com/office/drawing/2015/10/21/chartex" xmlns:cx3="http://schemas.microsoft.com/office/drawing/2016/5/9/chartex" xmlns:cx4="http://schemas.microsoft.com/office/drawing/2016/5/10/chartex" xmlns:cx5="http://schemas.microsoft.com/office/drawing/2016/5/11/chartex" xmlns:cx6="http://schemas.microsoft.com/office/drawing/2016/5/12/chartex" xmlns:cx7="http://schemas.microsoft.com/office/drawing/2016/5/13/chartex" xmlns:cx8="http://schemas.microsoft.com/office/drawing/2016/5/14/chartex" xmlns:mc="http://schemas.openxmlformats.org/markup-compatibility/2006" xmlns:aink="http://schemas.microsoft.com/office/drawing/2016/ink" xmlns:am3d="http://schemas.microsoft.com/office/drawing/2017/model3d" xmlns:o="urn:schemas-microsoft-com:office:office" xmlns:oel="http://schemas.microsoft.com/office/2019/extlst" xmlns:r="http://schemas.openxmlformats.org/officeDocument/2006/relationships" xmlns:m="http://schemas.openxmlformats.org/officeDocument/2006/math" xmlns:v="urn:schemas-microsoft-com:vml" xmlns:wp14="http://schemas.microsoft.com/office/word/2010/wordprocessingDrawing" xmlns:wp="http://schemas.openxmlformats.org/drawingml/2006/wordprocessingDrawing" xmlns:w10="urn:schemas-microsoft-com:office:word" xmlns:w="http://schemas.openxmlformats.org/wordprocessingml/2006/main" xmlns:w14="http://schemas.microsoft.com/office/word/2010/wordml" xmlns:w15="http://schemas.microsoft.com/office/word/2012/wordml" xmlns:w16cex="http://schemas.microsoft.com/office/word/2018/wordml/cex" xmlns:w16cid="http://schemas.microsoft.com/office/word/2016/wordml/cid" xmlns:w16="http://schemas.microsoft.com/office/word/2018/wordml" xmlns:w16du="http://schemas.microsoft.com/office/word/2023/wordml/word16du" xmlns:w16sdtdh="http://schemas.microsoft.com/office/word/2020/wordml/sdtdatahash" xmlns:w16sdtfl="http://schemas.microsoft.com/office/word/2024/wordml/sdtformatlock" xmlns:w16se="http://schemas.microsoft.com/office/word/2015/wordml/symex" xmlns:wpg="http://schemas.microsoft.com/office/word/2010/wordprocessingGroup" xmlns:wpi="http://schemas.microsoft.com/office/word/2010/wordprocessingInk" xmlns:wne="http://schemas.microsoft.com/office/word/2006/wordml" xmlns:wps="http://schemas.microsoft.com/office/word/2010/wordprocessingShape" mc:Ignorable="w14 w15 w16se w16cid w16 w16cex w16sdtdh w16sdtfl w16du wp14">
+<w:numbering xmlns:wpc="http://schemas.microsoft.com/office/word/2010/wordprocessingCanvas" xmlns:cx="http://schemas.microsoft.com/office/drawing/2014/chartex" xmlns:cx1="http://schemas.microsoft.com/office/drawing/2015/9/8/chartex" xmlns:cx2="http://schemas.microsoft.com/office/drawing/2015/10/21/chartex" xmlns:cx3="http://schemas.microsoft.com/office/drawing/2016/5/9/chartex" xmlns:cx4="http://schemas.microsoft.com/office/drawing/2016/5/10/chartex" xmlns:cx5="http://schemas.microsoft.com/office/drawing/2016/5/11/chartex" xmlns:cx6="http://schemas.microsoft.com/office/drawing/2016/5/12/chartex" xmlns:cx7="http://schemas.microsoft.com/office/drawing/2016/5/13/chartex" xmlns:cx8="http://schemas.microsoft.com/office/drawing/2016/5/14/chartex" xmlns:mc="http://schemas.openxmlformats.org/markup-compatibility/2006" xmlns:aink="http://schemas.microsoft.com/office/drawing/2016/ink" xmlns:am3d="http://schemas.microsoft.com/office/drawing/2017/model3d" xmlns:o="urn:schemas-microsoft-com:office:office" xmlns:oel="http://schemas.microsoft.com/office/2019/extlst" xmlns:r="http://schemas.openxmlformats.org/officeDocument/2006/relationships" xmlns:m="http://schemas.openxmlformats.org/officeDocument/2006/math" xmlns:v="urn:schemas-microsoft-com:vml" xmlns:wp14="http://schemas.microsoft.com/office/word/2010/wordprocessingDrawing" xmlns:wp="http://schemas.openxmlformats.org/drawingml/2006/wordprocessingDrawing" xmlns:w10="urn:schemas-microsoft-com:office:word" xmlns:w="http://schemas.openxmlformats.org/wordprocessingml/2006/main" xmlns:w14="http://schemas.microsoft.com/office/word/2010/wordml" xmlns:w15="http://schemas.microsoft.com/office/word/2012/wordml" xmlns:w16cei="http://schemas.microsoft.com/office/word/2026/wordml/cei" xmlns:w16cex="http://schemas.microsoft.com/office/word/2018/wordml/cex" xmlns:w16cid="http://schemas.microsoft.com/office/word/2016/wordml/cid" xmlns:w16="http://schemas.microsoft.com/office/word/2018/wordml" xmlns:w16du="http://schemas.microsoft.com/office/word/2023/wordml/word16du" xmlns:w16sdtdh="http://schemas.microsoft.com/office/word/2020/wordml/sdtdatahash" xmlns:w16sdtfl="http://schemas.microsoft.com/office/word/2024/wordml/sdtformatlock" xmlns:w16se="http://schemas.microsoft.com/office/word/2015/wordml/symex" xmlns:wpg="http://schemas.microsoft.com/office/word/2010/wordprocessingGroup" xmlns:wpi="http://schemas.microsoft.com/office/word/2010/wordprocessingInk" xmlns:wne="http://schemas.microsoft.com/office/word/2006/wordml" xmlns:wps="http://schemas.microsoft.com/office/word/2010/wordprocessingShape" mc:Ignorable="w14 w15 w16se w16cid w16 w16cex w16sdtdh w16sdtfl w16du wp14">
   <w:abstractNum w:abstractNumId="0" w15:restartNumberingAfterBreak="0">
+    <w:nsid w:val="06580ABC"/>
+    <w:multiLevelType w:val="hybridMultilevel"/>
+    <w:tmpl w:val="171E4E20"/>
+    <w:lvl w:ilvl="0" w:tplc="A16078CE">
+      <w:start w:val="1"/>
+      <w:numFmt w:val="bullet"/>
+      <w:lvlText w:val=""/>
+      <w:lvlJc w:val="left"/>
+      <w:pPr>
+        <w:ind w:left="440" w:hanging="440"/>
+      </w:pPr>
+      <w:rPr>
+        <w:rFonts w:ascii="Wingdings" w:hAnsi="Wingdings" w:hint="default"/>
+      </w:rPr>
+    </w:lvl>
+    <w:lvl w:ilvl="1" w:tplc="0409000B" w:tentative="1">
+      <w:start w:val="1"/>
+      <w:numFmt w:val="bullet"/>
+      <w:lvlText w:val=""/>
+      <w:lvlJc w:val="left"/>
+      <w:pPr>
+        <w:ind w:left="880" w:hanging="440"/>
+      </w:pPr>
+      <w:rPr>
+        <w:rFonts w:ascii="Wingdings" w:hAnsi="Wingdings" w:hint="default"/>
+      </w:rPr>
+    </w:lvl>
+    <w:lvl w:ilvl="2" w:tplc="0409000D" w:tentative="1">
+      <w:start w:val="1"/>
+      <w:numFmt w:val="bullet"/>
+      <w:lvlText w:val=""/>
+      <w:lvlJc w:val="left"/>
+      <w:pPr>
+        <w:ind w:left="1320" w:hanging="440"/>
+      </w:pPr>
+      <w:rPr>
+        <w:rFonts w:ascii="Wingdings" w:hAnsi="Wingdings" w:hint="default"/>
+      </w:rPr>
+    </w:lvl>
+    <w:lvl w:ilvl="3" w:tplc="04090001" w:tentative="1">
+      <w:start w:val="1"/>
+      <w:numFmt w:val="bullet"/>
+      <w:lvlText w:val=""/>
+      <w:lvlJc w:val="left"/>
+      <w:pPr>
+        <w:ind w:left="1760" w:hanging="440"/>
+      </w:pPr>
+      <w:rPr>
+        <w:rFonts w:ascii="Wingdings" w:hAnsi="Wingdings" w:hint="default"/>
+      </w:rPr>
+    </w:lvl>
+    <w:lvl w:ilvl="4" w:tplc="0409000B" w:tentative="1">
+      <w:start w:val="1"/>
+      <w:numFmt w:val="bullet"/>
+      <w:lvlText w:val=""/>
+      <w:lvlJc w:val="left"/>
+      <w:pPr>
+        <w:ind w:left="2200" w:hanging="440"/>
+      </w:pPr>
+      <w:rPr>
+        <w:rFonts w:ascii="Wingdings" w:hAnsi="Wingdings" w:hint="default"/>
+      </w:rPr>
+    </w:lvl>
+    <w:lvl w:ilvl="5" w:tplc="0409000D" w:tentative="1">
+      <w:start w:val="1"/>
+      <w:numFmt w:val="bullet"/>
+      <w:lvlText w:val=""/>
+      <w:lvlJc w:val="left"/>
+      <w:pPr>
+        <w:ind w:left="2640" w:hanging="440"/>
+      </w:pPr>
+      <w:rPr>
+        <w:rFonts w:ascii="Wingdings" w:hAnsi="Wingdings" w:hint="default"/>
+      </w:rPr>
+    </w:lvl>
+    <w:lvl w:ilvl="6" w:tplc="04090001" w:tentative="1">
+      <w:start w:val="1"/>
+      <w:numFmt w:val="bullet"/>
+      <w:lvlText w:val=""/>
+      <w:lvlJc w:val="left"/>
+      <w:pPr>
+        <w:ind w:left="3080" w:hanging="440"/>
+      </w:pPr>
+      <w:rPr>
+        <w:rFonts w:ascii="Wingdings" w:hAnsi="Wingdings" w:hint="default"/>
+      </w:rPr>
+    </w:lvl>
+    <w:lvl w:ilvl="7" w:tplc="0409000B" w:tentative="1">
+      <w:start w:val="1"/>
+      <w:numFmt w:val="bullet"/>
+      <w:lvlText w:val=""/>
+      <w:lvlJc w:val="left"/>
+      <w:pPr>
+        <w:ind w:left="3520" w:hanging="440"/>
+      </w:pPr>
+      <w:rPr>
+        <w:rFonts w:ascii="Wingdings" w:hAnsi="Wingdings" w:hint="default"/>
+      </w:rPr>
+    </w:lvl>
+    <w:lvl w:ilvl="8" w:tplc="0409000D" w:tentative="1">
+      <w:start w:val="1"/>
+      <w:numFmt w:val="bullet"/>
+      <w:lvlText w:val=""/>
+      <w:lvlJc w:val="left"/>
+      <w:pPr>
+        <w:ind w:left="3960" w:hanging="440"/>
+      </w:pPr>
+      <w:rPr>
+        <w:rFonts w:ascii="Wingdings" w:hAnsi="Wingdings" w:hint="default"/>
+      </w:rPr>
+    </w:lvl>
+  </w:abstractNum>
+  <w:abstractNum w:abstractNumId="1" w15:restartNumberingAfterBreak="0">
     <w:nsid w:val="0B6976DD"/>
     <w:multiLevelType w:val="hybridMultilevel"/>
     <w:tmpl w:val="A2ECC40C"/>
@@ -1224,7 +2178,7 @@
       </w:pPr>
     </w:lvl>
   </w:abstractNum>
-  <w:abstractNum w:abstractNumId="1" w15:restartNumberingAfterBreak="0">
+  <w:abstractNum w:abstractNumId="2" w15:restartNumberingAfterBreak="0">
     <w:nsid w:val="0C541979"/>
     <w:multiLevelType w:val="hybridMultilevel"/>
     <w:tmpl w:val="BF328404"/>
@@ -1337,7 +2291,7 @@
       </w:rPr>
     </w:lvl>
   </w:abstractNum>
-  <w:abstractNum w:abstractNumId="2" w15:restartNumberingAfterBreak="0">
+  <w:abstractNum w:abstractNumId="3" w15:restartNumberingAfterBreak="0">
     <w:nsid w:val="0CBD6137"/>
     <w:multiLevelType w:val="hybridMultilevel"/>
     <w:tmpl w:val="F09AC2C8"/>
@@ -1426,7 +2380,7 @@
       </w:pPr>
     </w:lvl>
   </w:abstractNum>
-  <w:abstractNum w:abstractNumId="3" w15:restartNumberingAfterBreak="0">
+  <w:abstractNum w:abstractNumId="4" w15:restartNumberingAfterBreak="0">
     <w:nsid w:val="0D3B50A3"/>
     <w:multiLevelType w:val="hybridMultilevel"/>
     <w:tmpl w:val="FD6A76F2"/>
@@ -1538,7 +2492,120 @@
       </w:rPr>
     </w:lvl>
   </w:abstractNum>
-  <w:abstractNum w:abstractNumId="4" w15:restartNumberingAfterBreak="0">
+  <w:abstractNum w:abstractNumId="5" w15:restartNumberingAfterBreak="0">
+    <w:nsid w:val="0F1B421C"/>
+    <w:multiLevelType w:val="hybridMultilevel"/>
+    <w:tmpl w:val="EB1C1D64"/>
+    <w:lvl w:ilvl="0" w:tplc="A16078CE">
+      <w:start w:val="1"/>
+      <w:numFmt w:val="bullet"/>
+      <w:lvlText w:val=""/>
+      <w:lvlJc w:val="left"/>
+      <w:pPr>
+        <w:ind w:left="650" w:hanging="440"/>
+      </w:pPr>
+      <w:rPr>
+        <w:rFonts w:ascii="Wingdings" w:hAnsi="Wingdings" w:hint="default"/>
+      </w:rPr>
+    </w:lvl>
+    <w:lvl w:ilvl="1" w:tplc="0409000B" w:tentative="1">
+      <w:start w:val="1"/>
+      <w:numFmt w:val="bullet"/>
+      <w:lvlText w:val=""/>
+      <w:lvlJc w:val="left"/>
+      <w:pPr>
+        <w:ind w:left="1090" w:hanging="440"/>
+      </w:pPr>
+      <w:rPr>
+        <w:rFonts w:ascii="Wingdings" w:hAnsi="Wingdings" w:hint="default"/>
+      </w:rPr>
+    </w:lvl>
+    <w:lvl w:ilvl="2" w:tplc="0409000D" w:tentative="1">
+      <w:start w:val="1"/>
+      <w:numFmt w:val="bullet"/>
+      <w:lvlText w:val=""/>
+      <w:lvlJc w:val="left"/>
+      <w:pPr>
+        <w:ind w:left="1530" w:hanging="440"/>
+      </w:pPr>
+      <w:rPr>
+        <w:rFonts w:ascii="Wingdings" w:hAnsi="Wingdings" w:hint="default"/>
+      </w:rPr>
+    </w:lvl>
+    <w:lvl w:ilvl="3" w:tplc="04090001" w:tentative="1">
+      <w:start w:val="1"/>
+      <w:numFmt w:val="bullet"/>
+      <w:lvlText w:val=""/>
+      <w:lvlJc w:val="left"/>
+      <w:pPr>
+        <w:ind w:left="1970" w:hanging="440"/>
+      </w:pPr>
+      <w:rPr>
+        <w:rFonts w:ascii="Wingdings" w:hAnsi="Wingdings" w:hint="default"/>
+      </w:rPr>
+    </w:lvl>
+    <w:lvl w:ilvl="4" w:tplc="0409000B" w:tentative="1">
+      <w:start w:val="1"/>
+      <w:numFmt w:val="bullet"/>
+      <w:lvlText w:val=""/>
+      <w:lvlJc w:val="left"/>
+      <w:pPr>
+        <w:ind w:left="2410" w:hanging="440"/>
+      </w:pPr>
+      <w:rPr>
+        <w:rFonts w:ascii="Wingdings" w:hAnsi="Wingdings" w:hint="default"/>
+      </w:rPr>
+    </w:lvl>
+    <w:lvl w:ilvl="5" w:tplc="0409000D" w:tentative="1">
+      <w:start w:val="1"/>
+      <w:numFmt w:val="bullet"/>
+      <w:lvlText w:val=""/>
+      <w:lvlJc w:val="left"/>
+      <w:pPr>
+        <w:ind w:left="2850" w:hanging="440"/>
+      </w:pPr>
+      <w:rPr>
+        <w:rFonts w:ascii="Wingdings" w:hAnsi="Wingdings" w:hint="default"/>
+      </w:rPr>
+    </w:lvl>
+    <w:lvl w:ilvl="6" w:tplc="04090001" w:tentative="1">
+      <w:start w:val="1"/>
+      <w:numFmt w:val="bullet"/>
+      <w:lvlText w:val=""/>
+      <w:lvlJc w:val="left"/>
+      <w:pPr>
+        <w:ind w:left="3290" w:hanging="440"/>
+      </w:pPr>
+      <w:rPr>
+        <w:rFonts w:ascii="Wingdings" w:hAnsi="Wingdings" w:hint="default"/>
+      </w:rPr>
+    </w:lvl>
+    <w:lvl w:ilvl="7" w:tplc="0409000B" w:tentative="1">
+      <w:start w:val="1"/>
+      <w:numFmt w:val="bullet"/>
+      <w:lvlText w:val=""/>
+      <w:lvlJc w:val="left"/>
+      <w:pPr>
+        <w:ind w:left="3730" w:hanging="440"/>
+      </w:pPr>
+      <w:rPr>
+        <w:rFonts w:ascii="Wingdings" w:hAnsi="Wingdings" w:hint="default"/>
+      </w:rPr>
+    </w:lvl>
+    <w:lvl w:ilvl="8" w:tplc="0409000D" w:tentative="1">
+      <w:start w:val="1"/>
+      <w:numFmt w:val="bullet"/>
+      <w:lvlText w:val=""/>
+      <w:lvlJc w:val="left"/>
+      <w:pPr>
+        <w:ind w:left="4170" w:hanging="440"/>
+      </w:pPr>
+      <w:rPr>
+        <w:rFonts w:ascii="Wingdings" w:hAnsi="Wingdings" w:hint="default"/>
+      </w:rPr>
+    </w:lvl>
+  </w:abstractNum>
+  <w:abstractNum w:abstractNumId="6" w15:restartNumberingAfterBreak="0">
     <w:nsid w:val="10F35A94"/>
     <w:multiLevelType w:val="hybridMultilevel"/>
     <w:tmpl w:val="7316A376"/>
@@ -1627,7 +2694,7 @@
       </w:pPr>
     </w:lvl>
   </w:abstractNum>
-  <w:abstractNum w:abstractNumId="5" w15:restartNumberingAfterBreak="0">
+  <w:abstractNum w:abstractNumId="7" w15:restartNumberingAfterBreak="0">
     <w:nsid w:val="177E7D96"/>
     <w:multiLevelType w:val="hybridMultilevel"/>
     <w:tmpl w:val="851AC16A"/>
@@ -1739,7 +2806,7 @@
       </w:rPr>
     </w:lvl>
   </w:abstractNum>
-  <w:abstractNum w:abstractNumId="6" w15:restartNumberingAfterBreak="0">
+  <w:abstractNum w:abstractNumId="8" w15:restartNumberingAfterBreak="0">
     <w:nsid w:val="19755EFB"/>
     <w:multiLevelType w:val="hybridMultilevel"/>
     <w:tmpl w:val="1C1012C6"/>
@@ -1828,7 +2895,7 @@
       </w:pPr>
     </w:lvl>
   </w:abstractNum>
-  <w:abstractNum w:abstractNumId="7" w15:restartNumberingAfterBreak="0">
+  <w:abstractNum w:abstractNumId="9" w15:restartNumberingAfterBreak="0">
     <w:nsid w:val="1AC0654C"/>
     <w:multiLevelType w:val="hybridMultilevel"/>
     <w:tmpl w:val="9DB8318E"/>
@@ -1917,7 +2984,346 @@
       </w:pPr>
     </w:lvl>
   </w:abstractNum>
-  <w:abstractNum w:abstractNumId="8" w15:restartNumberingAfterBreak="0">
+  <w:abstractNum w:abstractNumId="10" w15:restartNumberingAfterBreak="0">
+    <w:nsid w:val="1DED4B01"/>
+    <w:multiLevelType w:val="hybridMultilevel"/>
+    <w:tmpl w:val="2F7C050C"/>
+    <w:lvl w:ilvl="0" w:tplc="A16078CE">
+      <w:start w:val="1"/>
+      <w:numFmt w:val="bullet"/>
+      <w:lvlText w:val=""/>
+      <w:lvlJc w:val="left"/>
+      <w:pPr>
+        <w:ind w:left="440" w:hanging="440"/>
+      </w:pPr>
+      <w:rPr>
+        <w:rFonts w:ascii="Wingdings" w:hAnsi="Wingdings" w:hint="default"/>
+      </w:rPr>
+    </w:lvl>
+    <w:lvl w:ilvl="1" w:tplc="0409000B" w:tentative="1">
+      <w:start w:val="1"/>
+      <w:numFmt w:val="bullet"/>
+      <w:lvlText w:val=""/>
+      <w:lvlJc w:val="left"/>
+      <w:pPr>
+        <w:ind w:left="880" w:hanging="440"/>
+      </w:pPr>
+      <w:rPr>
+        <w:rFonts w:ascii="Wingdings" w:hAnsi="Wingdings" w:hint="default"/>
+      </w:rPr>
+    </w:lvl>
+    <w:lvl w:ilvl="2" w:tplc="0409000D" w:tentative="1">
+      <w:start w:val="1"/>
+      <w:numFmt w:val="bullet"/>
+      <w:lvlText w:val=""/>
+      <w:lvlJc w:val="left"/>
+      <w:pPr>
+        <w:ind w:left="1320" w:hanging="440"/>
+      </w:pPr>
+      <w:rPr>
+        <w:rFonts w:ascii="Wingdings" w:hAnsi="Wingdings" w:hint="default"/>
+      </w:rPr>
+    </w:lvl>
+    <w:lvl w:ilvl="3" w:tplc="04090001" w:tentative="1">
+      <w:start w:val="1"/>
+      <w:numFmt w:val="bullet"/>
+      <w:lvlText w:val=""/>
+      <w:lvlJc w:val="left"/>
+      <w:pPr>
+        <w:ind w:left="1760" w:hanging="440"/>
+      </w:pPr>
+      <w:rPr>
+        <w:rFonts w:ascii="Wingdings" w:hAnsi="Wingdings" w:hint="default"/>
+      </w:rPr>
+    </w:lvl>
+    <w:lvl w:ilvl="4" w:tplc="0409000B" w:tentative="1">
+      <w:start w:val="1"/>
+      <w:numFmt w:val="bullet"/>
+      <w:lvlText w:val=""/>
+      <w:lvlJc w:val="left"/>
+      <w:pPr>
+        <w:ind w:left="2200" w:hanging="440"/>
+      </w:pPr>
+      <w:rPr>
+        <w:rFonts w:ascii="Wingdings" w:hAnsi="Wingdings" w:hint="default"/>
+      </w:rPr>
+    </w:lvl>
+    <w:lvl w:ilvl="5" w:tplc="0409000D" w:tentative="1">
+      <w:start w:val="1"/>
+      <w:numFmt w:val="bullet"/>
+      <w:lvlText w:val=""/>
+      <w:lvlJc w:val="left"/>
+      <w:pPr>
+        <w:ind w:left="2640" w:hanging="440"/>
+      </w:pPr>
+      <w:rPr>
+        <w:rFonts w:ascii="Wingdings" w:hAnsi="Wingdings" w:hint="default"/>
+      </w:rPr>
+    </w:lvl>
+    <w:lvl w:ilvl="6" w:tplc="04090001" w:tentative="1">
+      <w:start w:val="1"/>
+      <w:numFmt w:val="bullet"/>
+      <w:lvlText w:val=""/>
+      <w:lvlJc w:val="left"/>
+      <w:pPr>
+        <w:ind w:left="3080" w:hanging="440"/>
+      </w:pPr>
+      <w:rPr>
+        <w:rFonts w:ascii="Wingdings" w:hAnsi="Wingdings" w:hint="default"/>
+      </w:rPr>
+    </w:lvl>
+    <w:lvl w:ilvl="7" w:tplc="0409000B" w:tentative="1">
+      <w:start w:val="1"/>
+      <w:numFmt w:val="bullet"/>
+      <w:lvlText w:val=""/>
+      <w:lvlJc w:val="left"/>
+      <w:pPr>
+        <w:ind w:left="3520" w:hanging="440"/>
+      </w:pPr>
+      <w:rPr>
+        <w:rFonts w:ascii="Wingdings" w:hAnsi="Wingdings" w:hint="default"/>
+      </w:rPr>
+    </w:lvl>
+    <w:lvl w:ilvl="8" w:tplc="0409000D" w:tentative="1">
+      <w:start w:val="1"/>
+      <w:numFmt w:val="bullet"/>
+      <w:lvlText w:val=""/>
+      <w:lvlJc w:val="left"/>
+      <w:pPr>
+        <w:ind w:left="3960" w:hanging="440"/>
+      </w:pPr>
+      <w:rPr>
+        <w:rFonts w:ascii="Wingdings" w:hAnsi="Wingdings" w:hint="default"/>
+      </w:rPr>
+    </w:lvl>
+  </w:abstractNum>
+  <w:abstractNum w:abstractNumId="11" w15:restartNumberingAfterBreak="0">
+    <w:nsid w:val="1FE7110D"/>
+    <w:multiLevelType w:val="hybridMultilevel"/>
+    <w:tmpl w:val="E6AE3614"/>
+    <w:lvl w:ilvl="0" w:tplc="A16078CE">
+      <w:start w:val="1"/>
+      <w:numFmt w:val="bullet"/>
+      <w:lvlText w:val=""/>
+      <w:lvlJc w:val="left"/>
+      <w:pPr>
+        <w:ind w:left="440" w:hanging="440"/>
+      </w:pPr>
+      <w:rPr>
+        <w:rFonts w:ascii="Wingdings" w:hAnsi="Wingdings" w:hint="default"/>
+      </w:rPr>
+    </w:lvl>
+    <w:lvl w:ilvl="1" w:tplc="0409000B" w:tentative="1">
+      <w:start w:val="1"/>
+      <w:numFmt w:val="bullet"/>
+      <w:lvlText w:val=""/>
+      <w:lvlJc w:val="left"/>
+      <w:pPr>
+        <w:ind w:left="880" w:hanging="440"/>
+      </w:pPr>
+      <w:rPr>
+        <w:rFonts w:ascii="Wingdings" w:hAnsi="Wingdings" w:hint="default"/>
+      </w:rPr>
+    </w:lvl>
+    <w:lvl w:ilvl="2" w:tplc="0409000D" w:tentative="1">
+      <w:start w:val="1"/>
+      <w:numFmt w:val="bullet"/>
+      <w:lvlText w:val=""/>
+      <w:lvlJc w:val="left"/>
+      <w:pPr>
+        <w:ind w:left="1320" w:hanging="440"/>
+      </w:pPr>
+      <w:rPr>
+        <w:rFonts w:ascii="Wingdings" w:hAnsi="Wingdings" w:hint="default"/>
+      </w:rPr>
+    </w:lvl>
+    <w:lvl w:ilvl="3" w:tplc="04090001" w:tentative="1">
+      <w:start w:val="1"/>
+      <w:numFmt w:val="bullet"/>
+      <w:lvlText w:val=""/>
+      <w:lvlJc w:val="left"/>
+      <w:pPr>
+        <w:ind w:left="1760" w:hanging="440"/>
+      </w:pPr>
+      <w:rPr>
+        <w:rFonts w:ascii="Wingdings" w:hAnsi="Wingdings" w:hint="default"/>
+      </w:rPr>
+    </w:lvl>
+    <w:lvl w:ilvl="4" w:tplc="0409000B" w:tentative="1">
+      <w:start w:val="1"/>
+      <w:numFmt w:val="bullet"/>
+      <w:lvlText w:val=""/>
+      <w:lvlJc w:val="left"/>
+      <w:pPr>
+        <w:ind w:left="2200" w:hanging="440"/>
+      </w:pPr>
+      <w:rPr>
+        <w:rFonts w:ascii="Wingdings" w:hAnsi="Wingdings" w:hint="default"/>
+      </w:rPr>
+    </w:lvl>
+    <w:lvl w:ilvl="5" w:tplc="0409000D" w:tentative="1">
+      <w:start w:val="1"/>
+      <w:numFmt w:val="bullet"/>
+      <w:lvlText w:val=""/>
+      <w:lvlJc w:val="left"/>
+      <w:pPr>
+        <w:ind w:left="2640" w:hanging="440"/>
+      </w:pPr>
+      <w:rPr>
+        <w:rFonts w:ascii="Wingdings" w:hAnsi="Wingdings" w:hint="default"/>
+      </w:rPr>
+    </w:lvl>
+    <w:lvl w:ilvl="6" w:tplc="04090001" w:tentative="1">
+      <w:start w:val="1"/>
+      <w:numFmt w:val="bullet"/>
+      <w:lvlText w:val=""/>
+      <w:lvlJc w:val="left"/>
+      <w:pPr>
+        <w:ind w:left="3080" w:hanging="440"/>
+      </w:pPr>
+      <w:rPr>
+        <w:rFonts w:ascii="Wingdings" w:hAnsi="Wingdings" w:hint="default"/>
+      </w:rPr>
+    </w:lvl>
+    <w:lvl w:ilvl="7" w:tplc="0409000B" w:tentative="1">
+      <w:start w:val="1"/>
+      <w:numFmt w:val="bullet"/>
+      <w:lvlText w:val=""/>
+      <w:lvlJc w:val="left"/>
+      <w:pPr>
+        <w:ind w:left="3520" w:hanging="440"/>
+      </w:pPr>
+      <w:rPr>
+        <w:rFonts w:ascii="Wingdings" w:hAnsi="Wingdings" w:hint="default"/>
+      </w:rPr>
+    </w:lvl>
+    <w:lvl w:ilvl="8" w:tplc="0409000D" w:tentative="1">
+      <w:start w:val="1"/>
+      <w:numFmt w:val="bullet"/>
+      <w:lvlText w:val=""/>
+      <w:lvlJc w:val="left"/>
+      <w:pPr>
+        <w:ind w:left="3960" w:hanging="440"/>
+      </w:pPr>
+      <w:rPr>
+        <w:rFonts w:ascii="Wingdings" w:hAnsi="Wingdings" w:hint="default"/>
+      </w:rPr>
+    </w:lvl>
+  </w:abstractNum>
+  <w:abstractNum w:abstractNumId="12" w15:restartNumberingAfterBreak="0">
+    <w:nsid w:val="20551FB1"/>
+    <w:multiLevelType w:val="hybridMultilevel"/>
+    <w:tmpl w:val="80AEFFAC"/>
+    <w:lvl w:ilvl="0" w:tplc="A16078CE">
+      <w:start w:val="1"/>
+      <w:numFmt w:val="bullet"/>
+      <w:lvlText w:val=""/>
+      <w:lvlJc w:val="left"/>
+      <w:pPr>
+        <w:ind w:left="440" w:hanging="440"/>
+      </w:pPr>
+      <w:rPr>
+        <w:rFonts w:ascii="Wingdings" w:hAnsi="Wingdings" w:hint="default"/>
+      </w:rPr>
+    </w:lvl>
+    <w:lvl w:ilvl="1" w:tplc="0409000B" w:tentative="1">
+      <w:start w:val="1"/>
+      <w:numFmt w:val="bullet"/>
+      <w:lvlText w:val=""/>
+      <w:lvlJc w:val="left"/>
+      <w:pPr>
+        <w:ind w:left="880" w:hanging="440"/>
+      </w:pPr>
+      <w:rPr>
+        <w:rFonts w:ascii="Wingdings" w:hAnsi="Wingdings" w:hint="default"/>
+      </w:rPr>
+    </w:lvl>
+    <w:lvl w:ilvl="2" w:tplc="0409000D" w:tentative="1">
+      <w:start w:val="1"/>
+      <w:numFmt w:val="bullet"/>
+      <w:lvlText w:val=""/>
+      <w:lvlJc w:val="left"/>
+      <w:pPr>
+        <w:ind w:left="1320" w:hanging="440"/>
+      </w:pPr>
+      <w:rPr>
+        <w:rFonts w:ascii="Wingdings" w:hAnsi="Wingdings" w:hint="default"/>
+      </w:rPr>
+    </w:lvl>
+    <w:lvl w:ilvl="3" w:tplc="04090001" w:tentative="1">
+      <w:start w:val="1"/>
+      <w:numFmt w:val="bullet"/>
+      <w:lvlText w:val=""/>
+      <w:lvlJc w:val="left"/>
+      <w:pPr>
+        <w:ind w:left="1760" w:hanging="440"/>
+      </w:pPr>
+      <w:rPr>
+        <w:rFonts w:ascii="Wingdings" w:hAnsi="Wingdings" w:hint="default"/>
+      </w:rPr>
+    </w:lvl>
+    <w:lvl w:ilvl="4" w:tplc="0409000B" w:tentative="1">
+      <w:start w:val="1"/>
+      <w:numFmt w:val="bullet"/>
+      <w:lvlText w:val=""/>
+      <w:lvlJc w:val="left"/>
+      <w:pPr>
+        <w:ind w:left="2200" w:hanging="440"/>
+      </w:pPr>
+      <w:rPr>
+        <w:rFonts w:ascii="Wingdings" w:hAnsi="Wingdings" w:hint="default"/>
+      </w:rPr>
+    </w:lvl>
+    <w:lvl w:ilvl="5" w:tplc="0409000D" w:tentative="1">
+      <w:start w:val="1"/>
+      <w:numFmt w:val="bullet"/>
+      <w:lvlText w:val=""/>
+      <w:lvlJc w:val="left"/>
+      <w:pPr>
+        <w:ind w:left="2640" w:hanging="440"/>
+      </w:pPr>
+      <w:rPr>
+        <w:rFonts w:ascii="Wingdings" w:hAnsi="Wingdings" w:hint="default"/>
+      </w:rPr>
+    </w:lvl>
+    <w:lvl w:ilvl="6" w:tplc="04090001" w:tentative="1">
+      <w:start w:val="1"/>
+      <w:numFmt w:val="bullet"/>
+      <w:lvlText w:val=""/>
+      <w:lvlJc w:val="left"/>
+      <w:pPr>
+        <w:ind w:left="3080" w:hanging="440"/>
+      </w:pPr>
+      <w:rPr>
+        <w:rFonts w:ascii="Wingdings" w:hAnsi="Wingdings" w:hint="default"/>
+      </w:rPr>
+    </w:lvl>
+    <w:lvl w:ilvl="7" w:tplc="0409000B" w:tentative="1">
+      <w:start w:val="1"/>
+      <w:numFmt w:val="bullet"/>
+      <w:lvlText w:val=""/>
+      <w:lvlJc w:val="left"/>
+      <w:pPr>
+        <w:ind w:left="3520" w:hanging="440"/>
+      </w:pPr>
+      <w:rPr>
+        <w:rFonts w:ascii="Wingdings" w:hAnsi="Wingdings" w:hint="default"/>
+      </w:rPr>
+    </w:lvl>
+    <w:lvl w:ilvl="8" w:tplc="0409000D" w:tentative="1">
+      <w:start w:val="1"/>
+      <w:numFmt w:val="bullet"/>
+      <w:lvlText w:val=""/>
+      <w:lvlJc w:val="left"/>
+      <w:pPr>
+        <w:ind w:left="3960" w:hanging="440"/>
+      </w:pPr>
+      <w:rPr>
+        <w:rFonts w:ascii="Wingdings" w:hAnsi="Wingdings" w:hint="default"/>
+      </w:rPr>
+    </w:lvl>
+  </w:abstractNum>
+  <w:abstractNum w:abstractNumId="13" w15:restartNumberingAfterBreak="0">
     <w:nsid w:val="25B6708D"/>
     <w:multiLevelType w:val="hybridMultilevel"/>
     <w:tmpl w:val="E9949002"/>
@@ -2006,7 +3412,7 @@
       </w:pPr>
     </w:lvl>
   </w:abstractNum>
-  <w:abstractNum w:abstractNumId="9" w15:restartNumberingAfterBreak="0">
+  <w:abstractNum w:abstractNumId="14" w15:restartNumberingAfterBreak="0">
     <w:nsid w:val="2C381906"/>
     <w:multiLevelType w:val="hybridMultilevel"/>
     <w:tmpl w:val="6DF6F67C"/>
@@ -2118,7 +3524,7 @@
       </w:rPr>
     </w:lvl>
   </w:abstractNum>
-  <w:abstractNum w:abstractNumId="10" w15:restartNumberingAfterBreak="0">
+  <w:abstractNum w:abstractNumId="15" w15:restartNumberingAfterBreak="0">
     <w:nsid w:val="2C962850"/>
     <w:multiLevelType w:val="hybridMultilevel"/>
     <w:tmpl w:val="071E4B32"/>
@@ -2210,7 +3616,7 @@
       </w:pPr>
     </w:lvl>
   </w:abstractNum>
-  <w:abstractNum w:abstractNumId="11" w15:restartNumberingAfterBreak="0">
+  <w:abstractNum w:abstractNumId="16" w15:restartNumberingAfterBreak="0">
     <w:nsid w:val="2CB37ED1"/>
     <w:multiLevelType w:val="hybridMultilevel"/>
     <w:tmpl w:val="D73A58E6"/>
@@ -2299,7 +3705,7 @@
       </w:pPr>
     </w:lvl>
   </w:abstractNum>
-  <w:abstractNum w:abstractNumId="12" w15:restartNumberingAfterBreak="0">
+  <w:abstractNum w:abstractNumId="17" w15:restartNumberingAfterBreak="0">
     <w:nsid w:val="2DB81D44"/>
     <w:multiLevelType w:val="hybridMultilevel"/>
     <w:tmpl w:val="2E56F4AC"/>
@@ -2412,7 +3818,7 @@
       </w:rPr>
     </w:lvl>
   </w:abstractNum>
-  <w:abstractNum w:abstractNumId="13" w15:restartNumberingAfterBreak="0">
+  <w:abstractNum w:abstractNumId="18" w15:restartNumberingAfterBreak="0">
     <w:nsid w:val="33A56F8E"/>
     <w:multiLevelType w:val="hybridMultilevel"/>
     <w:tmpl w:val="A0AEE284"/>
@@ -2551,7 +3957,7 @@
       </w:rPr>
     </w:lvl>
   </w:abstractNum>
-  <w:abstractNum w:abstractNumId="14" w15:restartNumberingAfterBreak="0">
+  <w:abstractNum w:abstractNumId="19" w15:restartNumberingAfterBreak="0">
     <w:nsid w:val="3ADC5CA0"/>
     <w:multiLevelType w:val="hybridMultilevel"/>
     <w:tmpl w:val="74486138"/>
@@ -2664,7 +4070,7 @@
       </w:rPr>
     </w:lvl>
   </w:abstractNum>
-  <w:abstractNum w:abstractNumId="15" w15:restartNumberingAfterBreak="0">
+  <w:abstractNum w:abstractNumId="20" w15:restartNumberingAfterBreak="0">
     <w:nsid w:val="3B6D0448"/>
     <w:multiLevelType w:val="hybridMultilevel"/>
     <w:tmpl w:val="FC085A7A"/>
@@ -2753,7 +4159,7 @@
       </w:pPr>
     </w:lvl>
   </w:abstractNum>
-  <w:abstractNum w:abstractNumId="16" w15:restartNumberingAfterBreak="0">
+  <w:abstractNum w:abstractNumId="21" w15:restartNumberingAfterBreak="0">
     <w:nsid w:val="3C1374B6"/>
     <w:multiLevelType w:val="hybridMultilevel"/>
     <w:tmpl w:val="1774400A"/>
@@ -2841,7 +4247,7 @@
       </w:pPr>
     </w:lvl>
   </w:abstractNum>
-  <w:abstractNum w:abstractNumId="17" w15:restartNumberingAfterBreak="0">
+  <w:abstractNum w:abstractNumId="22" w15:restartNumberingAfterBreak="0">
     <w:nsid w:val="41510979"/>
     <w:multiLevelType w:val="hybridMultilevel"/>
     <w:tmpl w:val="B54EDEF6"/>
@@ -2930,7 +4336,7 @@
       </w:pPr>
     </w:lvl>
   </w:abstractNum>
-  <w:abstractNum w:abstractNumId="18" w15:restartNumberingAfterBreak="0">
+  <w:abstractNum w:abstractNumId="23" w15:restartNumberingAfterBreak="0">
     <w:nsid w:val="486F1A9C"/>
     <w:multiLevelType w:val="hybridMultilevel"/>
     <w:tmpl w:val="1CDC95A4"/>
@@ -3042,7 +4448,96 @@
       </w:rPr>
     </w:lvl>
   </w:abstractNum>
-  <w:abstractNum w:abstractNumId="19" w15:restartNumberingAfterBreak="0">
+  <w:abstractNum w:abstractNumId="24" w15:restartNumberingAfterBreak="0">
+    <w:nsid w:val="489B33D2"/>
+    <w:multiLevelType w:val="hybridMultilevel"/>
+    <w:tmpl w:val="7F3EF8AE"/>
+    <w:lvl w:ilvl="0" w:tplc="5A2CBB40">
+      <w:start w:val="1"/>
+      <w:numFmt w:val="decimalFullWidth"/>
+      <w:lvlText w:val="%1．"/>
+      <w:lvlJc w:val="left"/>
+      <w:pPr>
+        <w:ind w:left="440" w:hanging="440"/>
+      </w:pPr>
+      <w:rPr>
+        <w:rFonts w:hint="eastAsia"/>
+      </w:rPr>
+    </w:lvl>
+    <w:lvl w:ilvl="1" w:tplc="04090017" w:tentative="1">
+      <w:start w:val="1"/>
+      <w:numFmt w:val="aiueoFullWidth"/>
+      <w:lvlText w:val="(%2)"/>
+      <w:lvlJc w:val="left"/>
+      <w:pPr>
+        <w:ind w:left="880" w:hanging="440"/>
+      </w:pPr>
+    </w:lvl>
+    <w:lvl w:ilvl="2" w:tplc="04090011" w:tentative="1">
+      <w:start w:val="1"/>
+      <w:numFmt w:val="decimalEnclosedCircle"/>
+      <w:lvlText w:val="%3"/>
+      <w:lvlJc w:val="left"/>
+      <w:pPr>
+        <w:ind w:left="1320" w:hanging="440"/>
+      </w:pPr>
+    </w:lvl>
+    <w:lvl w:ilvl="3" w:tplc="0409000F" w:tentative="1">
+      <w:start w:val="1"/>
+      <w:numFmt w:val="decimal"/>
+      <w:lvlText w:val="%4."/>
+      <w:lvlJc w:val="left"/>
+      <w:pPr>
+        <w:ind w:left="1760" w:hanging="440"/>
+      </w:pPr>
+    </w:lvl>
+    <w:lvl w:ilvl="4" w:tplc="04090017" w:tentative="1">
+      <w:start w:val="1"/>
+      <w:numFmt w:val="aiueoFullWidth"/>
+      <w:lvlText w:val="(%5)"/>
+      <w:lvlJc w:val="left"/>
+      <w:pPr>
+        <w:ind w:left="2200" w:hanging="440"/>
+      </w:pPr>
+    </w:lvl>
+    <w:lvl w:ilvl="5" w:tplc="04090011" w:tentative="1">
+      <w:start w:val="1"/>
+      <w:numFmt w:val="decimalEnclosedCircle"/>
+      <w:lvlText w:val="%6"/>
+      <w:lvlJc w:val="left"/>
+      <w:pPr>
+        <w:ind w:left="2640" w:hanging="440"/>
+      </w:pPr>
+    </w:lvl>
+    <w:lvl w:ilvl="6" w:tplc="0409000F" w:tentative="1">
+      <w:start w:val="1"/>
+      <w:numFmt w:val="decimal"/>
+      <w:lvlText w:val="%7."/>
+      <w:lvlJc w:val="left"/>
+      <w:pPr>
+        <w:ind w:left="3080" w:hanging="440"/>
+      </w:pPr>
+    </w:lvl>
+    <w:lvl w:ilvl="7" w:tplc="04090017" w:tentative="1">
+      <w:start w:val="1"/>
+      <w:numFmt w:val="aiueoFullWidth"/>
+      <w:lvlText w:val="(%8)"/>
+      <w:lvlJc w:val="left"/>
+      <w:pPr>
+        <w:ind w:left="3520" w:hanging="440"/>
+      </w:pPr>
+    </w:lvl>
+    <w:lvl w:ilvl="8" w:tplc="04090011" w:tentative="1">
+      <w:start w:val="1"/>
+      <w:numFmt w:val="decimalEnclosedCircle"/>
+      <w:lvlText w:val="%9"/>
+      <w:lvlJc w:val="left"/>
+      <w:pPr>
+        <w:ind w:left="3960" w:hanging="440"/>
+      </w:pPr>
+    </w:lvl>
+  </w:abstractNum>
+  <w:abstractNum w:abstractNumId="25" w15:restartNumberingAfterBreak="0">
     <w:nsid w:val="495D490B"/>
     <w:multiLevelType w:val="hybridMultilevel"/>
     <w:tmpl w:val="CF048196"/>
@@ -3154,7 +4649,7 @@
       </w:rPr>
     </w:lvl>
   </w:abstractNum>
-  <w:abstractNum w:abstractNumId="20" w15:restartNumberingAfterBreak="0">
+  <w:abstractNum w:abstractNumId="26" w15:restartNumberingAfterBreak="0">
     <w:nsid w:val="4AE15DEB"/>
     <w:multiLevelType w:val="hybridMultilevel"/>
     <w:tmpl w:val="176CE2DA"/>
@@ -3249,7 +4744,7 @@
       </w:pPr>
     </w:lvl>
   </w:abstractNum>
-  <w:abstractNum w:abstractNumId="21" w15:restartNumberingAfterBreak="0">
+  <w:abstractNum w:abstractNumId="27" w15:restartNumberingAfterBreak="0">
     <w:nsid w:val="4C3F45B7"/>
     <w:multiLevelType w:val="hybridMultilevel"/>
     <w:tmpl w:val="88B657B2"/>
@@ -3338,7 +4833,7 @@
       </w:pPr>
     </w:lvl>
   </w:abstractNum>
-  <w:abstractNum w:abstractNumId="22" w15:restartNumberingAfterBreak="0">
+  <w:abstractNum w:abstractNumId="28" w15:restartNumberingAfterBreak="0">
     <w:nsid w:val="4E6B2366"/>
     <w:multiLevelType w:val="hybridMultilevel"/>
     <w:tmpl w:val="A4303400"/>
@@ -3430,7 +4925,7 @@
       </w:pPr>
     </w:lvl>
   </w:abstractNum>
-  <w:abstractNum w:abstractNumId="23" w15:restartNumberingAfterBreak="0">
+  <w:abstractNum w:abstractNumId="29" w15:restartNumberingAfterBreak="0">
     <w:nsid w:val="4F84403B"/>
     <w:multiLevelType w:val="hybridMultilevel"/>
     <w:tmpl w:val="B1E63408"/>
@@ -3542,7 +5037,7 @@
       </w:rPr>
     </w:lvl>
   </w:abstractNum>
-  <w:abstractNum w:abstractNumId="24" w15:restartNumberingAfterBreak="0">
+  <w:abstractNum w:abstractNumId="30" w15:restartNumberingAfterBreak="0">
     <w:nsid w:val="53581CE5"/>
     <w:multiLevelType w:val="hybridMultilevel"/>
     <w:tmpl w:val="5B728A36"/>
@@ -3654,7 +5149,7 @@
       </w:rPr>
     </w:lvl>
   </w:abstractNum>
-  <w:abstractNum w:abstractNumId="25" w15:restartNumberingAfterBreak="0">
+  <w:abstractNum w:abstractNumId="31" w15:restartNumberingAfterBreak="0">
     <w:nsid w:val="5718743F"/>
     <w:multiLevelType w:val="hybridMultilevel"/>
     <w:tmpl w:val="0728E8F4"/>
@@ -3746,7 +5241,120 @@
       </w:pPr>
     </w:lvl>
   </w:abstractNum>
-  <w:abstractNum w:abstractNumId="26" w15:restartNumberingAfterBreak="0">
+  <w:abstractNum w:abstractNumId="32" w15:restartNumberingAfterBreak="0">
+    <w:nsid w:val="58EB6849"/>
+    <w:multiLevelType w:val="hybridMultilevel"/>
+    <w:tmpl w:val="EE40B8A4"/>
+    <w:lvl w:ilvl="0" w:tplc="A16078CE">
+      <w:start w:val="1"/>
+      <w:numFmt w:val="bullet"/>
+      <w:lvlText w:val=""/>
+      <w:lvlJc w:val="left"/>
+      <w:pPr>
+        <w:ind w:left="440" w:hanging="440"/>
+      </w:pPr>
+      <w:rPr>
+        <w:rFonts w:ascii="Wingdings" w:hAnsi="Wingdings" w:hint="default"/>
+      </w:rPr>
+    </w:lvl>
+    <w:lvl w:ilvl="1" w:tplc="0409000B" w:tentative="1">
+      <w:start w:val="1"/>
+      <w:numFmt w:val="bullet"/>
+      <w:lvlText w:val=""/>
+      <w:lvlJc w:val="left"/>
+      <w:pPr>
+        <w:ind w:left="880" w:hanging="440"/>
+      </w:pPr>
+      <w:rPr>
+        <w:rFonts w:ascii="Wingdings" w:hAnsi="Wingdings" w:hint="default"/>
+      </w:rPr>
+    </w:lvl>
+    <w:lvl w:ilvl="2" w:tplc="0409000D" w:tentative="1">
+      <w:start w:val="1"/>
+      <w:numFmt w:val="bullet"/>
+      <w:lvlText w:val=""/>
+      <w:lvlJc w:val="left"/>
+      <w:pPr>
+        <w:ind w:left="1320" w:hanging="440"/>
+      </w:pPr>
+      <w:rPr>
+        <w:rFonts w:ascii="Wingdings" w:hAnsi="Wingdings" w:hint="default"/>
+      </w:rPr>
+    </w:lvl>
+    <w:lvl w:ilvl="3" w:tplc="04090001" w:tentative="1">
+      <w:start w:val="1"/>
+      <w:numFmt w:val="bullet"/>
+      <w:lvlText w:val=""/>
+      <w:lvlJc w:val="left"/>
+      <w:pPr>
+        <w:ind w:left="1760" w:hanging="440"/>
+      </w:pPr>
+      <w:rPr>
+        <w:rFonts w:ascii="Wingdings" w:hAnsi="Wingdings" w:hint="default"/>
+      </w:rPr>
+    </w:lvl>
+    <w:lvl w:ilvl="4" w:tplc="0409000B" w:tentative="1">
+      <w:start w:val="1"/>
+      <w:numFmt w:val="bullet"/>
+      <w:lvlText w:val=""/>
+      <w:lvlJc w:val="left"/>
+      <w:pPr>
+        <w:ind w:left="2200" w:hanging="440"/>
+      </w:pPr>
+      <w:rPr>
+        <w:rFonts w:ascii="Wingdings" w:hAnsi="Wingdings" w:hint="default"/>
+      </w:rPr>
+    </w:lvl>
+    <w:lvl w:ilvl="5" w:tplc="0409000D" w:tentative="1">
+      <w:start w:val="1"/>
+      <w:numFmt w:val="bullet"/>
+      <w:lvlText w:val=""/>
+      <w:lvlJc w:val="left"/>
+      <w:pPr>
+        <w:ind w:left="2640" w:hanging="440"/>
+      </w:pPr>
+      <w:rPr>
+        <w:rFonts w:ascii="Wingdings" w:hAnsi="Wingdings" w:hint="default"/>
+      </w:rPr>
+    </w:lvl>
+    <w:lvl w:ilvl="6" w:tplc="04090001" w:tentative="1">
+      <w:start w:val="1"/>
+      <w:numFmt w:val="bullet"/>
+      <w:lvlText w:val=""/>
+      <w:lvlJc w:val="left"/>
+      <w:pPr>
+        <w:ind w:left="3080" w:hanging="440"/>
+      </w:pPr>
+      <w:rPr>
+        <w:rFonts w:ascii="Wingdings" w:hAnsi="Wingdings" w:hint="default"/>
+      </w:rPr>
+    </w:lvl>
+    <w:lvl w:ilvl="7" w:tplc="0409000B" w:tentative="1">
+      <w:start w:val="1"/>
+      <w:numFmt w:val="bullet"/>
+      <w:lvlText w:val=""/>
+      <w:lvlJc w:val="left"/>
+      <w:pPr>
+        <w:ind w:left="3520" w:hanging="440"/>
+      </w:pPr>
+      <w:rPr>
+        <w:rFonts w:ascii="Wingdings" w:hAnsi="Wingdings" w:hint="default"/>
+      </w:rPr>
+    </w:lvl>
+    <w:lvl w:ilvl="8" w:tplc="0409000D" w:tentative="1">
+      <w:start w:val="1"/>
+      <w:numFmt w:val="bullet"/>
+      <w:lvlText w:val=""/>
+      <w:lvlJc w:val="left"/>
+      <w:pPr>
+        <w:ind w:left="3960" w:hanging="440"/>
+      </w:pPr>
+      <w:rPr>
+        <w:rFonts w:ascii="Wingdings" w:hAnsi="Wingdings" w:hint="default"/>
+      </w:rPr>
+    </w:lvl>
+  </w:abstractNum>
+  <w:abstractNum w:abstractNumId="33" w15:restartNumberingAfterBreak="0">
     <w:nsid w:val="5B564748"/>
     <w:multiLevelType w:val="hybridMultilevel"/>
     <w:tmpl w:val="59988C0A"/>
@@ -3841,7 +5449,7 @@
       </w:pPr>
     </w:lvl>
   </w:abstractNum>
-  <w:abstractNum w:abstractNumId="27" w15:restartNumberingAfterBreak="0">
+  <w:abstractNum w:abstractNumId="34" w15:restartNumberingAfterBreak="0">
     <w:nsid w:val="5BA92968"/>
     <w:multiLevelType w:val="hybridMultilevel"/>
     <w:tmpl w:val="4A1ED666"/>
@@ -3954,7 +5562,7 @@
       </w:rPr>
     </w:lvl>
   </w:abstractNum>
-  <w:abstractNum w:abstractNumId="28" w15:restartNumberingAfterBreak="0">
+  <w:abstractNum w:abstractNumId="35" w15:restartNumberingAfterBreak="0">
     <w:nsid w:val="5E4D00EA"/>
     <w:multiLevelType w:val="hybridMultilevel"/>
     <w:tmpl w:val="85D6F8F6"/>
@@ -4066,7 +5674,96 @@
       </w:rPr>
     </w:lvl>
   </w:abstractNum>
-  <w:abstractNum w:abstractNumId="29" w15:restartNumberingAfterBreak="0">
+  <w:abstractNum w:abstractNumId="36" w15:restartNumberingAfterBreak="0">
+    <w:nsid w:val="5EE82BD2"/>
+    <w:multiLevelType w:val="hybridMultilevel"/>
+    <w:tmpl w:val="C33EDE28"/>
+    <w:lvl w:ilvl="0" w:tplc="8EB6742C">
+      <w:start w:val="1"/>
+      <w:numFmt w:val="decimalFullWidth"/>
+      <w:lvlText w:val="%1）"/>
+      <w:lvlJc w:val="left"/>
+      <w:pPr>
+        <w:ind w:left="440" w:hanging="440"/>
+      </w:pPr>
+      <w:rPr>
+        <w:rFonts w:hint="eastAsia"/>
+      </w:rPr>
+    </w:lvl>
+    <w:lvl w:ilvl="1" w:tplc="04090017" w:tentative="1">
+      <w:start w:val="1"/>
+      <w:numFmt w:val="aiueoFullWidth"/>
+      <w:lvlText w:val="(%2)"/>
+      <w:lvlJc w:val="left"/>
+      <w:pPr>
+        <w:ind w:left="880" w:hanging="440"/>
+      </w:pPr>
+    </w:lvl>
+    <w:lvl w:ilvl="2" w:tplc="04090011" w:tentative="1">
+      <w:start w:val="1"/>
+      <w:numFmt w:val="decimalEnclosedCircle"/>
+      <w:lvlText w:val="%3"/>
+      <w:lvlJc w:val="left"/>
+      <w:pPr>
+        <w:ind w:left="1320" w:hanging="440"/>
+      </w:pPr>
+    </w:lvl>
+    <w:lvl w:ilvl="3" w:tplc="0409000F" w:tentative="1">
+      <w:start w:val="1"/>
+      <w:numFmt w:val="decimal"/>
+      <w:lvlText w:val="%4."/>
+      <w:lvlJc w:val="left"/>
+      <w:pPr>
+        <w:ind w:left="1760" w:hanging="440"/>
+      </w:pPr>
+    </w:lvl>
+    <w:lvl w:ilvl="4" w:tplc="04090017" w:tentative="1">
+      <w:start w:val="1"/>
+      <w:numFmt w:val="aiueoFullWidth"/>
+      <w:lvlText w:val="(%5)"/>
+      <w:lvlJc w:val="left"/>
+      <w:pPr>
+        <w:ind w:left="2200" w:hanging="440"/>
+      </w:pPr>
+    </w:lvl>
+    <w:lvl w:ilvl="5" w:tplc="04090011" w:tentative="1">
+      <w:start w:val="1"/>
+      <w:numFmt w:val="decimalEnclosedCircle"/>
+      <w:lvlText w:val="%6"/>
+      <w:lvlJc w:val="left"/>
+      <w:pPr>
+        <w:ind w:left="2640" w:hanging="440"/>
+      </w:pPr>
+    </w:lvl>
+    <w:lvl w:ilvl="6" w:tplc="0409000F" w:tentative="1">
+      <w:start w:val="1"/>
+      <w:numFmt w:val="decimal"/>
+      <w:lvlText w:val="%7."/>
+      <w:lvlJc w:val="left"/>
+      <w:pPr>
+        <w:ind w:left="3080" w:hanging="440"/>
+      </w:pPr>
+    </w:lvl>
+    <w:lvl w:ilvl="7" w:tplc="04090017" w:tentative="1">
+      <w:start w:val="1"/>
+      <w:numFmt w:val="aiueoFullWidth"/>
+      <w:lvlText w:val="(%8)"/>
+      <w:lvlJc w:val="left"/>
+      <w:pPr>
+        <w:ind w:left="3520" w:hanging="440"/>
+      </w:pPr>
+    </w:lvl>
+    <w:lvl w:ilvl="8" w:tplc="04090011" w:tentative="1">
+      <w:start w:val="1"/>
+      <w:numFmt w:val="decimalEnclosedCircle"/>
+      <w:lvlText w:val="%9"/>
+      <w:lvlJc w:val="left"/>
+      <w:pPr>
+        <w:ind w:left="3960" w:hanging="440"/>
+      </w:pPr>
+    </w:lvl>
+  </w:abstractNum>
+  <w:abstractNum w:abstractNumId="37" w15:restartNumberingAfterBreak="0">
     <w:nsid w:val="61A36DAA"/>
     <w:multiLevelType w:val="hybridMultilevel"/>
     <w:tmpl w:val="F9A6DC44"/>
@@ -4155,7 +5852,120 @@
       </w:pPr>
     </w:lvl>
   </w:abstractNum>
-  <w:abstractNum w:abstractNumId="30" w15:restartNumberingAfterBreak="0">
+  <w:abstractNum w:abstractNumId="38" w15:restartNumberingAfterBreak="0">
+    <w:nsid w:val="63707E07"/>
+    <w:multiLevelType w:val="hybridMultilevel"/>
+    <w:tmpl w:val="035653FA"/>
+    <w:lvl w:ilvl="0" w:tplc="0A90B8AA">
+      <w:start w:val="1"/>
+      <w:numFmt w:val="bullet"/>
+      <w:lvlText w:val=""/>
+      <w:lvlJc w:val="left"/>
+      <w:pPr>
+        <w:ind w:left="440" w:hanging="440"/>
+      </w:pPr>
+      <w:rPr>
+        <w:rFonts w:ascii="Wingdings" w:hAnsi="Wingdings" w:hint="default"/>
+      </w:rPr>
+    </w:lvl>
+    <w:lvl w:ilvl="1" w:tplc="0409000B" w:tentative="1">
+      <w:start w:val="1"/>
+      <w:numFmt w:val="bullet"/>
+      <w:lvlText w:val=""/>
+      <w:lvlJc w:val="left"/>
+      <w:pPr>
+        <w:ind w:left="880" w:hanging="440"/>
+      </w:pPr>
+      <w:rPr>
+        <w:rFonts w:ascii="Wingdings" w:hAnsi="Wingdings" w:hint="default"/>
+      </w:rPr>
+    </w:lvl>
+    <w:lvl w:ilvl="2" w:tplc="0409000D" w:tentative="1">
+      <w:start w:val="1"/>
+      <w:numFmt w:val="bullet"/>
+      <w:lvlText w:val=""/>
+      <w:lvlJc w:val="left"/>
+      <w:pPr>
+        <w:ind w:left="1320" w:hanging="440"/>
+      </w:pPr>
+      <w:rPr>
+        <w:rFonts w:ascii="Wingdings" w:hAnsi="Wingdings" w:hint="default"/>
+      </w:rPr>
+    </w:lvl>
+    <w:lvl w:ilvl="3" w:tplc="04090001" w:tentative="1">
+      <w:start w:val="1"/>
+      <w:numFmt w:val="bullet"/>
+      <w:lvlText w:val=""/>
+      <w:lvlJc w:val="left"/>
+      <w:pPr>
+        <w:ind w:left="1760" w:hanging="440"/>
+      </w:pPr>
+      <w:rPr>
+        <w:rFonts w:ascii="Wingdings" w:hAnsi="Wingdings" w:hint="default"/>
+      </w:rPr>
+    </w:lvl>
+    <w:lvl w:ilvl="4" w:tplc="0409000B" w:tentative="1">
+      <w:start w:val="1"/>
+      <w:numFmt w:val="bullet"/>
+      <w:lvlText w:val=""/>
+      <w:lvlJc w:val="left"/>
+      <w:pPr>
+        <w:ind w:left="2200" w:hanging="440"/>
+      </w:pPr>
+      <w:rPr>
+        <w:rFonts w:ascii="Wingdings" w:hAnsi="Wingdings" w:hint="default"/>
+      </w:rPr>
+    </w:lvl>
+    <w:lvl w:ilvl="5" w:tplc="0409000D" w:tentative="1">
+      <w:start w:val="1"/>
+      <w:numFmt w:val="bullet"/>
+      <w:lvlText w:val=""/>
+      <w:lvlJc w:val="left"/>
+      <w:pPr>
+        <w:ind w:left="2640" w:hanging="440"/>
+      </w:pPr>
+      <w:rPr>
+        <w:rFonts w:ascii="Wingdings" w:hAnsi="Wingdings" w:hint="default"/>
+      </w:rPr>
+    </w:lvl>
+    <w:lvl w:ilvl="6" w:tplc="04090001" w:tentative="1">
+      <w:start w:val="1"/>
+      <w:numFmt w:val="bullet"/>
+      <w:lvlText w:val=""/>
+      <w:lvlJc w:val="left"/>
+      <w:pPr>
+        <w:ind w:left="3080" w:hanging="440"/>
+      </w:pPr>
+      <w:rPr>
+        <w:rFonts w:ascii="Wingdings" w:hAnsi="Wingdings" w:hint="default"/>
+      </w:rPr>
+    </w:lvl>
+    <w:lvl w:ilvl="7" w:tplc="0409000B" w:tentative="1">
+      <w:start w:val="1"/>
+      <w:numFmt w:val="bullet"/>
+      <w:lvlText w:val=""/>
+      <w:lvlJc w:val="left"/>
+      <w:pPr>
+        <w:ind w:left="3520" w:hanging="440"/>
+      </w:pPr>
+      <w:rPr>
+        <w:rFonts w:ascii="Wingdings" w:hAnsi="Wingdings" w:hint="default"/>
+      </w:rPr>
+    </w:lvl>
+    <w:lvl w:ilvl="8" w:tplc="0409000D" w:tentative="1">
+      <w:start w:val="1"/>
+      <w:numFmt w:val="bullet"/>
+      <w:lvlText w:val=""/>
+      <w:lvlJc w:val="left"/>
+      <w:pPr>
+        <w:ind w:left="3960" w:hanging="440"/>
+      </w:pPr>
+      <w:rPr>
+        <w:rFonts w:ascii="Wingdings" w:hAnsi="Wingdings" w:hint="default"/>
+      </w:rPr>
+    </w:lvl>
+  </w:abstractNum>
+  <w:abstractNum w:abstractNumId="39" w15:restartNumberingAfterBreak="0">
     <w:nsid w:val="63B97450"/>
     <w:multiLevelType w:val="hybridMultilevel"/>
     <w:tmpl w:val="C73E3512"/>
@@ -4244,7 +6054,7 @@
       </w:pPr>
     </w:lvl>
   </w:abstractNum>
-  <w:abstractNum w:abstractNumId="31" w15:restartNumberingAfterBreak="0">
+  <w:abstractNum w:abstractNumId="40" w15:restartNumberingAfterBreak="0">
     <w:nsid w:val="664944FC"/>
     <w:multiLevelType w:val="hybridMultilevel"/>
     <w:tmpl w:val="245C3456"/>
@@ -4333,7 +6143,7 @@
       </w:pPr>
     </w:lvl>
   </w:abstractNum>
-  <w:abstractNum w:abstractNumId="32" w15:restartNumberingAfterBreak="0">
+  <w:abstractNum w:abstractNumId="41" w15:restartNumberingAfterBreak="0">
     <w:nsid w:val="66D12D62"/>
     <w:multiLevelType w:val="hybridMultilevel"/>
     <w:tmpl w:val="82602C62"/>
@@ -4422,7 +6232,7 @@
       </w:pPr>
     </w:lvl>
   </w:abstractNum>
-  <w:abstractNum w:abstractNumId="33" w15:restartNumberingAfterBreak="0">
+  <w:abstractNum w:abstractNumId="42" w15:restartNumberingAfterBreak="0">
     <w:nsid w:val="6E411119"/>
     <w:multiLevelType w:val="hybridMultilevel"/>
     <w:tmpl w:val="A36253B4"/>
@@ -4534,7 +6344,7 @@
       </w:rPr>
     </w:lvl>
   </w:abstractNum>
-  <w:abstractNum w:abstractNumId="34" w15:restartNumberingAfterBreak="0">
+  <w:abstractNum w:abstractNumId="43" w15:restartNumberingAfterBreak="0">
     <w:nsid w:val="6EA1612A"/>
     <w:multiLevelType w:val="hybridMultilevel"/>
     <w:tmpl w:val="6A00D988"/>
@@ -4629,7 +6439,7 @@
       </w:pPr>
     </w:lvl>
   </w:abstractNum>
-  <w:abstractNum w:abstractNumId="35" w15:restartNumberingAfterBreak="0">
+  <w:abstractNum w:abstractNumId="44" w15:restartNumberingAfterBreak="0">
     <w:nsid w:val="741F18D6"/>
     <w:multiLevelType w:val="hybridMultilevel"/>
     <w:tmpl w:val="B67AE45E"/>
@@ -4718,7 +6528,7 @@
       </w:pPr>
     </w:lvl>
   </w:abstractNum>
-  <w:abstractNum w:abstractNumId="36" w15:restartNumberingAfterBreak="0">
+  <w:abstractNum w:abstractNumId="45" w15:restartNumberingAfterBreak="0">
     <w:nsid w:val="77F716AC"/>
     <w:multiLevelType w:val="hybridMultilevel"/>
     <w:tmpl w:val="382A3284"/>
@@ -4813,7 +6623,7 @@
       </w:pPr>
     </w:lvl>
   </w:abstractNum>
-  <w:abstractNum w:abstractNumId="37" w15:restartNumberingAfterBreak="0">
+  <w:abstractNum w:abstractNumId="46" w15:restartNumberingAfterBreak="0">
     <w:nsid w:val="7F91428E"/>
     <w:multiLevelType w:val="hybridMultilevel"/>
     <w:tmpl w:val="77E4E496"/>
@@ -4906,118 +6716,145 @@
     </w:lvl>
   </w:abstractNum>
   <w:num w:numId="1" w16cid:durableId="1504861650">
+    <w:abstractNumId w:val="18"/>
+  </w:num>
+  <w:num w:numId="2" w16cid:durableId="400107583">
     <w:abstractNumId w:val="13"/>
   </w:num>
-  <w:num w:numId="2" w16cid:durableId="400107583">
+  <w:num w:numId="3" w16cid:durableId="138116800">
+    <w:abstractNumId w:val="26"/>
+  </w:num>
+  <w:num w:numId="4" w16cid:durableId="2101024477">
+    <w:abstractNumId w:val="17"/>
+  </w:num>
+  <w:num w:numId="5" w16cid:durableId="1773355959">
+    <w:abstractNumId w:val="34"/>
+  </w:num>
+  <w:num w:numId="6" w16cid:durableId="572081852">
+    <w:abstractNumId w:val="42"/>
+  </w:num>
+  <w:num w:numId="7" w16cid:durableId="763652086">
+    <w:abstractNumId w:val="7"/>
+  </w:num>
+  <w:num w:numId="8" w16cid:durableId="662782197">
+    <w:abstractNumId w:val="23"/>
+  </w:num>
+  <w:num w:numId="9" w16cid:durableId="24336008">
+    <w:abstractNumId w:val="35"/>
+  </w:num>
+  <w:num w:numId="10" w16cid:durableId="1666669309">
+    <w:abstractNumId w:val="29"/>
+  </w:num>
+  <w:num w:numId="11" w16cid:durableId="192236169">
+    <w:abstractNumId w:val="30"/>
+  </w:num>
+  <w:num w:numId="12" w16cid:durableId="19475534">
+    <w:abstractNumId w:val="14"/>
+  </w:num>
+  <w:num w:numId="13" w16cid:durableId="1030688308">
+    <w:abstractNumId w:val="25"/>
+  </w:num>
+  <w:num w:numId="14" w16cid:durableId="1116750966">
+    <w:abstractNumId w:val="4"/>
+  </w:num>
+  <w:num w:numId="15" w16cid:durableId="1537547380">
+    <w:abstractNumId w:val="19"/>
+  </w:num>
+  <w:num w:numId="16" w16cid:durableId="178936246">
+    <w:abstractNumId w:val="2"/>
+  </w:num>
+  <w:num w:numId="17" w16cid:durableId="1592203700">
+    <w:abstractNumId w:val="21"/>
+  </w:num>
+  <w:num w:numId="18" w16cid:durableId="1479767517">
+    <w:abstractNumId w:val="31"/>
+  </w:num>
+  <w:num w:numId="19" w16cid:durableId="501434232">
+    <w:abstractNumId w:val="9"/>
+  </w:num>
+  <w:num w:numId="20" w16cid:durableId="525292441">
+    <w:abstractNumId w:val="40"/>
+  </w:num>
+  <w:num w:numId="21" w16cid:durableId="1746612432">
+    <w:abstractNumId w:val="20"/>
+  </w:num>
+  <w:num w:numId="22" w16cid:durableId="594166690">
+    <w:abstractNumId w:val="39"/>
+  </w:num>
+  <w:num w:numId="23" w16cid:durableId="811485658">
+    <w:abstractNumId w:val="41"/>
+  </w:num>
+  <w:num w:numId="24" w16cid:durableId="1959600463">
+    <w:abstractNumId w:val="1"/>
+  </w:num>
+  <w:num w:numId="25" w16cid:durableId="1313102518">
+    <w:abstractNumId w:val="33"/>
+  </w:num>
+  <w:num w:numId="26" w16cid:durableId="1379862287">
+    <w:abstractNumId w:val="15"/>
+  </w:num>
+  <w:num w:numId="27" w16cid:durableId="788622438">
+    <w:abstractNumId w:val="37"/>
+  </w:num>
+  <w:num w:numId="28" w16cid:durableId="1300303736">
+    <w:abstractNumId w:val="43"/>
+  </w:num>
+  <w:num w:numId="29" w16cid:durableId="189035550">
+    <w:abstractNumId w:val="46"/>
+  </w:num>
+  <w:num w:numId="30" w16cid:durableId="198905666">
+    <w:abstractNumId w:val="45"/>
+  </w:num>
+  <w:num w:numId="31" w16cid:durableId="1071344403">
+    <w:abstractNumId w:val="28"/>
+  </w:num>
+  <w:num w:numId="32" w16cid:durableId="1395083893">
+    <w:abstractNumId w:val="44"/>
+  </w:num>
+  <w:num w:numId="33" w16cid:durableId="852113786">
     <w:abstractNumId w:val="8"/>
   </w:num>
-  <w:num w:numId="3" w16cid:durableId="138116800">
-    <w:abstractNumId w:val="20"/>
+  <w:num w:numId="34" w16cid:durableId="256596122">
+    <w:abstractNumId w:val="27"/>
   </w:num>
-  <w:num w:numId="4" w16cid:durableId="2101024477">
+  <w:num w:numId="35" w16cid:durableId="256448901">
+    <w:abstractNumId w:val="22"/>
+  </w:num>
+  <w:num w:numId="36" w16cid:durableId="1083142365">
+    <w:abstractNumId w:val="3"/>
+  </w:num>
+  <w:num w:numId="37" w16cid:durableId="495464077">
+    <w:abstractNumId w:val="6"/>
+  </w:num>
+  <w:num w:numId="38" w16cid:durableId="1260218699">
+    <w:abstractNumId w:val="16"/>
+  </w:num>
+  <w:num w:numId="39" w16cid:durableId="1599943953">
+    <w:abstractNumId w:val="0"/>
+  </w:num>
+  <w:num w:numId="40" w16cid:durableId="468523306">
     <w:abstractNumId w:val="12"/>
   </w:num>
-  <w:num w:numId="5" w16cid:durableId="1773355959">
-    <w:abstractNumId w:val="27"/>
-  </w:num>
-  <w:num w:numId="6" w16cid:durableId="572081852">
-    <w:abstractNumId w:val="33"/>
-  </w:num>
-  <w:num w:numId="7" w16cid:durableId="763652086">
-    <w:abstractNumId w:val="5"/>
-  </w:num>
-  <w:num w:numId="8" w16cid:durableId="662782197">
-    <w:abstractNumId w:val="18"/>
-  </w:num>
-  <w:num w:numId="9" w16cid:durableId="24336008">
-    <w:abstractNumId w:val="28"/>
-  </w:num>
-  <w:num w:numId="10" w16cid:durableId="1666669309">
-    <w:abstractNumId w:val="23"/>
-  </w:num>
-  <w:num w:numId="11" w16cid:durableId="192236169">
+  <w:num w:numId="41" w16cid:durableId="1255898345">
     <w:abstractNumId w:val="24"/>
   </w:num>
-  <w:num w:numId="12" w16cid:durableId="19475534">
-    <w:abstractNumId w:val="9"/>
+  <w:num w:numId="42" w16cid:durableId="445470197">
+    <w:abstractNumId w:val="36"/>
   </w:num>
-  <w:num w:numId="13" w16cid:durableId="1030688308">
-    <w:abstractNumId w:val="19"/>
+  <w:num w:numId="43" w16cid:durableId="1363049784">
+    <w:abstractNumId w:val="11"/>
   </w:num>
-  <w:num w:numId="14" w16cid:durableId="1116750966">
-    <w:abstractNumId w:val="3"/>
-  </w:num>
-  <w:num w:numId="15" w16cid:durableId="1537547380">
-    <w:abstractNumId w:val="14"/>
-  </w:num>
-  <w:num w:numId="16" w16cid:durableId="178936246">
-    <w:abstractNumId w:val="1"/>
-  </w:num>
-  <w:num w:numId="17" w16cid:durableId="1592203700">
-    <w:abstractNumId w:val="16"/>
-  </w:num>
-  <w:num w:numId="18" w16cid:durableId="1479767517">
-    <w:abstractNumId w:val="25"/>
-  </w:num>
-  <w:num w:numId="19" w16cid:durableId="501434232">
-    <w:abstractNumId w:val="7"/>
-  </w:num>
-  <w:num w:numId="20" w16cid:durableId="525292441">
-    <w:abstractNumId w:val="31"/>
-  </w:num>
-  <w:num w:numId="21" w16cid:durableId="1746612432">
-    <w:abstractNumId w:val="15"/>
-  </w:num>
-  <w:num w:numId="22" w16cid:durableId="594166690">
-    <w:abstractNumId w:val="30"/>
-  </w:num>
-  <w:num w:numId="23" w16cid:durableId="811485658">
+  <w:num w:numId="44" w16cid:durableId="1115826060">
     <w:abstractNumId w:val="32"/>
   </w:num>
-  <w:num w:numId="24" w16cid:durableId="1959600463">
-    <w:abstractNumId w:val="0"/>
+  <w:num w:numId="45" w16cid:durableId="1671326779">
+    <w:abstractNumId w:val="38"/>
   </w:num>
-  <w:num w:numId="25" w16cid:durableId="1313102518">
-    <w:abstractNumId w:val="26"/>
-  </w:num>
-  <w:num w:numId="26" w16cid:durableId="1379862287">
+  <w:num w:numId="46" w16cid:durableId="815072559">
     <w:abstractNumId w:val="10"/>
   </w:num>
-  <w:num w:numId="27" w16cid:durableId="788622438">
-    <w:abstractNumId w:val="29"/>
-  </w:num>
-  <w:num w:numId="28" w16cid:durableId="1300303736">
-    <w:abstractNumId w:val="34"/>
-  </w:num>
-  <w:num w:numId="29" w16cid:durableId="189035550">
-    <w:abstractNumId w:val="37"/>
-  </w:num>
-  <w:num w:numId="30" w16cid:durableId="198905666">
-    <w:abstractNumId w:val="36"/>
-  </w:num>
-  <w:num w:numId="31" w16cid:durableId="1071344403">
-    <w:abstractNumId w:val="22"/>
-  </w:num>
-  <w:num w:numId="32" w16cid:durableId="1395083893">
-    <w:abstractNumId w:val="35"/>
-  </w:num>
-  <w:num w:numId="33" w16cid:durableId="852113786">
-    <w:abstractNumId w:val="6"/>
-  </w:num>
-  <w:num w:numId="34" w16cid:durableId="256596122">
-    <w:abstractNumId w:val="21"/>
-  </w:num>
-  <w:num w:numId="35" w16cid:durableId="256448901">
-    <w:abstractNumId w:val="17"/>
-  </w:num>
-  <w:num w:numId="36" w16cid:durableId="1083142365">
-    <w:abstractNumId w:val="2"/>
-  </w:num>
-  <w:num w:numId="37" w16cid:durableId="495464077">
-    <w:abstractNumId w:val="4"/>
-  </w:num>
-  <w:num w:numId="38" w16cid:durableId="1260218699">
-    <w:abstractNumId w:val="11"/>
+  <w:num w:numId="47" w16cid:durableId="221016628">
+    <w:abstractNumId w:val="5"/>
   </w:num>
 </w:numbering>
 </file>
@@ -5188,7 +7025,7 @@
     <w:lsdException w:name="Table Web 2" w:semiHidden="1" w:unhideWhenUsed="1"/>
     <w:lsdException w:name="Table Web 3" w:semiHidden="1" w:unhideWhenUsed="1"/>
     <w:lsdException w:name="Balloon Text" w:semiHidden="1" w:unhideWhenUsed="1"/>
-    <w:lsdException w:name="Table Grid" w:uiPriority="59"/>
+    <w:lsdException w:name="Table Grid" w:uiPriority="39"/>
     <w:lsdException w:name="Table Theme" w:semiHidden="1" w:unhideWhenUsed="1"/>
     <w:lsdException w:name="Placeholder Text" w:semiHidden="1"/>
     <w:lsdException w:name="No Spacing" w:uiPriority="1" w:qFormat="1"/>
@@ -5567,7 +7404,7 @@
   <w:style w:type="table" w:styleId="ab">
     <w:name w:val="Table Grid"/>
     <w:basedOn w:val="a1"/>
-    <w:uiPriority w:val="59"/>
+    <w:uiPriority w:val="39"/>
     <w:rsid w:val="00AA59B2"/>
     <w:tblPr>
       <w:tblBorders>
@@ -5646,110 +7483,16 @@
         <a:srgbClr val="954F72"/>
       </a:folHlink>
     </a:clrScheme>
-    <a:fontScheme name="Office">
+    <a:fontScheme name="ユーザー定義 1">
       <a:majorFont>
-        <a:latin typeface="游ゴシック Light" panose="020F0302020204030204"/>
-        <a:ea typeface=""/>
+        <a:latin typeface="ＭＳ Ｐゴシック"/>
+        <a:ea typeface="ＭＳ Ｐゴシック"/>
         <a:cs typeface=""/>
-        <a:font script="Jpan" typeface="游ゴシック Light"/>
-        <a:font script="Hang" typeface="맑은 고딕"/>
-        <a:font script="Hans" typeface="等线 Light"/>
-        <a:font script="Hant" typeface="新細明體"/>
-        <a:font script="Arab" typeface="Times New Roman"/>
-        <a:font script="Hebr" typeface="Times New Roman"/>
-        <a:font script="Thai" typeface="Angsana New"/>
-        <a:font script="Ethi" typeface="Nyala"/>
-        <a:font script="Beng" typeface="Vrinda"/>
-        <a:font script="Gujr" typeface="Shruti"/>
-        <a:font script="Khmr" typeface="MoolBoran"/>
-        <a:font script="Knda" typeface="Tunga"/>
-        <a:font script="Guru" typeface="Raavi"/>
-        <a:font script="Cans" typeface="Euphemia"/>
-        <a:font script="Cher" typeface="Plantagenet Cherokee"/>
-        <a:font script="Yiii" typeface="Microsoft Yi Baiti"/>
-        <a:font script="Tibt" typeface="Microsoft Himalaya"/>
-        <a:font script="Thaa" typeface="MV Boli"/>
-        <a:font script="Deva" typeface="Mangal"/>
-        <a:font script="Telu" typeface="Gautami"/>
-        <a:font script="Taml" typeface="Latha"/>
-        <a:font script="Syrc" typeface="Estrangelo Edessa"/>
-        <a:font script="Orya" typeface="Kalinga"/>
-        <a:font script="Mlym" typeface="Kartika"/>
-        <a:font script="Laoo" typeface="DokChampa"/>
-        <a:font script="Sinh" typeface="Iskoola Pota"/>
-        <a:font script="Mong" typeface="Mongolian Baiti"/>
-        <a:font script="Viet" typeface="Times New Roman"/>
-        <a:font script="Uigh" typeface="Microsoft Uighur"/>
-        <a:font script="Geor" typeface="Sylfaen"/>
-        <a:font script="Armn" typeface="Arial"/>
-        <a:font script="Bugi" typeface="Leelawadee UI"/>
-        <a:font script="Bopo" typeface="Microsoft JhengHei"/>
-        <a:font script="Java" typeface="Javanese Text"/>
-        <a:font script="Lisu" typeface="Segoe UI"/>
-        <a:font script="Mymr" typeface="Myanmar Text"/>
-        <a:font script="Nkoo" typeface="Ebrima"/>
-        <a:font script="Olck" typeface="Nirmala UI"/>
-        <a:font script="Osma" typeface="Ebrima"/>
-        <a:font script="Phag" typeface="Phagspa"/>
-        <a:font script="Syrn" typeface="Estrangelo Edessa"/>
-        <a:font script="Syrj" typeface="Estrangelo Edessa"/>
-        <a:font script="Syre" typeface="Estrangelo Edessa"/>
-        <a:font script="Sora" typeface="Nirmala UI"/>
-        <a:font script="Tale" typeface="Microsoft Tai Le"/>
-        <a:font script="Talu" typeface="Microsoft New Tai Lue"/>
-        <a:font script="Tfng" typeface="Ebrima"/>
       </a:majorFont>
       <a:minorFont>
-        <a:latin typeface="游明朝" panose="020F0502020204030204"/>
-        <a:ea typeface=""/>
+        <a:latin typeface="ＭＳ Ｐ明朝"/>
+        <a:ea typeface="ＭＳ Ｐ明朝"/>
         <a:cs typeface=""/>
-        <a:font script="Jpan" typeface="游明朝"/>
-        <a:font script="Hang" typeface="맑은 고딕"/>
-        <a:font script="Hans" typeface="等线"/>
-        <a:font script="Hant" typeface="新細明體"/>
-        <a:font script="Arab" typeface="Arial"/>
-        <a:font script="Hebr" typeface="Arial"/>
-        <a:font script="Thai" typeface="Cordia New"/>
-        <a:font script="Ethi" typeface="Nyala"/>
-        <a:font script="Beng" typeface="Vrinda"/>
-        <a:font script="Gujr" typeface="Shruti"/>
-        <a:font script="Khmr" typeface="DaunPenh"/>
-        <a:font script="Knda" typeface="Tunga"/>
-        <a:font script="Guru" typeface="Raavi"/>
-        <a:font script="Cans" typeface="Euphemia"/>
-        <a:font script="Cher" typeface="Plantagenet Cherokee"/>
-        <a:font script="Yiii" typeface="Microsoft Yi Baiti"/>
-        <a:font script="Tibt" typeface="Microsoft Himalaya"/>
-        <a:font script="Thaa" typeface="MV Boli"/>
-        <a:font script="Deva" typeface="Mangal"/>
-        <a:font script="Telu" typeface="Gautami"/>
-        <a:font script="Taml" typeface="Latha"/>
-        <a:font script="Syrc" typeface="Estrangelo Edessa"/>
-        <a:font script="Orya" typeface="Kalinga"/>
-        <a:font script="Mlym" typeface="Kartika"/>
-        <a:font script="Laoo" typeface="DokChampa"/>
-        <a:font script="Sinh" typeface="Iskoola Pota"/>
-        <a:font script="Mong" typeface="Mongolian Baiti"/>
-        <a:font script="Viet" typeface="Arial"/>
-        <a:font script="Uigh" typeface="Microsoft Uighur"/>
-        <a:font script="Geor" typeface="Sylfaen"/>
-        <a:font script="Armn" typeface="Arial"/>
-        <a:font script="Bugi" typeface="Leelawadee UI"/>
-        <a:font script="Bopo" typeface="Microsoft JhengHei"/>
-        <a:font script="Java" typeface="Javanese Text"/>
-        <a:font script="Lisu" typeface="Segoe UI"/>
-        <a:font script="Mymr" typeface="Myanmar Text"/>
-        <a:font script="Nkoo" typeface="Ebrima"/>
-        <a:font script="Olck" typeface="Nirmala UI"/>
-        <a:font script="Osma" typeface="Ebrima"/>
-        <a:font script="Phag" typeface="Phagspa"/>
-        <a:font script="Syrn" typeface="Estrangelo Edessa"/>
-        <a:font script="Syrj" typeface="Estrangelo Edessa"/>
-        <a:font script="Syre" typeface="Estrangelo Edessa"/>
-        <a:font script="Sora" typeface="Nirmala UI"/>
-        <a:font script="Tale" typeface="Microsoft Tai Le"/>
-        <a:font script="Talu" typeface="Microsoft New Tai Lue"/>
-        <a:font script="Tfng" typeface="Ebrima"/>
       </a:minorFont>
     </a:fontScheme>
     <a:fmtScheme name="Office">
